--- a/python_oriented_interview/selenium/validate_broken_links.docx
+++ b/python_oriented_interview/selenium/validate_broken_links.docx
@@ -8,18 +8,32 @@
           <w:top w:val="single" w:sz="4" w:space="1" w:color="auto"/>
         </w:pBdr>
         <w:spacing w:after="0"/>
-      </w:pPr>
-      <w:r>
+        <w:rPr>
+          <w:sz w:val="22"/>
+          <w:szCs w:val="22"/>
+        </w:rPr>
+      </w:pPr>
+      <w:r>
+        <w:rPr>
+          <w:sz w:val="22"/>
+          <w:szCs w:val="22"/>
+        </w:rPr>
         <w:t xml:space="preserve">To validate </w:t>
       </w:r>
       <w:r>
         <w:rPr>
           <w:b/>
           <w:bCs/>
+          <w:sz w:val="22"/>
+          <w:szCs w:val="22"/>
         </w:rPr>
         <w:t>broken links in Selenium</w:t>
       </w:r>
       <w:r>
+        <w:rPr>
+          <w:sz w:val="22"/>
+          <w:szCs w:val="22"/>
+        </w:rPr>
         <w:t>, the standard senior-level approach is:</w:t>
       </w:r>
     </w:p>
@@ -33,8 +47,16 @@
           <w:top w:val="single" w:sz="4" w:space="1" w:color="auto"/>
         </w:pBdr>
         <w:spacing w:after="0"/>
-      </w:pPr>
-      <w:r>
+        <w:rPr>
+          <w:sz w:val="22"/>
+          <w:szCs w:val="22"/>
+        </w:rPr>
+      </w:pPr>
+      <w:r>
+        <w:rPr>
+          <w:sz w:val="22"/>
+          <w:szCs w:val="22"/>
+        </w:rPr>
         <w:t>Use Selenium to collect all links from the page</w:t>
       </w:r>
     </w:p>
@@ -48,16 +70,32 @@
           <w:top w:val="single" w:sz="4" w:space="1" w:color="auto"/>
         </w:pBdr>
         <w:spacing w:after="0"/>
-      </w:pPr>
-      <w:r>
+        <w:rPr>
+          <w:sz w:val="22"/>
+          <w:szCs w:val="22"/>
+        </w:rPr>
+      </w:pPr>
+      <w:r>
+        <w:rPr>
+          <w:sz w:val="22"/>
+          <w:szCs w:val="22"/>
+        </w:rPr>
         <w:t xml:space="preserve">Extract each URL from the </w:t>
       </w:r>
       <w:proofErr w:type="spellStart"/>
       <w:r>
+        <w:rPr>
+          <w:sz w:val="22"/>
+          <w:szCs w:val="22"/>
+        </w:rPr>
         <w:t>href</w:t>
       </w:r>
       <w:proofErr w:type="spellEnd"/>
       <w:r>
+        <w:rPr>
+          <w:sz w:val="22"/>
+          <w:szCs w:val="22"/>
+        </w:rPr>
         <w:t xml:space="preserve"> attribute</w:t>
       </w:r>
     </w:p>
@@ -71,8 +109,16 @@
           <w:top w:val="single" w:sz="4" w:space="1" w:color="auto"/>
         </w:pBdr>
         <w:spacing w:after="0"/>
-      </w:pPr>
-      <w:r>
+        <w:rPr>
+          <w:sz w:val="22"/>
+          <w:szCs w:val="22"/>
+        </w:rPr>
+      </w:pPr>
+      <w:r>
+        <w:rPr>
+          <w:sz w:val="22"/>
+          <w:szCs w:val="22"/>
+        </w:rPr>
         <w:t>Send an HTTP request to each URL</w:t>
       </w:r>
     </w:p>
@@ -86,8 +132,16 @@
           <w:top w:val="single" w:sz="4" w:space="1" w:color="auto"/>
         </w:pBdr>
         <w:spacing w:after="0"/>
-      </w:pPr>
-      <w:r>
+        <w:rPr>
+          <w:sz w:val="22"/>
+          <w:szCs w:val="22"/>
+        </w:rPr>
+      </w:pPr>
+      <w:r>
+        <w:rPr>
+          <w:sz w:val="22"/>
+          <w:szCs w:val="22"/>
+        </w:rPr>
         <w:t>Check the response status code</w:t>
       </w:r>
     </w:p>
@@ -101,8 +155,16 @@
           <w:top w:val="single" w:sz="4" w:space="1" w:color="auto"/>
         </w:pBdr>
         <w:spacing w:after="0"/>
-      </w:pPr>
-      <w:r>
+        <w:rPr>
+          <w:sz w:val="22"/>
+          <w:szCs w:val="22"/>
+        </w:rPr>
+      </w:pPr>
+      <w:r>
+        <w:rPr>
+          <w:sz w:val="22"/>
+          <w:szCs w:val="22"/>
+        </w:rPr>
         <w:t>Identify broken links (usually 404, 500, etc.)</w:t>
       </w:r>
     </w:p>
@@ -112,8 +174,16 @@
           <w:top w:val="single" w:sz="4" w:space="1" w:color="auto"/>
         </w:pBdr>
         <w:spacing w:after="0"/>
-      </w:pPr>
-      <w:r>
+        <w:rPr>
+          <w:sz w:val="22"/>
+          <w:szCs w:val="22"/>
+        </w:rPr>
+      </w:pPr>
+      <w:r>
+        <w:rPr>
+          <w:sz w:val="22"/>
+          <w:szCs w:val="22"/>
+        </w:rPr>
         <w:t>Selenium itself cannot verify HTTP response codes, so in Python we combine Selenium with:</w:t>
       </w:r>
     </w:p>
@@ -123,8 +193,16 @@
           <w:top w:val="single" w:sz="4" w:space="1" w:color="auto"/>
         </w:pBdr>
         <w:spacing w:after="0"/>
-      </w:pPr>
-      <w:r>
+        <w:rPr>
+          <w:sz w:val="22"/>
+          <w:szCs w:val="22"/>
+        </w:rPr>
+      </w:pPr>
+      <w:r>
+        <w:rPr>
+          <w:sz w:val="22"/>
+          <w:szCs w:val="22"/>
+        </w:rPr>
         <w:t>requests</w:t>
       </w:r>
     </w:p>
@@ -134,10 +212,18 @@
           <w:top w:val="single" w:sz="4" w:space="1" w:color="auto"/>
         </w:pBdr>
         <w:spacing w:after="0"/>
-      </w:pPr>
-      <w:r>
+        <w:rPr>
+          <w:sz w:val="22"/>
+          <w:szCs w:val="22"/>
+        </w:rPr>
+      </w:pPr>
+      <w:r>
+        <w:rPr>
+          <w:sz w:val="22"/>
+          <w:szCs w:val="22"/>
+        </w:rPr>
         <w:pict w14:anchorId="13500C03">
-          <v:rect id="_x0000_i1235" style="width:0;height:1.5pt" o:hralign="center" o:hrstd="t" o:hr="t" fillcolor="#a0a0a0" stroked="f"/>
+          <v:rect id="_x0000_i1025" style="width:0;height:1.5pt" o:hralign="center" o:hrstd="t" o:hr="t" fillcolor="#a0a0a0" stroked="f"/>
         </w:pict>
       </w:r>
     </w:p>
@@ -150,6 +236,8 @@
         <w:rPr>
           <w:b/>
           <w:bCs/>
+          <w:sz w:val="22"/>
+          <w:szCs w:val="22"/>
         </w:rPr>
       </w:pPr>
       <w:r>
@@ -157,6 +245,8 @@
           <w:rFonts w:ascii="Segoe UI Emoji" w:hAnsi="Segoe UI Emoji" w:cs="Segoe UI Emoji"/>
           <w:b/>
           <w:bCs/>
+          <w:sz w:val="22"/>
+          <w:szCs w:val="22"/>
         </w:rPr>
         <w:t>✅</w:t>
       </w:r>
@@ -164,6 +254,8 @@
         <w:rPr>
           <w:b/>
           <w:bCs/>
+          <w:sz w:val="22"/>
+          <w:szCs w:val="22"/>
         </w:rPr>
         <w:t xml:space="preserve"> What is a broken link?</w:t>
       </w:r>
@@ -174,8 +266,16 @@
           <w:top w:val="single" w:sz="4" w:space="1" w:color="auto"/>
         </w:pBdr>
         <w:spacing w:after="0"/>
-      </w:pPr>
-      <w:r>
+        <w:rPr>
+          <w:sz w:val="22"/>
+          <w:szCs w:val="22"/>
+        </w:rPr>
+      </w:pPr>
+      <w:r>
+        <w:rPr>
+          <w:sz w:val="22"/>
+          <w:szCs w:val="22"/>
+        </w:rPr>
         <w:t>A broken link usually returns:</w:t>
       </w:r>
     </w:p>
@@ -192,8 +292,8 @@
         <w:tblLook w:val="04A0" w:firstRow="1" w:lastRow="0" w:firstColumn="1" w:lastColumn="0" w:noHBand="0" w:noVBand="1"/>
       </w:tblPr>
       <w:tblGrid>
-        <w:gridCol w:w="1414"/>
-        <w:gridCol w:w="1390"/>
+        <w:gridCol w:w="1302"/>
+        <w:gridCol w:w="1280"/>
       </w:tblGrid>
       <w:tr>
         <w:trPr>
@@ -215,12 +315,16 @@
               <w:rPr>
                 <w:b/>
                 <w:bCs/>
+                <w:sz w:val="22"/>
+                <w:szCs w:val="22"/>
               </w:rPr>
             </w:pPr>
             <w:r>
               <w:rPr>
                 <w:b/>
                 <w:bCs/>
+                <w:sz w:val="22"/>
+                <w:szCs w:val="22"/>
               </w:rPr>
               <w:t>Status Code</w:t>
             </w:r>
@@ -241,12 +345,16 @@
               <w:rPr>
                 <w:b/>
                 <w:bCs/>
+                <w:sz w:val="22"/>
+                <w:szCs w:val="22"/>
               </w:rPr>
             </w:pPr>
             <w:r>
               <w:rPr>
                 <w:b/>
                 <w:bCs/>
+                <w:sz w:val="22"/>
+                <w:szCs w:val="22"/>
               </w:rPr>
               <w:t>Meaning</w:t>
             </w:r>
@@ -269,8 +377,16 @@
                 <w:top w:val="single" w:sz="4" w:space="1" w:color="auto"/>
               </w:pBdr>
               <w:spacing w:after="0"/>
+              <w:rPr>
+                <w:sz w:val="22"/>
+                <w:szCs w:val="22"/>
+              </w:rPr>
             </w:pPr>
             <w:r>
+              <w:rPr>
+                <w:sz w:val="22"/>
+                <w:szCs w:val="22"/>
+              </w:rPr>
               <w:t>404</w:t>
             </w:r>
           </w:p>
@@ -287,8 +403,16 @@
                 <w:top w:val="single" w:sz="4" w:space="1" w:color="auto"/>
               </w:pBdr>
               <w:spacing w:after="0"/>
+              <w:rPr>
+                <w:sz w:val="22"/>
+                <w:szCs w:val="22"/>
+              </w:rPr>
             </w:pPr>
             <w:r>
+              <w:rPr>
+                <w:sz w:val="22"/>
+                <w:szCs w:val="22"/>
+              </w:rPr>
               <w:t>Not Found</w:t>
             </w:r>
           </w:p>
@@ -310,8 +434,16 @@
                 <w:top w:val="single" w:sz="4" w:space="1" w:color="auto"/>
               </w:pBdr>
               <w:spacing w:after="0"/>
+              <w:rPr>
+                <w:sz w:val="22"/>
+                <w:szCs w:val="22"/>
+              </w:rPr>
             </w:pPr>
             <w:r>
+              <w:rPr>
+                <w:sz w:val="22"/>
+                <w:szCs w:val="22"/>
+              </w:rPr>
               <w:t>500</w:t>
             </w:r>
           </w:p>
@@ -328,8 +460,16 @@
                 <w:top w:val="single" w:sz="4" w:space="1" w:color="auto"/>
               </w:pBdr>
               <w:spacing w:after="0"/>
+              <w:rPr>
+                <w:sz w:val="22"/>
+                <w:szCs w:val="22"/>
+              </w:rPr>
             </w:pPr>
             <w:r>
+              <w:rPr>
+                <w:sz w:val="22"/>
+                <w:szCs w:val="22"/>
+              </w:rPr>
               <w:t>Server Error</w:t>
             </w:r>
           </w:p>
@@ -351,8 +491,16 @@
                 <w:top w:val="single" w:sz="4" w:space="1" w:color="auto"/>
               </w:pBdr>
               <w:spacing w:after="0"/>
+              <w:rPr>
+                <w:sz w:val="22"/>
+                <w:szCs w:val="22"/>
+              </w:rPr>
             </w:pPr>
             <w:r>
+              <w:rPr>
+                <w:sz w:val="22"/>
+                <w:szCs w:val="22"/>
+              </w:rPr>
               <w:t>403</w:t>
             </w:r>
           </w:p>
@@ -369,8 +517,16 @@
                 <w:top w:val="single" w:sz="4" w:space="1" w:color="auto"/>
               </w:pBdr>
               <w:spacing w:after="0"/>
+              <w:rPr>
+                <w:sz w:val="22"/>
+                <w:szCs w:val="22"/>
+              </w:rPr>
             </w:pPr>
             <w:r>
+              <w:rPr>
+                <w:sz w:val="22"/>
+                <w:szCs w:val="22"/>
+              </w:rPr>
               <w:t>Forbidden</w:t>
             </w:r>
           </w:p>
@@ -392,8 +548,16 @@
                 <w:top w:val="single" w:sz="4" w:space="1" w:color="auto"/>
               </w:pBdr>
               <w:spacing w:after="0"/>
+              <w:rPr>
+                <w:sz w:val="22"/>
+                <w:szCs w:val="22"/>
+              </w:rPr>
             </w:pPr>
             <w:r>
+              <w:rPr>
+                <w:sz w:val="22"/>
+                <w:szCs w:val="22"/>
+              </w:rPr>
               <w:t>400</w:t>
             </w:r>
           </w:p>
@@ -410,8 +574,16 @@
                 <w:top w:val="single" w:sz="4" w:space="1" w:color="auto"/>
               </w:pBdr>
               <w:spacing w:after="0"/>
+              <w:rPr>
+                <w:sz w:val="22"/>
+                <w:szCs w:val="22"/>
+              </w:rPr>
             </w:pPr>
             <w:r>
+              <w:rPr>
+                <w:sz w:val="22"/>
+                <w:szCs w:val="22"/>
+              </w:rPr>
               <w:t>Bad Request</w:t>
             </w:r>
           </w:p>
@@ -424,8 +596,16 @@
           <w:top w:val="single" w:sz="4" w:space="1" w:color="auto"/>
         </w:pBdr>
         <w:spacing w:after="0"/>
-      </w:pPr>
-      <w:r>
+        <w:rPr>
+          <w:sz w:val="22"/>
+          <w:szCs w:val="22"/>
+        </w:rPr>
+      </w:pPr>
+      <w:r>
+        <w:rPr>
+          <w:sz w:val="22"/>
+          <w:szCs w:val="22"/>
+        </w:rPr>
         <w:t>Healthy links usually return:</w:t>
       </w:r>
     </w:p>
@@ -435,8 +615,16 @@
           <w:top w:val="single" w:sz="4" w:space="1" w:color="auto"/>
         </w:pBdr>
         <w:spacing w:after="0"/>
-      </w:pPr>
-      <w:r>
+        <w:rPr>
+          <w:sz w:val="22"/>
+          <w:szCs w:val="22"/>
+        </w:rPr>
+      </w:pPr>
+      <w:r>
+        <w:rPr>
+          <w:sz w:val="22"/>
+          <w:szCs w:val="22"/>
+        </w:rPr>
         <w:t>200</w:t>
       </w:r>
     </w:p>
@@ -446,10 +634,18 @@
           <w:top w:val="single" w:sz="4" w:space="1" w:color="auto"/>
         </w:pBdr>
         <w:spacing w:after="0"/>
-      </w:pPr>
-      <w:r>
+        <w:rPr>
+          <w:sz w:val="22"/>
+          <w:szCs w:val="22"/>
+        </w:rPr>
+      </w:pPr>
+      <w:r>
+        <w:rPr>
+          <w:sz w:val="22"/>
+          <w:szCs w:val="22"/>
+        </w:rPr>
         <w:pict w14:anchorId="00E996A7">
-          <v:rect id="_x0000_i1236" style="width:0;height:1.5pt" o:hralign="center" o:hrstd="t" o:hr="t" fillcolor="#a0a0a0" stroked="f"/>
+          <v:rect id="_x0000_i1026" style="width:0;height:1.5pt" o:hralign="center" o:hrstd="t" o:hr="t" fillcolor="#a0a0a0" stroked="f"/>
         </w:pict>
       </w:r>
     </w:p>
@@ -462,6 +658,8 @@
         <w:rPr>
           <w:b/>
           <w:bCs/>
+          <w:sz w:val="22"/>
+          <w:szCs w:val="22"/>
         </w:rPr>
       </w:pPr>
       <w:r>
@@ -469,6 +667,8 @@
           <w:rFonts w:ascii="Segoe UI Emoji" w:hAnsi="Segoe UI Emoji" w:cs="Segoe UI Emoji"/>
           <w:b/>
           <w:bCs/>
+          <w:sz w:val="22"/>
+          <w:szCs w:val="22"/>
         </w:rPr>
         <w:t>✅</w:t>
       </w:r>
@@ -476,6 +676,8 @@
         <w:rPr>
           <w:b/>
           <w:bCs/>
+          <w:sz w:val="22"/>
+          <w:szCs w:val="22"/>
         </w:rPr>
         <w:t xml:space="preserve"> Complete Script to Validate Broken Links</w:t>
       </w:r>
@@ -486,12 +688,24 @@
           <w:top w:val="single" w:sz="4" w:space="1" w:color="auto"/>
         </w:pBdr>
         <w:spacing w:after="0"/>
-      </w:pPr>
-      <w:r>
+        <w:rPr>
+          <w:sz w:val="22"/>
+          <w:szCs w:val="22"/>
+        </w:rPr>
+      </w:pPr>
+      <w:r>
+        <w:rPr>
+          <w:sz w:val="22"/>
+          <w:szCs w:val="22"/>
+        </w:rPr>
         <w:t xml:space="preserve">from selenium import </w:t>
       </w:r>
       <w:proofErr w:type="spellStart"/>
       <w:r>
+        <w:rPr>
+          <w:sz w:val="22"/>
+          <w:szCs w:val="22"/>
+        </w:rPr>
         <w:t>webdriver</w:t>
       </w:r>
       <w:proofErr w:type="spellEnd"/>
@@ -502,8 +716,16 @@
           <w:top w:val="single" w:sz="4" w:space="1" w:color="auto"/>
         </w:pBdr>
         <w:spacing w:after="0"/>
-      </w:pPr>
-      <w:r>
+        <w:rPr>
+          <w:sz w:val="22"/>
+          <w:szCs w:val="22"/>
+        </w:rPr>
+      </w:pPr>
+      <w:r>
+        <w:rPr>
+          <w:sz w:val="22"/>
+          <w:szCs w:val="22"/>
+        </w:rPr>
         <w:t>from selenium.webdriver.common.by import By</w:t>
       </w:r>
     </w:p>
@@ -513,8 +735,16 @@
           <w:top w:val="single" w:sz="4" w:space="1" w:color="auto"/>
         </w:pBdr>
         <w:spacing w:after="0"/>
-      </w:pPr>
-      <w:r>
+        <w:rPr>
+          <w:sz w:val="22"/>
+          <w:szCs w:val="22"/>
+        </w:rPr>
+      </w:pPr>
+      <w:r>
+        <w:rPr>
+          <w:sz w:val="22"/>
+          <w:szCs w:val="22"/>
+        </w:rPr>
         <w:t>import requests</w:t>
       </w:r>
     </w:p>
@@ -524,26 +754,46 @@
           <w:top w:val="single" w:sz="4" w:space="1" w:color="auto"/>
         </w:pBdr>
         <w:spacing w:after="0"/>
-      </w:pPr>
-    </w:p>
-    <w:p>
-      <w:pPr>
-        <w:pBdr>
-          <w:top w:val="single" w:sz="4" w:space="1" w:color="auto"/>
-        </w:pBdr>
-        <w:spacing w:after="0"/>
-      </w:pPr>
-      <w:r>
+        <w:rPr>
+          <w:sz w:val="22"/>
+          <w:szCs w:val="22"/>
+        </w:rPr>
+      </w:pPr>
+    </w:p>
+    <w:p>
+      <w:pPr>
+        <w:pBdr>
+          <w:top w:val="single" w:sz="4" w:space="1" w:color="auto"/>
+        </w:pBdr>
+        <w:spacing w:after="0"/>
+        <w:rPr>
+          <w:sz w:val="22"/>
+          <w:szCs w:val="22"/>
+        </w:rPr>
+      </w:pPr>
+      <w:r>
+        <w:rPr>
+          <w:sz w:val="22"/>
+          <w:szCs w:val="22"/>
+        </w:rPr>
         <w:t xml:space="preserve">driver = </w:t>
       </w:r>
       <w:proofErr w:type="spellStart"/>
       <w:proofErr w:type="gramStart"/>
       <w:r>
+        <w:rPr>
+          <w:sz w:val="22"/>
+          <w:szCs w:val="22"/>
+        </w:rPr>
         <w:t>webdriver.Chrome</w:t>
       </w:r>
       <w:proofErr w:type="spellEnd"/>
       <w:proofErr w:type="gramEnd"/>
       <w:r>
+        <w:rPr>
+          <w:sz w:val="22"/>
+          <w:szCs w:val="22"/>
+        </w:rPr>
         <w:t>()</w:t>
       </w:r>
     </w:p>
@@ -553,13 +803,25 @@
           <w:top w:val="single" w:sz="4" w:space="1" w:color="auto"/>
         </w:pBdr>
         <w:spacing w:after="0"/>
-      </w:pPr>
-      <w:proofErr w:type="spellStart"/>
-      <w:r>
+        <w:rPr>
+          <w:sz w:val="22"/>
+          <w:szCs w:val="22"/>
+        </w:rPr>
+      </w:pPr>
+      <w:proofErr w:type="spellStart"/>
+      <w:r>
+        <w:rPr>
+          <w:sz w:val="22"/>
+          <w:szCs w:val="22"/>
+        </w:rPr>
         <w:t>driver.get</w:t>
       </w:r>
       <w:proofErr w:type="spellEnd"/>
       <w:r>
+        <w:rPr>
+          <w:sz w:val="22"/>
+          <w:szCs w:val="22"/>
+        </w:rPr>
         <w:t>("https://example.com")</w:t>
       </w:r>
     </w:p>
@@ -569,42 +831,78 @@
           <w:top w:val="single" w:sz="4" w:space="1" w:color="auto"/>
         </w:pBdr>
         <w:spacing w:after="0"/>
-      </w:pPr>
-    </w:p>
-    <w:p>
-      <w:pPr>
-        <w:pBdr>
-          <w:top w:val="single" w:sz="4" w:space="1" w:color="auto"/>
-        </w:pBdr>
-        <w:spacing w:after="0"/>
-      </w:pPr>
-      <w:r>
+        <w:rPr>
+          <w:sz w:val="22"/>
+          <w:szCs w:val="22"/>
+        </w:rPr>
+      </w:pPr>
+    </w:p>
+    <w:p>
+      <w:pPr>
+        <w:pBdr>
+          <w:top w:val="single" w:sz="4" w:space="1" w:color="auto"/>
+        </w:pBdr>
+        <w:spacing w:after="0"/>
+        <w:rPr>
+          <w:sz w:val="22"/>
+          <w:szCs w:val="22"/>
+        </w:rPr>
+      </w:pPr>
+      <w:r>
+        <w:rPr>
+          <w:sz w:val="22"/>
+          <w:szCs w:val="22"/>
+        </w:rPr>
         <w:t xml:space="preserve">links = </w:t>
       </w:r>
       <w:proofErr w:type="spellStart"/>
       <w:proofErr w:type="gramStart"/>
       <w:r>
+        <w:rPr>
+          <w:sz w:val="22"/>
+          <w:szCs w:val="22"/>
+        </w:rPr>
         <w:t>driver.find</w:t>
       </w:r>
       <w:proofErr w:type="gramEnd"/>
       <w:r>
+        <w:rPr>
+          <w:sz w:val="22"/>
+          <w:szCs w:val="22"/>
+        </w:rPr>
         <w:t>_</w:t>
       </w:r>
       <w:proofErr w:type="gramStart"/>
       <w:r>
+        <w:rPr>
+          <w:sz w:val="22"/>
+          <w:szCs w:val="22"/>
+        </w:rPr>
         <w:t>elements</w:t>
       </w:r>
       <w:proofErr w:type="spellEnd"/>
       <w:r>
+        <w:rPr>
+          <w:sz w:val="22"/>
+          <w:szCs w:val="22"/>
+        </w:rPr>
         <w:t>(</w:t>
       </w:r>
       <w:proofErr w:type="spellStart"/>
       <w:proofErr w:type="gramEnd"/>
       <w:r>
+        <w:rPr>
+          <w:sz w:val="22"/>
+          <w:szCs w:val="22"/>
+        </w:rPr>
         <w:t>By.TAG_NAME</w:t>
       </w:r>
       <w:proofErr w:type="spellEnd"/>
       <w:r>
+        <w:rPr>
+          <w:sz w:val="22"/>
+          <w:szCs w:val="22"/>
+        </w:rPr>
         <w:t>, "a")</w:t>
       </w:r>
     </w:p>
@@ -614,16 +912,28 @@
           <w:top w:val="single" w:sz="4" w:space="1" w:color="auto"/>
         </w:pBdr>
         <w:spacing w:after="0"/>
-      </w:pPr>
-    </w:p>
-    <w:p>
-      <w:pPr>
-        <w:pBdr>
-          <w:top w:val="single" w:sz="4" w:space="1" w:color="auto"/>
-        </w:pBdr>
-        <w:spacing w:after="0"/>
-      </w:pPr>
-      <w:r>
+        <w:rPr>
+          <w:sz w:val="22"/>
+          <w:szCs w:val="22"/>
+        </w:rPr>
+      </w:pPr>
+    </w:p>
+    <w:p>
+      <w:pPr>
+        <w:pBdr>
+          <w:top w:val="single" w:sz="4" w:space="1" w:color="auto"/>
+        </w:pBdr>
+        <w:spacing w:after="0"/>
+        <w:rPr>
+          <w:sz w:val="22"/>
+          <w:szCs w:val="22"/>
+        </w:rPr>
+      </w:pPr>
+      <w:r>
+        <w:rPr>
+          <w:sz w:val="22"/>
+          <w:szCs w:val="22"/>
+        </w:rPr>
         <w:t>for link in links:</w:t>
       </w:r>
     </w:p>
@@ -633,32 +943,64 @@
           <w:top w:val="single" w:sz="4" w:space="1" w:color="auto"/>
         </w:pBdr>
         <w:spacing w:after="0"/>
-      </w:pPr>
-      <w:r>
+        <w:rPr>
+          <w:sz w:val="22"/>
+          <w:szCs w:val="22"/>
+        </w:rPr>
+      </w:pPr>
+      <w:r>
+        <w:rPr>
+          <w:sz w:val="22"/>
+          <w:szCs w:val="22"/>
+        </w:rPr>
         <w:t xml:space="preserve">    </w:t>
       </w:r>
       <w:proofErr w:type="spellStart"/>
       <w:r>
+        <w:rPr>
+          <w:sz w:val="22"/>
+          <w:szCs w:val="22"/>
+        </w:rPr>
         <w:t>url</w:t>
       </w:r>
       <w:proofErr w:type="spellEnd"/>
       <w:r>
+        <w:rPr>
+          <w:sz w:val="22"/>
+          <w:szCs w:val="22"/>
+        </w:rPr>
         <w:t xml:space="preserve"> = </w:t>
       </w:r>
       <w:proofErr w:type="spellStart"/>
       <w:r>
+        <w:rPr>
+          <w:sz w:val="22"/>
+          <w:szCs w:val="22"/>
+        </w:rPr>
         <w:t>link.get_attribute</w:t>
       </w:r>
       <w:proofErr w:type="spellEnd"/>
       <w:r>
+        <w:rPr>
+          <w:sz w:val="22"/>
+          <w:szCs w:val="22"/>
+        </w:rPr>
         <w:t>("</w:t>
       </w:r>
       <w:proofErr w:type="spellStart"/>
       <w:r>
+        <w:rPr>
+          <w:sz w:val="22"/>
+          <w:szCs w:val="22"/>
+        </w:rPr>
         <w:t>href</w:t>
       </w:r>
       <w:proofErr w:type="spellEnd"/>
       <w:r>
+        <w:rPr>
+          <w:sz w:val="22"/>
+          <w:szCs w:val="22"/>
+        </w:rPr>
         <w:t>")</w:t>
       </w:r>
     </w:p>
@@ -668,16 +1010,28 @@
           <w:top w:val="single" w:sz="4" w:space="1" w:color="auto"/>
         </w:pBdr>
         <w:spacing w:after="0"/>
-      </w:pPr>
-    </w:p>
-    <w:p>
-      <w:pPr>
-        <w:pBdr>
-          <w:top w:val="single" w:sz="4" w:space="1" w:color="auto"/>
-        </w:pBdr>
-        <w:spacing w:after="0"/>
-      </w:pPr>
-      <w:r>
+        <w:rPr>
+          <w:sz w:val="22"/>
+          <w:szCs w:val="22"/>
+        </w:rPr>
+      </w:pPr>
+    </w:p>
+    <w:p>
+      <w:pPr>
+        <w:pBdr>
+          <w:top w:val="single" w:sz="4" w:space="1" w:color="auto"/>
+        </w:pBdr>
+        <w:spacing w:after="0"/>
+        <w:rPr>
+          <w:sz w:val="22"/>
+          <w:szCs w:val="22"/>
+        </w:rPr>
+      </w:pPr>
+      <w:r>
+        <w:rPr>
+          <w:sz w:val="22"/>
+          <w:szCs w:val="22"/>
+        </w:rPr>
         <w:t xml:space="preserve">    if url:</w:t>
       </w:r>
     </w:p>
@@ -687,24 +1041,48 @@
           <w:top w:val="single" w:sz="4" w:space="1" w:color="auto"/>
         </w:pBdr>
         <w:spacing w:after="0"/>
-      </w:pPr>
-      <w:r>
+        <w:rPr>
+          <w:sz w:val="22"/>
+          <w:szCs w:val="22"/>
+        </w:rPr>
+      </w:pPr>
+      <w:r>
+        <w:rPr>
+          <w:sz w:val="22"/>
+          <w:szCs w:val="22"/>
+        </w:rPr>
         <w:t xml:space="preserve">        response = </w:t>
       </w:r>
       <w:proofErr w:type="spellStart"/>
       <w:r>
+        <w:rPr>
+          <w:sz w:val="22"/>
+          <w:szCs w:val="22"/>
+        </w:rPr>
         <w:t>requests.get</w:t>
       </w:r>
       <w:proofErr w:type="spellEnd"/>
       <w:r>
+        <w:rPr>
+          <w:sz w:val="22"/>
+          <w:szCs w:val="22"/>
+        </w:rPr>
         <w:t>(</w:t>
       </w:r>
       <w:proofErr w:type="spellStart"/>
       <w:r>
+        <w:rPr>
+          <w:sz w:val="22"/>
+          <w:szCs w:val="22"/>
+        </w:rPr>
         <w:t>url</w:t>
       </w:r>
       <w:proofErr w:type="spellEnd"/>
       <w:r>
+        <w:rPr>
+          <w:sz w:val="22"/>
+          <w:szCs w:val="22"/>
+        </w:rPr>
         <w:t>)</w:t>
       </w:r>
     </w:p>
@@ -714,29 +1092,53 @@
           <w:top w:val="single" w:sz="4" w:space="1" w:color="auto"/>
         </w:pBdr>
         <w:spacing w:after="0"/>
-      </w:pPr>
-    </w:p>
-    <w:p>
-      <w:pPr>
-        <w:pBdr>
-          <w:top w:val="single" w:sz="4" w:space="1" w:color="auto"/>
-        </w:pBdr>
-        <w:spacing w:after="0"/>
-      </w:pPr>
-      <w:r>
+        <w:rPr>
+          <w:sz w:val="22"/>
+          <w:szCs w:val="22"/>
+        </w:rPr>
+      </w:pPr>
+    </w:p>
+    <w:p>
+      <w:pPr>
+        <w:pBdr>
+          <w:top w:val="single" w:sz="4" w:space="1" w:color="auto"/>
+        </w:pBdr>
+        <w:spacing w:after="0"/>
+        <w:rPr>
+          <w:sz w:val="22"/>
+          <w:szCs w:val="22"/>
+        </w:rPr>
+      </w:pPr>
+      <w:r>
+        <w:rPr>
+          <w:sz w:val="22"/>
+          <w:szCs w:val="22"/>
+        </w:rPr>
         <w:t xml:space="preserve">        if </w:t>
       </w:r>
       <w:proofErr w:type="spellStart"/>
       <w:proofErr w:type="gramStart"/>
       <w:r>
+        <w:rPr>
+          <w:sz w:val="22"/>
+          <w:szCs w:val="22"/>
+        </w:rPr>
         <w:t>response.status</w:t>
       </w:r>
       <w:proofErr w:type="gramEnd"/>
       <w:r>
+        <w:rPr>
+          <w:sz w:val="22"/>
+          <w:szCs w:val="22"/>
+        </w:rPr>
         <w:t>_code</w:t>
       </w:r>
       <w:proofErr w:type="spellEnd"/>
       <w:r>
+        <w:rPr>
+          <w:sz w:val="22"/>
+          <w:szCs w:val="22"/>
+        </w:rPr>
         <w:t xml:space="preserve"> &gt;= 400:</w:t>
       </w:r>
     </w:p>
@@ -746,42 +1148,82 @@
           <w:top w:val="single" w:sz="4" w:space="1" w:color="auto"/>
         </w:pBdr>
         <w:spacing w:after="0"/>
-      </w:pPr>
-      <w:r>
+        <w:rPr>
+          <w:sz w:val="22"/>
+          <w:szCs w:val="22"/>
+        </w:rPr>
+      </w:pPr>
+      <w:r>
+        <w:rPr>
+          <w:sz w:val="22"/>
+          <w:szCs w:val="22"/>
+        </w:rPr>
         <w:t xml:space="preserve">            </w:t>
       </w:r>
       <w:proofErr w:type="gramStart"/>
       <w:r>
+        <w:rPr>
+          <w:sz w:val="22"/>
+          <w:szCs w:val="22"/>
+        </w:rPr>
         <w:t>print(</w:t>
       </w:r>
       <w:proofErr w:type="spellStart"/>
       <w:proofErr w:type="gramEnd"/>
       <w:r>
+        <w:rPr>
+          <w:sz w:val="22"/>
+          <w:szCs w:val="22"/>
+        </w:rPr>
         <w:t>f"Broken</w:t>
       </w:r>
       <w:proofErr w:type="spellEnd"/>
       <w:r>
+        <w:rPr>
+          <w:sz w:val="22"/>
+          <w:szCs w:val="22"/>
+        </w:rPr>
         <w:t xml:space="preserve"> link: {</w:t>
       </w:r>
       <w:proofErr w:type="spellStart"/>
       <w:r>
+        <w:rPr>
+          <w:sz w:val="22"/>
+          <w:szCs w:val="22"/>
+        </w:rPr>
         <w:t>url</w:t>
       </w:r>
       <w:proofErr w:type="spellEnd"/>
       <w:r>
+        <w:rPr>
+          <w:sz w:val="22"/>
+          <w:szCs w:val="22"/>
+        </w:rPr>
         <w:t>} | Status: {</w:t>
       </w:r>
       <w:proofErr w:type="spellStart"/>
       <w:proofErr w:type="gramStart"/>
       <w:r>
+        <w:rPr>
+          <w:sz w:val="22"/>
+          <w:szCs w:val="22"/>
+        </w:rPr>
         <w:t>response.status</w:t>
       </w:r>
       <w:proofErr w:type="gramEnd"/>
       <w:r>
+        <w:rPr>
+          <w:sz w:val="22"/>
+          <w:szCs w:val="22"/>
+        </w:rPr>
         <w:t>_code</w:t>
       </w:r>
       <w:proofErr w:type="spellEnd"/>
       <w:r>
+        <w:rPr>
+          <w:sz w:val="22"/>
+          <w:szCs w:val="22"/>
+        </w:rPr>
         <w:t>}")</w:t>
       </w:r>
     </w:p>
@@ -791,8 +1233,16 @@
           <w:top w:val="single" w:sz="4" w:space="1" w:color="auto"/>
         </w:pBdr>
         <w:spacing w:after="0"/>
-      </w:pPr>
-      <w:r>
+        <w:rPr>
+          <w:sz w:val="22"/>
+          <w:szCs w:val="22"/>
+        </w:rPr>
+      </w:pPr>
+      <w:r>
+        <w:rPr>
+          <w:sz w:val="22"/>
+          <w:szCs w:val="22"/>
+        </w:rPr>
         <w:t xml:space="preserve">        else:</w:t>
       </w:r>
     </w:p>
@@ -802,42 +1252,82 @@
           <w:top w:val="single" w:sz="4" w:space="1" w:color="auto"/>
         </w:pBdr>
         <w:spacing w:after="0"/>
-      </w:pPr>
-      <w:r>
+        <w:rPr>
+          <w:sz w:val="22"/>
+          <w:szCs w:val="22"/>
+        </w:rPr>
+      </w:pPr>
+      <w:r>
+        <w:rPr>
+          <w:sz w:val="22"/>
+          <w:szCs w:val="22"/>
+        </w:rPr>
         <w:t xml:space="preserve">            </w:t>
       </w:r>
       <w:proofErr w:type="gramStart"/>
       <w:r>
+        <w:rPr>
+          <w:sz w:val="22"/>
+          <w:szCs w:val="22"/>
+        </w:rPr>
         <w:t>print(</w:t>
       </w:r>
       <w:proofErr w:type="spellStart"/>
       <w:proofErr w:type="gramEnd"/>
       <w:r>
+        <w:rPr>
+          <w:sz w:val="22"/>
+          <w:szCs w:val="22"/>
+        </w:rPr>
         <w:t>f"Valid</w:t>
       </w:r>
       <w:proofErr w:type="spellEnd"/>
       <w:r>
+        <w:rPr>
+          <w:sz w:val="22"/>
+          <w:szCs w:val="22"/>
+        </w:rPr>
         <w:t xml:space="preserve"> link: {</w:t>
       </w:r>
       <w:proofErr w:type="spellStart"/>
       <w:r>
+        <w:rPr>
+          <w:sz w:val="22"/>
+          <w:szCs w:val="22"/>
+        </w:rPr>
         <w:t>url</w:t>
       </w:r>
       <w:proofErr w:type="spellEnd"/>
       <w:r>
+        <w:rPr>
+          <w:sz w:val="22"/>
+          <w:szCs w:val="22"/>
+        </w:rPr>
         <w:t>} | Status: {</w:t>
       </w:r>
       <w:proofErr w:type="spellStart"/>
       <w:proofErr w:type="gramStart"/>
       <w:r>
+        <w:rPr>
+          <w:sz w:val="22"/>
+          <w:szCs w:val="22"/>
+        </w:rPr>
         <w:t>response.status</w:t>
       </w:r>
       <w:proofErr w:type="gramEnd"/>
       <w:r>
+        <w:rPr>
+          <w:sz w:val="22"/>
+          <w:szCs w:val="22"/>
+        </w:rPr>
         <w:t>_code</w:t>
       </w:r>
       <w:proofErr w:type="spellEnd"/>
       <w:r>
+        <w:rPr>
+          <w:sz w:val="22"/>
+          <w:szCs w:val="22"/>
+        </w:rPr>
         <w:t>}")</w:t>
       </w:r>
     </w:p>
@@ -847,23 +1337,39 @@
           <w:top w:val="single" w:sz="4" w:space="1" w:color="auto"/>
         </w:pBdr>
         <w:spacing w:after="0"/>
-      </w:pPr>
-    </w:p>
-    <w:p>
-      <w:pPr>
-        <w:pBdr>
-          <w:top w:val="single" w:sz="4" w:space="1" w:color="auto"/>
-        </w:pBdr>
-        <w:spacing w:after="0"/>
+        <w:rPr>
+          <w:sz w:val="22"/>
+          <w:szCs w:val="22"/>
+        </w:rPr>
+      </w:pPr>
+    </w:p>
+    <w:p>
+      <w:pPr>
+        <w:pBdr>
+          <w:top w:val="single" w:sz="4" w:space="1" w:color="auto"/>
+        </w:pBdr>
+        <w:spacing w:after="0"/>
+        <w:rPr>
+          <w:sz w:val="22"/>
+          <w:szCs w:val="22"/>
+        </w:rPr>
       </w:pPr>
       <w:proofErr w:type="spellStart"/>
       <w:proofErr w:type="gramStart"/>
       <w:r>
+        <w:rPr>
+          <w:sz w:val="22"/>
+          <w:szCs w:val="22"/>
+        </w:rPr>
         <w:t>driver.quit</w:t>
       </w:r>
       <w:proofErr w:type="spellEnd"/>
       <w:proofErr w:type="gramEnd"/>
       <w:r>
+        <w:rPr>
+          <w:sz w:val="22"/>
+          <w:szCs w:val="22"/>
+        </w:rPr>
         <w:t>()</w:t>
       </w:r>
     </w:p>
@@ -873,10 +1379,18 @@
           <w:top w:val="single" w:sz="4" w:space="1" w:color="auto"/>
         </w:pBdr>
         <w:spacing w:after="0"/>
-      </w:pPr>
-      <w:r>
+        <w:rPr>
+          <w:sz w:val="22"/>
+          <w:szCs w:val="22"/>
+        </w:rPr>
+      </w:pPr>
+      <w:r>
+        <w:rPr>
+          <w:sz w:val="22"/>
+          <w:szCs w:val="22"/>
+        </w:rPr>
         <w:pict w14:anchorId="1C4523B1">
-          <v:rect id="_x0000_i1237" style="width:0;height:1.5pt" o:hralign="center" o:hrstd="t" o:hr="t" fillcolor="#a0a0a0" stroked="f"/>
+          <v:rect id="_x0000_i1027" style="width:0;height:1.5pt" o:hralign="center" o:hrstd="t" o:hr="t" fillcolor="#a0a0a0" stroked="f"/>
         </w:pict>
       </w:r>
     </w:p>
@@ -889,6 +1403,8 @@
         <w:rPr>
           <w:b/>
           <w:bCs/>
+          <w:sz w:val="22"/>
+          <w:szCs w:val="22"/>
         </w:rPr>
       </w:pPr>
       <w:r>
@@ -896,6 +1412,8 @@
           <w:rFonts w:ascii="Segoe UI Emoji" w:hAnsi="Segoe UI Emoji" w:cs="Segoe UI Emoji"/>
           <w:b/>
           <w:bCs/>
+          <w:sz w:val="22"/>
+          <w:szCs w:val="22"/>
         </w:rPr>
         <w:t>✅</w:t>
       </w:r>
@@ -903,6 +1421,8 @@
         <w:rPr>
           <w:b/>
           <w:bCs/>
+          <w:sz w:val="22"/>
+          <w:szCs w:val="22"/>
         </w:rPr>
         <w:t xml:space="preserve"> Step-by-step Explanation</w:t>
       </w:r>
@@ -913,10 +1433,18 @@
           <w:top w:val="single" w:sz="4" w:space="1" w:color="auto"/>
         </w:pBdr>
         <w:spacing w:after="0"/>
-      </w:pPr>
-      <w:r>
+        <w:rPr>
+          <w:sz w:val="22"/>
+          <w:szCs w:val="22"/>
+        </w:rPr>
+      </w:pPr>
+      <w:r>
+        <w:rPr>
+          <w:sz w:val="22"/>
+          <w:szCs w:val="22"/>
+        </w:rPr>
         <w:pict w14:anchorId="2376F86C">
-          <v:rect id="_x0000_i1238" style="width:0;height:1.5pt" o:hralign="center" o:hrstd="t" o:hr="t" fillcolor="#a0a0a0" stroked="f"/>
+          <v:rect id="_x0000_i1028" style="width:0;height:1.5pt" o:hralign="center" o:hrstd="t" o:hr="t" fillcolor="#a0a0a0" stroked="f"/>
         </w:pict>
       </w:r>
     </w:p>
@@ -929,12 +1457,16 @@
         <w:rPr>
           <w:b/>
           <w:bCs/>
-        </w:rPr>
-      </w:pPr>
-      <w:r>
-        <w:rPr>
-          <w:b/>
-          <w:bCs/>
+          <w:sz w:val="22"/>
+          <w:szCs w:val="22"/>
+        </w:rPr>
+      </w:pPr>
+      <w:r>
+        <w:rPr>
+          <w:b/>
+          <w:bCs/>
+          <w:sz w:val="22"/>
+          <w:szCs w:val="22"/>
         </w:rPr>
         <w:t>1. Find all anchor tags</w:t>
       </w:r>
@@ -945,35 +1477,66 @@
           <w:top w:val="single" w:sz="4" w:space="1" w:color="auto"/>
         </w:pBdr>
         <w:spacing w:after="0"/>
-      </w:pPr>
-      <w:r>
-        <w:lastRenderedPageBreak/>
+        <w:rPr>
+          <w:sz w:val="22"/>
+          <w:szCs w:val="22"/>
+        </w:rPr>
+      </w:pPr>
+      <w:r>
+        <w:rPr>
+          <w:sz w:val="22"/>
+          <w:szCs w:val="22"/>
+        </w:rPr>
         <w:t xml:space="preserve">links = </w:t>
       </w:r>
       <w:proofErr w:type="spellStart"/>
       <w:proofErr w:type="gramStart"/>
       <w:r>
+        <w:rPr>
+          <w:sz w:val="22"/>
+          <w:szCs w:val="22"/>
+        </w:rPr>
         <w:t>driver.find</w:t>
       </w:r>
       <w:proofErr w:type="gramEnd"/>
       <w:r>
+        <w:rPr>
+          <w:sz w:val="22"/>
+          <w:szCs w:val="22"/>
+        </w:rPr>
         <w:t>_</w:t>
       </w:r>
       <w:proofErr w:type="gramStart"/>
       <w:r>
+        <w:rPr>
+          <w:sz w:val="22"/>
+          <w:szCs w:val="22"/>
+        </w:rPr>
         <w:t>elements</w:t>
       </w:r>
       <w:proofErr w:type="spellEnd"/>
       <w:r>
+        <w:rPr>
+          <w:sz w:val="22"/>
+          <w:szCs w:val="22"/>
+        </w:rPr>
         <w:t>(</w:t>
       </w:r>
       <w:proofErr w:type="spellStart"/>
       <w:proofErr w:type="gramEnd"/>
       <w:r>
+        <w:rPr>
+          <w:sz w:val="22"/>
+          <w:szCs w:val="22"/>
+        </w:rPr>
         <w:t>By.TAG_NAME</w:t>
       </w:r>
       <w:proofErr w:type="spellEnd"/>
       <w:r>
+        <w:rPr>
+          <w:sz w:val="22"/>
+          <w:szCs w:val="22"/>
+        </w:rPr>
         <w:t>, "a")</w:t>
       </w:r>
     </w:p>
@@ -983,8 +1546,16 @@
           <w:top w:val="single" w:sz="4" w:space="1" w:color="auto"/>
         </w:pBdr>
         <w:spacing w:after="0"/>
-      </w:pPr>
-      <w:r>
+        <w:rPr>
+          <w:sz w:val="22"/>
+          <w:szCs w:val="22"/>
+        </w:rPr>
+      </w:pPr>
+      <w:r>
+        <w:rPr>
+          <w:sz w:val="22"/>
+          <w:szCs w:val="22"/>
+        </w:rPr>
         <w:t>Collects all:</w:t>
       </w:r>
     </w:p>
@@ -994,16 +1565,32 @@
           <w:top w:val="single" w:sz="4" w:space="1" w:color="auto"/>
         </w:pBdr>
         <w:spacing w:after="0"/>
-      </w:pPr>
-      <w:r>
+        <w:rPr>
+          <w:sz w:val="22"/>
+          <w:szCs w:val="22"/>
+        </w:rPr>
+      </w:pPr>
+      <w:r>
+        <w:rPr>
+          <w:sz w:val="22"/>
+          <w:szCs w:val="22"/>
+        </w:rPr>
         <w:t xml:space="preserve">&lt;a </w:t>
       </w:r>
       <w:proofErr w:type="spellStart"/>
       <w:r>
+        <w:rPr>
+          <w:sz w:val="22"/>
+          <w:szCs w:val="22"/>
+        </w:rPr>
         <w:t>href</w:t>
       </w:r>
       <w:proofErr w:type="spellEnd"/>
       <w:r>
+        <w:rPr>
+          <w:sz w:val="22"/>
+          <w:szCs w:val="22"/>
+        </w:rPr>
         <w:t>="..."&gt;</w:t>
       </w:r>
     </w:p>
@@ -1013,8 +1600,16 @@
           <w:top w:val="single" w:sz="4" w:space="1" w:color="auto"/>
         </w:pBdr>
         <w:spacing w:after="0"/>
-      </w:pPr>
-      <w:r>
+        <w:rPr>
+          <w:sz w:val="22"/>
+          <w:szCs w:val="22"/>
+        </w:rPr>
+      </w:pPr>
+      <w:r>
+        <w:rPr>
+          <w:sz w:val="22"/>
+          <w:szCs w:val="22"/>
+        </w:rPr>
         <w:t>elements.</w:t>
       </w:r>
     </w:p>
@@ -1024,10 +1619,18 @@
           <w:top w:val="single" w:sz="4" w:space="1" w:color="auto"/>
         </w:pBdr>
         <w:spacing w:after="0"/>
-      </w:pPr>
-      <w:r>
+        <w:rPr>
+          <w:sz w:val="22"/>
+          <w:szCs w:val="22"/>
+        </w:rPr>
+      </w:pPr>
+      <w:r>
+        <w:rPr>
+          <w:sz w:val="22"/>
+          <w:szCs w:val="22"/>
+        </w:rPr>
         <w:pict w14:anchorId="26251247">
-          <v:rect id="_x0000_i1239" style="width:0;height:1.5pt" o:hralign="center" o:hrstd="t" o:hr="t" fillcolor="#a0a0a0" stroked="f"/>
+          <v:rect id="_x0000_i1029" style="width:0;height:1.5pt" o:hralign="center" o:hrstd="t" o:hr="t" fillcolor="#a0a0a0" stroked="f"/>
         </w:pict>
       </w:r>
     </w:p>
@@ -1040,12 +1643,16 @@
         <w:rPr>
           <w:b/>
           <w:bCs/>
-        </w:rPr>
-      </w:pPr>
-      <w:r>
-        <w:rPr>
-          <w:b/>
-          <w:bCs/>
+          <w:sz w:val="22"/>
+          <w:szCs w:val="22"/>
+        </w:rPr>
+      </w:pPr>
+      <w:r>
+        <w:rPr>
+          <w:b/>
+          <w:bCs/>
+          <w:sz w:val="22"/>
+          <w:szCs w:val="22"/>
         </w:rPr>
         <w:t xml:space="preserve">2. Extract </w:t>
       </w:r>
@@ -1054,6 +1661,8 @@
         <w:rPr>
           <w:b/>
           <w:bCs/>
+          <w:sz w:val="22"/>
+          <w:szCs w:val="22"/>
         </w:rPr>
         <w:t>href</w:t>
       </w:r>
@@ -1065,29 +1674,57 @@
           <w:top w:val="single" w:sz="4" w:space="1" w:color="auto"/>
         </w:pBdr>
         <w:spacing w:after="0"/>
-      </w:pPr>
-      <w:proofErr w:type="spellStart"/>
-      <w:r>
+        <w:rPr>
+          <w:sz w:val="22"/>
+          <w:szCs w:val="22"/>
+        </w:rPr>
+      </w:pPr>
+      <w:proofErr w:type="spellStart"/>
+      <w:r>
+        <w:rPr>
+          <w:sz w:val="22"/>
+          <w:szCs w:val="22"/>
+        </w:rPr>
         <w:t>url</w:t>
       </w:r>
       <w:proofErr w:type="spellEnd"/>
       <w:r>
+        <w:rPr>
+          <w:sz w:val="22"/>
+          <w:szCs w:val="22"/>
+        </w:rPr>
         <w:t xml:space="preserve"> = </w:t>
       </w:r>
       <w:proofErr w:type="spellStart"/>
       <w:r>
+        <w:rPr>
+          <w:sz w:val="22"/>
+          <w:szCs w:val="22"/>
+        </w:rPr>
         <w:t>link.get_attribute</w:t>
       </w:r>
       <w:proofErr w:type="spellEnd"/>
       <w:r>
+        <w:rPr>
+          <w:sz w:val="22"/>
+          <w:szCs w:val="22"/>
+        </w:rPr>
         <w:t>("</w:t>
       </w:r>
       <w:proofErr w:type="spellStart"/>
       <w:r>
+        <w:rPr>
+          <w:sz w:val="22"/>
+          <w:szCs w:val="22"/>
+        </w:rPr>
         <w:t>href</w:t>
       </w:r>
       <w:proofErr w:type="spellEnd"/>
       <w:r>
+        <w:rPr>
+          <w:sz w:val="22"/>
+          <w:szCs w:val="22"/>
+        </w:rPr>
         <w:t>")</w:t>
       </w:r>
     </w:p>
@@ -1097,8 +1734,16 @@
           <w:top w:val="single" w:sz="4" w:space="1" w:color="auto"/>
         </w:pBdr>
         <w:spacing w:after="0"/>
-      </w:pPr>
-      <w:r>
+        <w:rPr>
+          <w:sz w:val="22"/>
+          <w:szCs w:val="22"/>
+        </w:rPr>
+      </w:pPr>
+      <w:r>
+        <w:rPr>
+          <w:sz w:val="22"/>
+          <w:szCs w:val="22"/>
+        </w:rPr>
         <w:t>Gets actual URL.</w:t>
       </w:r>
     </w:p>
@@ -1108,8 +1753,16 @@
           <w:top w:val="single" w:sz="4" w:space="1" w:color="auto"/>
         </w:pBdr>
         <w:spacing w:after="0"/>
-      </w:pPr>
-      <w:r>
+        <w:rPr>
+          <w:sz w:val="22"/>
+          <w:szCs w:val="22"/>
+        </w:rPr>
+      </w:pPr>
+      <w:r>
+        <w:rPr>
+          <w:sz w:val="22"/>
+          <w:szCs w:val="22"/>
+        </w:rPr>
         <w:t>Example:</w:t>
       </w:r>
     </w:p>
@@ -1119,8 +1772,16 @@
           <w:top w:val="single" w:sz="4" w:space="1" w:color="auto"/>
         </w:pBdr>
         <w:spacing w:after="0"/>
-      </w:pPr>
-      <w:r>
+        <w:rPr>
+          <w:sz w:val="22"/>
+          <w:szCs w:val="22"/>
+        </w:rPr>
+      </w:pPr>
+      <w:r>
+        <w:rPr>
+          <w:sz w:val="22"/>
+          <w:szCs w:val="22"/>
+        </w:rPr>
         <w:t>https://example.com/contact</w:t>
       </w:r>
     </w:p>
@@ -1130,10 +1791,18 @@
           <w:top w:val="single" w:sz="4" w:space="1" w:color="auto"/>
         </w:pBdr>
         <w:spacing w:after="0"/>
-      </w:pPr>
-      <w:r>
+        <w:rPr>
+          <w:sz w:val="22"/>
+          <w:szCs w:val="22"/>
+        </w:rPr>
+      </w:pPr>
+      <w:r>
+        <w:rPr>
+          <w:sz w:val="22"/>
+          <w:szCs w:val="22"/>
+        </w:rPr>
         <w:pict w14:anchorId="773AF11D">
-          <v:rect id="_x0000_i1240" style="width:0;height:1.5pt" o:hralign="center" o:hrstd="t" o:hr="t" fillcolor="#a0a0a0" stroked="f"/>
+          <v:rect id="_x0000_i1030" style="width:0;height:1.5pt" o:hralign="center" o:hrstd="t" o:hr="t" fillcolor="#a0a0a0" stroked="f"/>
         </w:pict>
       </w:r>
     </w:p>
@@ -1146,12 +1815,16 @@
         <w:rPr>
           <w:b/>
           <w:bCs/>
-        </w:rPr>
-      </w:pPr>
-      <w:r>
-        <w:rPr>
-          <w:b/>
-          <w:bCs/>
+          <w:sz w:val="22"/>
+          <w:szCs w:val="22"/>
+        </w:rPr>
+      </w:pPr>
+      <w:r>
+        <w:rPr>
+          <w:b/>
+          <w:bCs/>
+          <w:sz w:val="22"/>
+          <w:szCs w:val="22"/>
         </w:rPr>
         <w:t>3. Send HTTP request</w:t>
       </w:r>
@@ -1162,24 +1835,48 @@
           <w:top w:val="single" w:sz="4" w:space="1" w:color="auto"/>
         </w:pBdr>
         <w:spacing w:after="0"/>
-      </w:pPr>
-      <w:r>
+        <w:rPr>
+          <w:sz w:val="22"/>
+          <w:szCs w:val="22"/>
+        </w:rPr>
+      </w:pPr>
+      <w:r>
+        <w:rPr>
+          <w:sz w:val="22"/>
+          <w:szCs w:val="22"/>
+        </w:rPr>
         <w:t xml:space="preserve">response = </w:t>
       </w:r>
       <w:proofErr w:type="spellStart"/>
       <w:r>
+        <w:rPr>
+          <w:sz w:val="22"/>
+          <w:szCs w:val="22"/>
+        </w:rPr>
         <w:t>requests.get</w:t>
       </w:r>
       <w:proofErr w:type="spellEnd"/>
       <w:r>
+        <w:rPr>
+          <w:sz w:val="22"/>
+          <w:szCs w:val="22"/>
+        </w:rPr>
         <w:t>(</w:t>
       </w:r>
       <w:proofErr w:type="spellStart"/>
       <w:r>
+        <w:rPr>
+          <w:sz w:val="22"/>
+          <w:szCs w:val="22"/>
+        </w:rPr>
         <w:t>url</w:t>
       </w:r>
       <w:proofErr w:type="spellEnd"/>
       <w:r>
+        <w:rPr>
+          <w:sz w:val="22"/>
+          <w:szCs w:val="22"/>
+        </w:rPr>
         <w:t>)</w:t>
       </w:r>
     </w:p>
@@ -1189,10 +1886,18 @@
           <w:top w:val="single" w:sz="4" w:space="1" w:color="auto"/>
         </w:pBdr>
         <w:spacing w:after="0"/>
-      </w:pPr>
-      <w:r>
+        <w:rPr>
+          <w:sz w:val="22"/>
+          <w:szCs w:val="22"/>
+        </w:rPr>
+      </w:pPr>
+      <w:r>
+        <w:rPr>
+          <w:sz w:val="22"/>
+          <w:szCs w:val="22"/>
+        </w:rPr>
         <w:pict w14:anchorId="2B40DA63">
-          <v:rect id="_x0000_i1241" style="width:0;height:1.5pt" o:hralign="center" o:hrstd="t" o:hr="t" fillcolor="#a0a0a0" stroked="f"/>
+          <v:rect id="_x0000_i1031" style="width:0;height:1.5pt" o:hralign="center" o:hrstd="t" o:hr="t" fillcolor="#a0a0a0" stroked="f"/>
         </w:pict>
       </w:r>
     </w:p>
@@ -1205,12 +1910,16 @@
         <w:rPr>
           <w:b/>
           <w:bCs/>
-        </w:rPr>
-      </w:pPr>
-      <w:r>
-        <w:rPr>
-          <w:b/>
-          <w:bCs/>
+          <w:sz w:val="22"/>
+          <w:szCs w:val="22"/>
+        </w:rPr>
+      </w:pPr>
+      <w:r>
+        <w:rPr>
+          <w:b/>
+          <w:bCs/>
+          <w:sz w:val="22"/>
+          <w:szCs w:val="22"/>
         </w:rPr>
         <w:t>4. Check status code</w:t>
       </w:r>
@@ -1221,21 +1930,41 @@
           <w:top w:val="single" w:sz="4" w:space="1" w:color="auto"/>
         </w:pBdr>
         <w:spacing w:after="0"/>
-      </w:pPr>
-      <w:r>
+        <w:rPr>
+          <w:sz w:val="22"/>
+          <w:szCs w:val="22"/>
+        </w:rPr>
+      </w:pPr>
+      <w:r>
+        <w:rPr>
+          <w:sz w:val="22"/>
+          <w:szCs w:val="22"/>
+        </w:rPr>
         <w:t xml:space="preserve">if </w:t>
       </w:r>
       <w:proofErr w:type="spellStart"/>
       <w:proofErr w:type="gramStart"/>
       <w:r>
+        <w:rPr>
+          <w:sz w:val="22"/>
+          <w:szCs w:val="22"/>
+        </w:rPr>
         <w:t>response.status</w:t>
       </w:r>
       <w:proofErr w:type="gramEnd"/>
       <w:r>
+        <w:rPr>
+          <w:sz w:val="22"/>
+          <w:szCs w:val="22"/>
+        </w:rPr>
         <w:t>_code</w:t>
       </w:r>
       <w:proofErr w:type="spellEnd"/>
       <w:r>
+        <w:rPr>
+          <w:sz w:val="22"/>
+          <w:szCs w:val="22"/>
+        </w:rPr>
         <w:t xml:space="preserve"> &gt;= 400:</w:t>
       </w:r>
     </w:p>
@@ -1245,8 +1974,16 @@
           <w:top w:val="single" w:sz="4" w:space="1" w:color="auto"/>
         </w:pBdr>
         <w:spacing w:after="0"/>
-      </w:pPr>
-      <w:r>
+        <w:rPr>
+          <w:sz w:val="22"/>
+          <w:szCs w:val="22"/>
+        </w:rPr>
+      </w:pPr>
+      <w:r>
+        <w:rPr>
+          <w:sz w:val="22"/>
+          <w:szCs w:val="22"/>
+        </w:rPr>
         <w:t>Broken links typically:</w:t>
       </w:r>
     </w:p>
@@ -1260,8 +1997,16 @@
           <w:top w:val="single" w:sz="4" w:space="1" w:color="auto"/>
         </w:pBdr>
         <w:spacing w:after="0"/>
-      </w:pPr>
-      <w:r>
+        <w:rPr>
+          <w:sz w:val="22"/>
+          <w:szCs w:val="22"/>
+        </w:rPr>
+      </w:pPr>
+      <w:r>
+        <w:rPr>
+          <w:sz w:val="22"/>
+          <w:szCs w:val="22"/>
+        </w:rPr>
         <w:t>404</w:t>
       </w:r>
     </w:p>
@@ -1275,8 +2020,16 @@
           <w:top w:val="single" w:sz="4" w:space="1" w:color="auto"/>
         </w:pBdr>
         <w:spacing w:after="0"/>
-      </w:pPr>
-      <w:r>
+        <w:rPr>
+          <w:sz w:val="22"/>
+          <w:szCs w:val="22"/>
+        </w:rPr>
+      </w:pPr>
+      <w:r>
+        <w:rPr>
+          <w:sz w:val="22"/>
+          <w:szCs w:val="22"/>
+        </w:rPr>
         <w:t>500</w:t>
       </w:r>
     </w:p>
@@ -1290,8 +2043,16 @@
           <w:top w:val="single" w:sz="4" w:space="1" w:color="auto"/>
         </w:pBdr>
         <w:spacing w:after="0"/>
-      </w:pPr>
-      <w:r>
+        <w:rPr>
+          <w:sz w:val="22"/>
+          <w:szCs w:val="22"/>
+        </w:rPr>
+      </w:pPr>
+      <w:r>
+        <w:rPr>
+          <w:sz w:val="22"/>
+          <w:szCs w:val="22"/>
+        </w:rPr>
         <w:t>403</w:t>
       </w:r>
     </w:p>
@@ -1301,10 +2062,18 @@
           <w:top w:val="single" w:sz="4" w:space="1" w:color="auto"/>
         </w:pBdr>
         <w:spacing w:after="0"/>
-      </w:pPr>
-      <w:r>
+        <w:rPr>
+          <w:sz w:val="22"/>
+          <w:szCs w:val="22"/>
+        </w:rPr>
+      </w:pPr>
+      <w:r>
+        <w:rPr>
+          <w:sz w:val="22"/>
+          <w:szCs w:val="22"/>
+        </w:rPr>
         <w:pict w14:anchorId="7206D8F6">
-          <v:rect id="_x0000_i1242" style="width:0;height:1.5pt" o:hralign="center" o:hrstd="t" o:hr="t" fillcolor="#a0a0a0" stroked="f"/>
+          <v:rect id="_x0000_i1032" style="width:0;height:1.5pt" o:hralign="center" o:hrstd="t" o:hr="t" fillcolor="#a0a0a0" stroked="f"/>
         </w:pict>
       </w:r>
     </w:p>
@@ -1317,6 +2086,8 @@
         <w:rPr>
           <w:b/>
           <w:bCs/>
+          <w:sz w:val="22"/>
+          <w:szCs w:val="22"/>
         </w:rPr>
       </w:pPr>
       <w:r>
@@ -1324,6 +2095,8 @@
           <w:rFonts w:ascii="Segoe UI Emoji" w:hAnsi="Segoe UI Emoji" w:cs="Segoe UI Emoji"/>
           <w:b/>
           <w:bCs/>
+          <w:sz w:val="22"/>
+          <w:szCs w:val="22"/>
         </w:rPr>
         <w:t>✅</w:t>
       </w:r>
@@ -1331,6 +2104,8 @@
         <w:rPr>
           <w:b/>
           <w:bCs/>
+          <w:sz w:val="22"/>
+          <w:szCs w:val="22"/>
         </w:rPr>
         <w:t xml:space="preserve"> Better Script with Exception Handling</w:t>
       </w:r>
@@ -1341,8 +2116,16 @@
           <w:top w:val="single" w:sz="4" w:space="1" w:color="auto"/>
         </w:pBdr>
         <w:spacing w:after="0"/>
-      </w:pPr>
-      <w:r>
+        <w:rPr>
+          <w:sz w:val="22"/>
+          <w:szCs w:val="22"/>
+        </w:rPr>
+      </w:pPr>
+      <w:r>
+        <w:rPr>
+          <w:sz w:val="22"/>
+          <w:szCs w:val="22"/>
+        </w:rPr>
         <w:t>Production-grade version.</w:t>
       </w:r>
     </w:p>
@@ -1352,12 +2135,24 @@
           <w:top w:val="single" w:sz="4" w:space="1" w:color="auto"/>
         </w:pBdr>
         <w:spacing w:after="0"/>
-      </w:pPr>
-      <w:r>
+        <w:rPr>
+          <w:sz w:val="22"/>
+          <w:szCs w:val="22"/>
+        </w:rPr>
+      </w:pPr>
+      <w:r>
+        <w:rPr>
+          <w:sz w:val="22"/>
+          <w:szCs w:val="22"/>
+        </w:rPr>
         <w:t xml:space="preserve">from selenium import </w:t>
       </w:r>
       <w:proofErr w:type="spellStart"/>
       <w:r>
+        <w:rPr>
+          <w:sz w:val="22"/>
+          <w:szCs w:val="22"/>
+        </w:rPr>
         <w:t>webdriver</w:t>
       </w:r>
       <w:proofErr w:type="spellEnd"/>
@@ -1368,8 +2163,16 @@
           <w:top w:val="single" w:sz="4" w:space="1" w:color="auto"/>
         </w:pBdr>
         <w:spacing w:after="0"/>
-      </w:pPr>
-      <w:r>
+        <w:rPr>
+          <w:sz w:val="22"/>
+          <w:szCs w:val="22"/>
+        </w:rPr>
+      </w:pPr>
+      <w:r>
+        <w:rPr>
+          <w:sz w:val="22"/>
+          <w:szCs w:val="22"/>
+        </w:rPr>
         <w:t>from selenium.webdriver.common.by import By</w:t>
       </w:r>
     </w:p>
@@ -1379,8 +2182,16 @@
           <w:top w:val="single" w:sz="4" w:space="1" w:color="auto"/>
         </w:pBdr>
         <w:spacing w:after="0"/>
-      </w:pPr>
-      <w:r>
+        <w:rPr>
+          <w:sz w:val="22"/>
+          <w:szCs w:val="22"/>
+        </w:rPr>
+      </w:pPr>
+      <w:r>
+        <w:rPr>
+          <w:sz w:val="22"/>
+          <w:szCs w:val="22"/>
+        </w:rPr>
         <w:t>import requests</w:t>
       </w:r>
     </w:p>
@@ -1390,26 +2201,46 @@
           <w:top w:val="single" w:sz="4" w:space="1" w:color="auto"/>
         </w:pBdr>
         <w:spacing w:after="0"/>
-      </w:pPr>
-    </w:p>
-    <w:p>
-      <w:pPr>
-        <w:pBdr>
-          <w:top w:val="single" w:sz="4" w:space="1" w:color="auto"/>
-        </w:pBdr>
-        <w:spacing w:after="0"/>
-      </w:pPr>
-      <w:r>
+        <w:rPr>
+          <w:sz w:val="22"/>
+          <w:szCs w:val="22"/>
+        </w:rPr>
+      </w:pPr>
+    </w:p>
+    <w:p>
+      <w:pPr>
+        <w:pBdr>
+          <w:top w:val="single" w:sz="4" w:space="1" w:color="auto"/>
+        </w:pBdr>
+        <w:spacing w:after="0"/>
+        <w:rPr>
+          <w:sz w:val="22"/>
+          <w:szCs w:val="22"/>
+        </w:rPr>
+      </w:pPr>
+      <w:r>
+        <w:rPr>
+          <w:sz w:val="22"/>
+          <w:szCs w:val="22"/>
+        </w:rPr>
         <w:t xml:space="preserve">driver = </w:t>
       </w:r>
       <w:proofErr w:type="spellStart"/>
       <w:proofErr w:type="gramStart"/>
       <w:r>
+        <w:rPr>
+          <w:sz w:val="22"/>
+          <w:szCs w:val="22"/>
+        </w:rPr>
         <w:t>webdriver.Chrome</w:t>
       </w:r>
       <w:proofErr w:type="spellEnd"/>
       <w:proofErr w:type="gramEnd"/>
       <w:r>
+        <w:rPr>
+          <w:sz w:val="22"/>
+          <w:szCs w:val="22"/>
+        </w:rPr>
         <w:t>()</w:t>
       </w:r>
     </w:p>
@@ -1419,13 +2250,25 @@
           <w:top w:val="single" w:sz="4" w:space="1" w:color="auto"/>
         </w:pBdr>
         <w:spacing w:after="0"/>
-      </w:pPr>
-      <w:proofErr w:type="spellStart"/>
-      <w:r>
+        <w:rPr>
+          <w:sz w:val="22"/>
+          <w:szCs w:val="22"/>
+        </w:rPr>
+      </w:pPr>
+      <w:proofErr w:type="spellStart"/>
+      <w:r>
+        <w:rPr>
+          <w:sz w:val="22"/>
+          <w:szCs w:val="22"/>
+        </w:rPr>
         <w:t>driver.get</w:t>
       </w:r>
       <w:proofErr w:type="spellEnd"/>
       <w:r>
+        <w:rPr>
+          <w:sz w:val="22"/>
+          <w:szCs w:val="22"/>
+        </w:rPr>
         <w:t>("https://example.com")</w:t>
       </w:r>
     </w:p>
@@ -1435,42 +2278,78 @@
           <w:top w:val="single" w:sz="4" w:space="1" w:color="auto"/>
         </w:pBdr>
         <w:spacing w:after="0"/>
-      </w:pPr>
-    </w:p>
-    <w:p>
-      <w:pPr>
-        <w:pBdr>
-          <w:top w:val="single" w:sz="4" w:space="1" w:color="auto"/>
-        </w:pBdr>
-        <w:spacing w:after="0"/>
-      </w:pPr>
-      <w:r>
+        <w:rPr>
+          <w:sz w:val="22"/>
+          <w:szCs w:val="22"/>
+        </w:rPr>
+      </w:pPr>
+    </w:p>
+    <w:p>
+      <w:pPr>
+        <w:pBdr>
+          <w:top w:val="single" w:sz="4" w:space="1" w:color="auto"/>
+        </w:pBdr>
+        <w:spacing w:after="0"/>
+        <w:rPr>
+          <w:sz w:val="22"/>
+          <w:szCs w:val="22"/>
+        </w:rPr>
+      </w:pPr>
+      <w:r>
+        <w:rPr>
+          <w:sz w:val="22"/>
+          <w:szCs w:val="22"/>
+        </w:rPr>
         <w:t xml:space="preserve">links = </w:t>
       </w:r>
       <w:proofErr w:type="spellStart"/>
       <w:proofErr w:type="gramStart"/>
       <w:r>
+        <w:rPr>
+          <w:sz w:val="22"/>
+          <w:szCs w:val="22"/>
+        </w:rPr>
         <w:t>driver.find</w:t>
       </w:r>
       <w:proofErr w:type="gramEnd"/>
       <w:r>
+        <w:rPr>
+          <w:sz w:val="22"/>
+          <w:szCs w:val="22"/>
+        </w:rPr>
         <w:t>_</w:t>
       </w:r>
       <w:proofErr w:type="gramStart"/>
       <w:r>
+        <w:rPr>
+          <w:sz w:val="22"/>
+          <w:szCs w:val="22"/>
+        </w:rPr>
         <w:t>elements</w:t>
       </w:r>
       <w:proofErr w:type="spellEnd"/>
       <w:r>
+        <w:rPr>
+          <w:sz w:val="22"/>
+          <w:szCs w:val="22"/>
+        </w:rPr>
         <w:t>(</w:t>
       </w:r>
       <w:proofErr w:type="spellStart"/>
       <w:proofErr w:type="gramEnd"/>
       <w:r>
+        <w:rPr>
+          <w:sz w:val="22"/>
+          <w:szCs w:val="22"/>
+        </w:rPr>
         <w:t>By.TAG_NAME</w:t>
       </w:r>
       <w:proofErr w:type="spellEnd"/>
       <w:r>
+        <w:rPr>
+          <w:sz w:val="22"/>
+          <w:szCs w:val="22"/>
+        </w:rPr>
         <w:t>, "a")</w:t>
       </w:r>
     </w:p>
@@ -1480,16 +2359,28 @@
           <w:top w:val="single" w:sz="4" w:space="1" w:color="auto"/>
         </w:pBdr>
         <w:spacing w:after="0"/>
-      </w:pPr>
-    </w:p>
-    <w:p>
-      <w:pPr>
-        <w:pBdr>
-          <w:top w:val="single" w:sz="4" w:space="1" w:color="auto"/>
-        </w:pBdr>
-        <w:spacing w:after="0"/>
-      </w:pPr>
-      <w:r>
+        <w:rPr>
+          <w:sz w:val="22"/>
+          <w:szCs w:val="22"/>
+        </w:rPr>
+      </w:pPr>
+    </w:p>
+    <w:p>
+      <w:pPr>
+        <w:pBdr>
+          <w:top w:val="single" w:sz="4" w:space="1" w:color="auto"/>
+        </w:pBdr>
+        <w:spacing w:after="0"/>
+        <w:rPr>
+          <w:sz w:val="22"/>
+          <w:szCs w:val="22"/>
+        </w:rPr>
+      </w:pPr>
+      <w:r>
+        <w:rPr>
+          <w:sz w:val="22"/>
+          <w:szCs w:val="22"/>
+        </w:rPr>
         <w:t>for link in links:</w:t>
       </w:r>
     </w:p>
@@ -1499,32 +2390,64 @@
           <w:top w:val="single" w:sz="4" w:space="1" w:color="auto"/>
         </w:pBdr>
         <w:spacing w:after="0"/>
-      </w:pPr>
-      <w:r>
+        <w:rPr>
+          <w:sz w:val="22"/>
+          <w:szCs w:val="22"/>
+        </w:rPr>
+      </w:pPr>
+      <w:r>
+        <w:rPr>
+          <w:sz w:val="22"/>
+          <w:szCs w:val="22"/>
+        </w:rPr>
         <w:t xml:space="preserve">    </w:t>
       </w:r>
       <w:proofErr w:type="spellStart"/>
       <w:r>
+        <w:rPr>
+          <w:sz w:val="22"/>
+          <w:szCs w:val="22"/>
+        </w:rPr>
         <w:t>url</w:t>
       </w:r>
       <w:proofErr w:type="spellEnd"/>
       <w:r>
+        <w:rPr>
+          <w:sz w:val="22"/>
+          <w:szCs w:val="22"/>
+        </w:rPr>
         <w:t xml:space="preserve"> = </w:t>
       </w:r>
       <w:proofErr w:type="spellStart"/>
       <w:r>
+        <w:rPr>
+          <w:sz w:val="22"/>
+          <w:szCs w:val="22"/>
+        </w:rPr>
         <w:t>link.get_attribute</w:t>
       </w:r>
       <w:proofErr w:type="spellEnd"/>
       <w:r>
+        <w:rPr>
+          <w:sz w:val="22"/>
+          <w:szCs w:val="22"/>
+        </w:rPr>
         <w:t>("</w:t>
       </w:r>
       <w:proofErr w:type="spellStart"/>
       <w:r>
+        <w:rPr>
+          <w:sz w:val="22"/>
+          <w:szCs w:val="22"/>
+        </w:rPr>
         <w:t>href</w:t>
       </w:r>
       <w:proofErr w:type="spellEnd"/>
       <w:r>
+        <w:rPr>
+          <w:sz w:val="22"/>
+          <w:szCs w:val="22"/>
+        </w:rPr>
         <w:t>")</w:t>
       </w:r>
     </w:p>
@@ -1534,16 +2457,28 @@
           <w:top w:val="single" w:sz="4" w:space="1" w:color="auto"/>
         </w:pBdr>
         <w:spacing w:after="0"/>
-      </w:pPr>
-    </w:p>
-    <w:p>
-      <w:pPr>
-        <w:pBdr>
-          <w:top w:val="single" w:sz="4" w:space="1" w:color="auto"/>
-        </w:pBdr>
-        <w:spacing w:after="0"/>
-      </w:pPr>
-      <w:r>
+        <w:rPr>
+          <w:sz w:val="22"/>
+          <w:szCs w:val="22"/>
+        </w:rPr>
+      </w:pPr>
+    </w:p>
+    <w:p>
+      <w:pPr>
+        <w:pBdr>
+          <w:top w:val="single" w:sz="4" w:space="1" w:color="auto"/>
+        </w:pBdr>
+        <w:spacing w:after="0"/>
+        <w:rPr>
+          <w:sz w:val="22"/>
+          <w:szCs w:val="22"/>
+        </w:rPr>
+      </w:pPr>
+      <w:r>
+        <w:rPr>
+          <w:sz w:val="22"/>
+          <w:szCs w:val="22"/>
+        </w:rPr>
         <w:t xml:space="preserve">    if not url:</w:t>
       </w:r>
     </w:p>
@@ -1553,8 +2488,16 @@
           <w:top w:val="single" w:sz="4" w:space="1" w:color="auto"/>
         </w:pBdr>
         <w:spacing w:after="0"/>
-      </w:pPr>
-      <w:r>
+        <w:rPr>
+          <w:sz w:val="22"/>
+          <w:szCs w:val="22"/>
+        </w:rPr>
+      </w:pPr>
+      <w:r>
+        <w:rPr>
+          <w:sz w:val="22"/>
+          <w:szCs w:val="22"/>
+        </w:rPr>
         <w:t xml:space="preserve">        continue</w:t>
       </w:r>
     </w:p>
@@ -1564,16 +2507,28 @@
           <w:top w:val="single" w:sz="4" w:space="1" w:color="auto"/>
         </w:pBdr>
         <w:spacing w:after="0"/>
-      </w:pPr>
-    </w:p>
-    <w:p>
-      <w:pPr>
-        <w:pBdr>
-          <w:top w:val="single" w:sz="4" w:space="1" w:color="auto"/>
-        </w:pBdr>
-        <w:spacing w:after="0"/>
-      </w:pPr>
-      <w:r>
+        <w:rPr>
+          <w:sz w:val="22"/>
+          <w:szCs w:val="22"/>
+        </w:rPr>
+      </w:pPr>
+    </w:p>
+    <w:p>
+      <w:pPr>
+        <w:pBdr>
+          <w:top w:val="single" w:sz="4" w:space="1" w:color="auto"/>
+        </w:pBdr>
+        <w:spacing w:after="0"/>
+        <w:rPr>
+          <w:sz w:val="22"/>
+          <w:szCs w:val="22"/>
+        </w:rPr>
+      </w:pPr>
+      <w:r>
+        <w:rPr>
+          <w:sz w:val="22"/>
+          <w:szCs w:val="22"/>
+        </w:rPr>
         <w:t xml:space="preserve">    try:</w:t>
       </w:r>
     </w:p>
@@ -1583,26 +2538,50 @@
           <w:top w:val="single" w:sz="4" w:space="1" w:color="auto"/>
         </w:pBdr>
         <w:spacing w:after="0"/>
-      </w:pPr>
-      <w:r>
+        <w:rPr>
+          <w:sz w:val="22"/>
+          <w:szCs w:val="22"/>
+        </w:rPr>
+      </w:pPr>
+      <w:r>
+        <w:rPr>
+          <w:sz w:val="22"/>
+          <w:szCs w:val="22"/>
+        </w:rPr>
         <w:t xml:space="preserve">        response = </w:t>
       </w:r>
       <w:proofErr w:type="spellStart"/>
       <w:proofErr w:type="gramStart"/>
       <w:r>
+        <w:rPr>
+          <w:sz w:val="22"/>
+          <w:szCs w:val="22"/>
+        </w:rPr>
         <w:t>requests.get</w:t>
       </w:r>
       <w:proofErr w:type="spellEnd"/>
       <w:r>
+        <w:rPr>
+          <w:sz w:val="22"/>
+          <w:szCs w:val="22"/>
+        </w:rPr>
         <w:t>(</w:t>
       </w:r>
       <w:proofErr w:type="spellStart"/>
       <w:proofErr w:type="gramEnd"/>
       <w:r>
+        <w:rPr>
+          <w:sz w:val="22"/>
+          <w:szCs w:val="22"/>
+        </w:rPr>
         <w:t>url</w:t>
       </w:r>
       <w:proofErr w:type="spellEnd"/>
       <w:r>
+        <w:rPr>
+          <w:sz w:val="22"/>
+          <w:szCs w:val="22"/>
+        </w:rPr>
         <w:t>, timeout=5)</w:t>
       </w:r>
     </w:p>
@@ -1612,29 +2591,53 @@
           <w:top w:val="single" w:sz="4" w:space="1" w:color="auto"/>
         </w:pBdr>
         <w:spacing w:after="0"/>
-      </w:pPr>
-    </w:p>
-    <w:p>
-      <w:pPr>
-        <w:pBdr>
-          <w:top w:val="single" w:sz="4" w:space="1" w:color="auto"/>
-        </w:pBdr>
-        <w:spacing w:after="0"/>
-      </w:pPr>
-      <w:r>
+        <w:rPr>
+          <w:sz w:val="22"/>
+          <w:szCs w:val="22"/>
+        </w:rPr>
+      </w:pPr>
+    </w:p>
+    <w:p>
+      <w:pPr>
+        <w:pBdr>
+          <w:top w:val="single" w:sz="4" w:space="1" w:color="auto"/>
+        </w:pBdr>
+        <w:spacing w:after="0"/>
+        <w:rPr>
+          <w:sz w:val="22"/>
+          <w:szCs w:val="22"/>
+        </w:rPr>
+      </w:pPr>
+      <w:r>
+        <w:rPr>
+          <w:sz w:val="22"/>
+          <w:szCs w:val="22"/>
+        </w:rPr>
         <w:t xml:space="preserve">        if </w:t>
       </w:r>
       <w:proofErr w:type="spellStart"/>
       <w:proofErr w:type="gramStart"/>
       <w:r>
+        <w:rPr>
+          <w:sz w:val="22"/>
+          <w:szCs w:val="22"/>
+        </w:rPr>
         <w:t>response.status</w:t>
       </w:r>
       <w:proofErr w:type="gramEnd"/>
       <w:r>
+        <w:rPr>
+          <w:sz w:val="22"/>
+          <w:szCs w:val="22"/>
+        </w:rPr>
         <w:t>_code</w:t>
       </w:r>
       <w:proofErr w:type="spellEnd"/>
       <w:r>
+        <w:rPr>
+          <w:sz w:val="22"/>
+          <w:szCs w:val="22"/>
+        </w:rPr>
         <w:t xml:space="preserve"> &gt;= 400:</w:t>
       </w:r>
     </w:p>
@@ -1644,42 +2647,82 @@
           <w:top w:val="single" w:sz="4" w:space="1" w:color="auto"/>
         </w:pBdr>
         <w:spacing w:after="0"/>
-      </w:pPr>
-      <w:r>
+        <w:rPr>
+          <w:sz w:val="22"/>
+          <w:szCs w:val="22"/>
+        </w:rPr>
+      </w:pPr>
+      <w:r>
+        <w:rPr>
+          <w:sz w:val="22"/>
+          <w:szCs w:val="22"/>
+        </w:rPr>
         <w:t xml:space="preserve">            </w:t>
       </w:r>
       <w:proofErr w:type="gramStart"/>
       <w:r>
+        <w:rPr>
+          <w:sz w:val="22"/>
+          <w:szCs w:val="22"/>
+        </w:rPr>
         <w:t>print(</w:t>
       </w:r>
       <w:proofErr w:type="spellStart"/>
       <w:proofErr w:type="gramEnd"/>
       <w:r>
+        <w:rPr>
+          <w:sz w:val="22"/>
+          <w:szCs w:val="22"/>
+        </w:rPr>
         <w:t>f"Broken</w:t>
       </w:r>
       <w:proofErr w:type="spellEnd"/>
       <w:r>
+        <w:rPr>
+          <w:sz w:val="22"/>
+          <w:szCs w:val="22"/>
+        </w:rPr>
         <w:t>: {</w:t>
       </w:r>
       <w:proofErr w:type="spellStart"/>
       <w:r>
+        <w:rPr>
+          <w:sz w:val="22"/>
+          <w:szCs w:val="22"/>
+        </w:rPr>
         <w:t>url</w:t>
       </w:r>
       <w:proofErr w:type="spellEnd"/>
       <w:r>
+        <w:rPr>
+          <w:sz w:val="22"/>
+          <w:szCs w:val="22"/>
+        </w:rPr>
         <w:t>} -&gt; {</w:t>
       </w:r>
       <w:proofErr w:type="spellStart"/>
       <w:proofErr w:type="gramStart"/>
       <w:r>
+        <w:rPr>
+          <w:sz w:val="22"/>
+          <w:szCs w:val="22"/>
+        </w:rPr>
         <w:t>response.status</w:t>
       </w:r>
       <w:proofErr w:type="gramEnd"/>
       <w:r>
+        <w:rPr>
+          <w:sz w:val="22"/>
+          <w:szCs w:val="22"/>
+        </w:rPr>
         <w:t>_code</w:t>
       </w:r>
       <w:proofErr w:type="spellEnd"/>
       <w:r>
+        <w:rPr>
+          <w:sz w:val="22"/>
+          <w:szCs w:val="22"/>
+        </w:rPr>
         <w:t>}")</w:t>
       </w:r>
     </w:p>
@@ -1689,8 +2732,16 @@
           <w:top w:val="single" w:sz="4" w:space="1" w:color="auto"/>
         </w:pBdr>
         <w:spacing w:after="0"/>
-      </w:pPr>
-      <w:r>
+        <w:rPr>
+          <w:sz w:val="22"/>
+          <w:szCs w:val="22"/>
+        </w:rPr>
+      </w:pPr>
+      <w:r>
+        <w:rPr>
+          <w:sz w:val="22"/>
+          <w:szCs w:val="22"/>
+        </w:rPr>
         <w:t xml:space="preserve">        else:</w:t>
       </w:r>
     </w:p>
@@ -1700,42 +2751,82 @@
           <w:top w:val="single" w:sz="4" w:space="1" w:color="auto"/>
         </w:pBdr>
         <w:spacing w:after="0"/>
-      </w:pPr>
-      <w:r>
+        <w:rPr>
+          <w:sz w:val="22"/>
+          <w:szCs w:val="22"/>
+        </w:rPr>
+      </w:pPr>
+      <w:r>
+        <w:rPr>
+          <w:sz w:val="22"/>
+          <w:szCs w:val="22"/>
+        </w:rPr>
         <w:t xml:space="preserve">            </w:t>
       </w:r>
       <w:proofErr w:type="gramStart"/>
       <w:r>
+        <w:rPr>
+          <w:sz w:val="22"/>
+          <w:szCs w:val="22"/>
+        </w:rPr>
         <w:t>print(</w:t>
       </w:r>
       <w:proofErr w:type="spellStart"/>
       <w:proofErr w:type="gramEnd"/>
       <w:r>
+        <w:rPr>
+          <w:sz w:val="22"/>
+          <w:szCs w:val="22"/>
+        </w:rPr>
         <w:t>f"Valid</w:t>
       </w:r>
       <w:proofErr w:type="spellEnd"/>
       <w:r>
+        <w:rPr>
+          <w:sz w:val="22"/>
+          <w:szCs w:val="22"/>
+        </w:rPr>
         <w:t>: {</w:t>
       </w:r>
       <w:proofErr w:type="spellStart"/>
       <w:r>
+        <w:rPr>
+          <w:sz w:val="22"/>
+          <w:szCs w:val="22"/>
+        </w:rPr>
         <w:t>url</w:t>
       </w:r>
       <w:proofErr w:type="spellEnd"/>
       <w:r>
+        <w:rPr>
+          <w:sz w:val="22"/>
+          <w:szCs w:val="22"/>
+        </w:rPr>
         <w:t>} -&gt; {</w:t>
       </w:r>
       <w:proofErr w:type="spellStart"/>
       <w:proofErr w:type="gramStart"/>
       <w:r>
+        <w:rPr>
+          <w:sz w:val="22"/>
+          <w:szCs w:val="22"/>
+        </w:rPr>
         <w:t>response.status</w:t>
       </w:r>
       <w:proofErr w:type="gramEnd"/>
       <w:r>
+        <w:rPr>
+          <w:sz w:val="22"/>
+          <w:szCs w:val="22"/>
+        </w:rPr>
         <w:t>_code</w:t>
       </w:r>
       <w:proofErr w:type="spellEnd"/>
       <w:r>
+        <w:rPr>
+          <w:sz w:val="22"/>
+          <w:szCs w:val="22"/>
+        </w:rPr>
         <w:t>}")</w:t>
       </w:r>
     </w:p>
@@ -1745,29 +2836,53 @@
           <w:top w:val="single" w:sz="4" w:space="1" w:color="auto"/>
         </w:pBdr>
         <w:spacing w:after="0"/>
-      </w:pPr>
-    </w:p>
-    <w:p>
-      <w:pPr>
-        <w:pBdr>
-          <w:top w:val="single" w:sz="4" w:space="1" w:color="auto"/>
-        </w:pBdr>
-        <w:spacing w:after="0"/>
-      </w:pPr>
-      <w:r>
+        <w:rPr>
+          <w:sz w:val="22"/>
+          <w:szCs w:val="22"/>
+        </w:rPr>
+      </w:pPr>
+    </w:p>
+    <w:p>
+      <w:pPr>
+        <w:pBdr>
+          <w:top w:val="single" w:sz="4" w:space="1" w:color="auto"/>
+        </w:pBdr>
+        <w:spacing w:after="0"/>
+        <w:rPr>
+          <w:sz w:val="22"/>
+          <w:szCs w:val="22"/>
+        </w:rPr>
+      </w:pPr>
+      <w:r>
+        <w:rPr>
+          <w:sz w:val="22"/>
+          <w:szCs w:val="22"/>
+        </w:rPr>
         <w:t xml:space="preserve">    except </w:t>
       </w:r>
       <w:proofErr w:type="spellStart"/>
       <w:proofErr w:type="gramStart"/>
       <w:r>
+        <w:rPr>
+          <w:sz w:val="22"/>
+          <w:szCs w:val="22"/>
+        </w:rPr>
         <w:t>requests.exceptions</w:t>
       </w:r>
       <w:proofErr w:type="gramEnd"/>
       <w:r>
+        <w:rPr>
+          <w:sz w:val="22"/>
+          <w:szCs w:val="22"/>
+        </w:rPr>
         <w:t>.RequestException</w:t>
       </w:r>
       <w:proofErr w:type="spellEnd"/>
       <w:r>
+        <w:rPr>
+          <w:sz w:val="22"/>
+          <w:szCs w:val="22"/>
+        </w:rPr>
         <w:t xml:space="preserve"> as e:</w:t>
       </w:r>
     </w:p>
@@ -1777,30 +2892,57 @@
           <w:top w:val="single" w:sz="4" w:space="1" w:color="auto"/>
         </w:pBdr>
         <w:spacing w:after="0"/>
-      </w:pPr>
-      <w:r>
-        <w:lastRenderedPageBreak/>
+        <w:rPr>
+          <w:sz w:val="22"/>
+          <w:szCs w:val="22"/>
+        </w:rPr>
+      </w:pPr>
+      <w:r>
+        <w:rPr>
+          <w:sz w:val="22"/>
+          <w:szCs w:val="22"/>
+        </w:rPr>
         <w:t xml:space="preserve">        </w:t>
       </w:r>
       <w:proofErr w:type="gramStart"/>
       <w:r>
+        <w:rPr>
+          <w:sz w:val="22"/>
+          <w:szCs w:val="22"/>
+        </w:rPr>
         <w:t>print(</w:t>
       </w:r>
       <w:proofErr w:type="spellStart"/>
       <w:proofErr w:type="gramEnd"/>
       <w:r>
+        <w:rPr>
+          <w:sz w:val="22"/>
+          <w:szCs w:val="22"/>
+        </w:rPr>
         <w:t>f"Error</w:t>
       </w:r>
       <w:proofErr w:type="spellEnd"/>
       <w:r>
+        <w:rPr>
+          <w:sz w:val="22"/>
+          <w:szCs w:val="22"/>
+        </w:rPr>
         <w:t xml:space="preserve"> checking {</w:t>
       </w:r>
       <w:proofErr w:type="spellStart"/>
       <w:r>
+        <w:rPr>
+          <w:sz w:val="22"/>
+          <w:szCs w:val="22"/>
+        </w:rPr>
         <w:t>url</w:t>
       </w:r>
       <w:proofErr w:type="spellEnd"/>
       <w:r>
+        <w:rPr>
+          <w:sz w:val="22"/>
+          <w:szCs w:val="22"/>
+        </w:rPr>
         <w:t>}: {e}")</w:t>
       </w:r>
     </w:p>
@@ -1810,23 +2952,39 @@
           <w:top w:val="single" w:sz="4" w:space="1" w:color="auto"/>
         </w:pBdr>
         <w:spacing w:after="0"/>
-      </w:pPr>
-    </w:p>
-    <w:p>
-      <w:pPr>
-        <w:pBdr>
-          <w:top w:val="single" w:sz="4" w:space="1" w:color="auto"/>
-        </w:pBdr>
-        <w:spacing w:after="0"/>
+        <w:rPr>
+          <w:sz w:val="22"/>
+          <w:szCs w:val="22"/>
+        </w:rPr>
+      </w:pPr>
+    </w:p>
+    <w:p>
+      <w:pPr>
+        <w:pBdr>
+          <w:top w:val="single" w:sz="4" w:space="1" w:color="auto"/>
+        </w:pBdr>
+        <w:spacing w:after="0"/>
+        <w:rPr>
+          <w:sz w:val="22"/>
+          <w:szCs w:val="22"/>
+        </w:rPr>
       </w:pPr>
       <w:proofErr w:type="spellStart"/>
       <w:proofErr w:type="gramStart"/>
       <w:r>
+        <w:rPr>
+          <w:sz w:val="22"/>
+          <w:szCs w:val="22"/>
+        </w:rPr>
         <w:t>driver.quit</w:t>
       </w:r>
       <w:proofErr w:type="spellEnd"/>
       <w:proofErr w:type="gramEnd"/>
       <w:r>
+        <w:rPr>
+          <w:sz w:val="22"/>
+          <w:szCs w:val="22"/>
+        </w:rPr>
         <w:t>()</w:t>
       </w:r>
     </w:p>
@@ -1836,10 +2994,18 @@
           <w:top w:val="single" w:sz="4" w:space="1" w:color="auto"/>
         </w:pBdr>
         <w:spacing w:after="0"/>
-      </w:pPr>
-      <w:r>
+        <w:rPr>
+          <w:sz w:val="22"/>
+          <w:szCs w:val="22"/>
+        </w:rPr>
+      </w:pPr>
+      <w:r>
+        <w:rPr>
+          <w:sz w:val="22"/>
+          <w:szCs w:val="22"/>
+        </w:rPr>
         <w:pict w14:anchorId="0BBE3CC6">
-          <v:rect id="_x0000_i1243" style="width:0;height:1.5pt" o:hralign="center" o:hrstd="t" o:hr="t" fillcolor="#a0a0a0" stroked="f"/>
+          <v:rect id="_x0000_i1033" style="width:0;height:1.5pt" o:hralign="center" o:hrstd="t" o:hr="t" fillcolor="#a0a0a0" stroked="f"/>
         </w:pict>
       </w:r>
     </w:p>
@@ -1852,12 +3018,16 @@
         <w:rPr>
           <w:b/>
           <w:bCs/>
-        </w:rPr>
-      </w:pPr>
-      <w:r>
-        <w:rPr>
-          <w:b/>
-          <w:bCs/>
+          <w:sz w:val="22"/>
+          <w:szCs w:val="22"/>
+        </w:rPr>
+      </w:pPr>
+      <w:r>
+        <w:rPr>
+          <w:b/>
+          <w:bCs/>
+          <w:sz w:val="22"/>
+          <w:szCs w:val="22"/>
         </w:rPr>
         <w:t>Why exception handling?</w:t>
       </w:r>
@@ -1868,8 +3038,16 @@
           <w:top w:val="single" w:sz="4" w:space="1" w:color="auto"/>
         </w:pBdr>
         <w:spacing w:after="0"/>
-      </w:pPr>
-      <w:r>
+        <w:rPr>
+          <w:sz w:val="22"/>
+          <w:szCs w:val="22"/>
+        </w:rPr>
+      </w:pPr>
+      <w:r>
+        <w:rPr>
+          <w:sz w:val="22"/>
+          <w:szCs w:val="22"/>
+        </w:rPr>
         <w:t>Some links may:</w:t>
       </w:r>
     </w:p>
@@ -1883,8 +3061,17 @@
           <w:top w:val="single" w:sz="4" w:space="1" w:color="auto"/>
         </w:pBdr>
         <w:spacing w:after="0"/>
-      </w:pPr>
-      <w:r>
+        <w:rPr>
+          <w:sz w:val="22"/>
+          <w:szCs w:val="22"/>
+        </w:rPr>
+      </w:pPr>
+      <w:r>
+        <w:rPr>
+          <w:sz w:val="22"/>
+          <w:szCs w:val="22"/>
+        </w:rPr>
+        <w:lastRenderedPageBreak/>
         <w:t>timeout</w:t>
       </w:r>
     </w:p>
@@ -1898,8 +3085,16 @@
           <w:top w:val="single" w:sz="4" w:space="1" w:color="auto"/>
         </w:pBdr>
         <w:spacing w:after="0"/>
-      </w:pPr>
-      <w:r>
+        <w:rPr>
+          <w:sz w:val="22"/>
+          <w:szCs w:val="22"/>
+        </w:rPr>
+      </w:pPr>
+      <w:r>
+        <w:rPr>
+          <w:sz w:val="22"/>
+          <w:szCs w:val="22"/>
+        </w:rPr>
         <w:t>refuse connection</w:t>
       </w:r>
     </w:p>
@@ -1913,8 +3108,16 @@
           <w:top w:val="single" w:sz="4" w:space="1" w:color="auto"/>
         </w:pBdr>
         <w:spacing w:after="0"/>
-      </w:pPr>
-      <w:r>
+        <w:rPr>
+          <w:sz w:val="22"/>
+          <w:szCs w:val="22"/>
+        </w:rPr>
+      </w:pPr>
+      <w:r>
+        <w:rPr>
+          <w:sz w:val="22"/>
+          <w:szCs w:val="22"/>
+        </w:rPr>
         <w:t>redirect badly</w:t>
       </w:r>
     </w:p>
@@ -1924,8 +3127,16 @@
           <w:top w:val="single" w:sz="4" w:space="1" w:color="auto"/>
         </w:pBdr>
         <w:spacing w:after="0"/>
-      </w:pPr>
-      <w:r>
+        <w:rPr>
+          <w:sz w:val="22"/>
+          <w:szCs w:val="22"/>
+        </w:rPr>
+      </w:pPr>
+      <w:r>
+        <w:rPr>
+          <w:sz w:val="22"/>
+          <w:szCs w:val="22"/>
+        </w:rPr>
         <w:t>Without handling script may stop.</w:t>
       </w:r>
     </w:p>
@@ -1935,10 +3146,18 @@
           <w:top w:val="single" w:sz="4" w:space="1" w:color="auto"/>
         </w:pBdr>
         <w:spacing w:after="0"/>
-      </w:pPr>
-      <w:r>
+        <w:rPr>
+          <w:sz w:val="22"/>
+          <w:szCs w:val="22"/>
+        </w:rPr>
+      </w:pPr>
+      <w:r>
+        <w:rPr>
+          <w:sz w:val="22"/>
+          <w:szCs w:val="22"/>
+        </w:rPr>
         <w:pict w14:anchorId="1C2E1E85">
-          <v:rect id="_x0000_i1244" style="width:0;height:1.5pt" o:hralign="center" o:hrstd="t" o:hr="t" fillcolor="#a0a0a0" stroked="f"/>
+          <v:rect id="_x0000_i1034" style="width:0;height:1.5pt" o:hralign="center" o:hrstd="t" o:hr="t" fillcolor="#a0a0a0" stroked="f"/>
         </w:pict>
       </w:r>
     </w:p>
@@ -1951,6 +3170,8 @@
         <w:rPr>
           <w:b/>
           <w:bCs/>
+          <w:sz w:val="22"/>
+          <w:szCs w:val="22"/>
         </w:rPr>
       </w:pPr>
       <w:r>
@@ -1958,6 +3179,8 @@
           <w:rFonts w:ascii="Segoe UI Emoji" w:hAnsi="Segoe UI Emoji" w:cs="Segoe UI Emoji"/>
           <w:b/>
           <w:bCs/>
+          <w:sz w:val="22"/>
+          <w:szCs w:val="22"/>
         </w:rPr>
         <w:t>✅</w:t>
       </w:r>
@@ -1965,6 +3188,8 @@
         <w:rPr>
           <w:b/>
           <w:bCs/>
+          <w:sz w:val="22"/>
+          <w:szCs w:val="22"/>
         </w:rPr>
         <w:t xml:space="preserve"> Using HEAD request (Faster)</w:t>
       </w:r>
@@ -1975,8 +3200,16 @@
           <w:top w:val="single" w:sz="4" w:space="1" w:color="auto"/>
         </w:pBdr>
         <w:spacing w:after="0"/>
-      </w:pPr>
-      <w:r>
+        <w:rPr>
+          <w:sz w:val="22"/>
+          <w:szCs w:val="22"/>
+        </w:rPr>
+      </w:pPr>
+      <w:r>
+        <w:rPr>
+          <w:sz w:val="22"/>
+          <w:szCs w:val="22"/>
+        </w:rPr>
         <w:t>More efficient for large sites.</w:t>
       </w:r>
     </w:p>
@@ -1986,34 +3219,66 @@
           <w:top w:val="single" w:sz="4" w:space="1" w:color="auto"/>
         </w:pBdr>
         <w:spacing w:after="0"/>
-      </w:pPr>
-      <w:r>
+        <w:rPr>
+          <w:sz w:val="22"/>
+          <w:szCs w:val="22"/>
+        </w:rPr>
+      </w:pPr>
+      <w:r>
+        <w:rPr>
+          <w:sz w:val="22"/>
+          <w:szCs w:val="22"/>
+        </w:rPr>
         <w:t xml:space="preserve">response = </w:t>
       </w:r>
       <w:proofErr w:type="spellStart"/>
       <w:proofErr w:type="gramStart"/>
       <w:r>
+        <w:rPr>
+          <w:sz w:val="22"/>
+          <w:szCs w:val="22"/>
+        </w:rPr>
         <w:t>requests.head</w:t>
       </w:r>
       <w:proofErr w:type="spellEnd"/>
       <w:proofErr w:type="gramEnd"/>
       <w:r>
+        <w:rPr>
+          <w:sz w:val="22"/>
+          <w:szCs w:val="22"/>
+        </w:rPr>
         <w:t>(</w:t>
       </w:r>
       <w:proofErr w:type="spellStart"/>
       <w:r>
+        <w:rPr>
+          <w:sz w:val="22"/>
+          <w:szCs w:val="22"/>
+        </w:rPr>
         <w:t>url</w:t>
       </w:r>
       <w:proofErr w:type="spellEnd"/>
       <w:r>
+        <w:rPr>
+          <w:sz w:val="22"/>
+          <w:szCs w:val="22"/>
+        </w:rPr>
         <w:t xml:space="preserve">, </w:t>
       </w:r>
       <w:proofErr w:type="spellStart"/>
       <w:r>
+        <w:rPr>
+          <w:sz w:val="22"/>
+          <w:szCs w:val="22"/>
+        </w:rPr>
         <w:t>allow_redirects</w:t>
       </w:r>
       <w:proofErr w:type="spellEnd"/>
       <w:r>
+        <w:rPr>
+          <w:sz w:val="22"/>
+          <w:szCs w:val="22"/>
+        </w:rPr>
         <w:t>=True)</w:t>
       </w:r>
     </w:p>
@@ -2023,10 +3288,18 @@
           <w:top w:val="single" w:sz="4" w:space="1" w:color="auto"/>
         </w:pBdr>
         <w:spacing w:after="0"/>
-      </w:pPr>
-      <w:r>
+        <w:rPr>
+          <w:sz w:val="22"/>
+          <w:szCs w:val="22"/>
+        </w:rPr>
+      </w:pPr>
+      <w:r>
+        <w:rPr>
+          <w:sz w:val="22"/>
+          <w:szCs w:val="22"/>
+        </w:rPr>
         <w:pict w14:anchorId="30559CB3">
-          <v:rect id="_x0000_i1245" style="width:0;height:1.5pt" o:hralign="center" o:hrstd="t" o:hr="t" fillcolor="#a0a0a0" stroked="f"/>
+          <v:rect id="_x0000_i1035" style="width:0;height:1.5pt" o:hralign="center" o:hrstd="t" o:hr="t" fillcolor="#a0a0a0" stroked="f"/>
         </w:pict>
       </w:r>
     </w:p>
@@ -2039,12 +3312,16 @@
         <w:rPr>
           <w:b/>
           <w:bCs/>
-        </w:rPr>
-      </w:pPr>
-      <w:r>
-        <w:rPr>
-          <w:b/>
-          <w:bCs/>
+          <w:sz w:val="22"/>
+          <w:szCs w:val="22"/>
+        </w:rPr>
+      </w:pPr>
+      <w:r>
+        <w:rPr>
+          <w:b/>
+          <w:bCs/>
+          <w:sz w:val="22"/>
+          <w:szCs w:val="22"/>
         </w:rPr>
         <w:t>Example</w:t>
       </w:r>
@@ -2055,34 +3332,66 @@
           <w:top w:val="single" w:sz="4" w:space="1" w:color="auto"/>
         </w:pBdr>
         <w:spacing w:after="0"/>
-      </w:pPr>
-      <w:r>
+        <w:rPr>
+          <w:sz w:val="22"/>
+          <w:szCs w:val="22"/>
+        </w:rPr>
+      </w:pPr>
+      <w:r>
+        <w:rPr>
+          <w:sz w:val="22"/>
+          <w:szCs w:val="22"/>
+        </w:rPr>
         <w:t xml:space="preserve">response = </w:t>
       </w:r>
       <w:proofErr w:type="spellStart"/>
       <w:proofErr w:type="gramStart"/>
       <w:r>
+        <w:rPr>
+          <w:sz w:val="22"/>
+          <w:szCs w:val="22"/>
+        </w:rPr>
         <w:t>requests.head</w:t>
       </w:r>
       <w:proofErr w:type="spellEnd"/>
       <w:proofErr w:type="gramEnd"/>
       <w:r>
+        <w:rPr>
+          <w:sz w:val="22"/>
+          <w:szCs w:val="22"/>
+        </w:rPr>
         <w:t>(</w:t>
       </w:r>
       <w:proofErr w:type="spellStart"/>
       <w:r>
+        <w:rPr>
+          <w:sz w:val="22"/>
+          <w:szCs w:val="22"/>
+        </w:rPr>
         <w:t>url</w:t>
       </w:r>
       <w:proofErr w:type="spellEnd"/>
       <w:r>
+        <w:rPr>
+          <w:sz w:val="22"/>
+          <w:szCs w:val="22"/>
+        </w:rPr>
         <w:t xml:space="preserve">, timeout=5, </w:t>
       </w:r>
       <w:proofErr w:type="spellStart"/>
       <w:r>
+        <w:rPr>
+          <w:sz w:val="22"/>
+          <w:szCs w:val="22"/>
+        </w:rPr>
         <w:t>allow_redirects</w:t>
       </w:r>
       <w:proofErr w:type="spellEnd"/>
       <w:r>
+        <w:rPr>
+          <w:sz w:val="22"/>
+          <w:szCs w:val="22"/>
+        </w:rPr>
         <w:t>=True)</w:t>
       </w:r>
     </w:p>
@@ -2092,8 +3401,16 @@
           <w:top w:val="single" w:sz="4" w:space="1" w:color="auto"/>
         </w:pBdr>
         <w:spacing w:after="0"/>
-      </w:pPr>
-      <w:r>
+        <w:rPr>
+          <w:sz w:val="22"/>
+          <w:szCs w:val="22"/>
+        </w:rPr>
+      </w:pPr>
+      <w:r>
+        <w:rPr>
+          <w:sz w:val="22"/>
+          <w:szCs w:val="22"/>
+        </w:rPr>
         <w:t>HEAD avoids downloading full page.</w:t>
       </w:r>
     </w:p>
@@ -2103,10 +3420,18 @@
           <w:top w:val="single" w:sz="4" w:space="1" w:color="auto"/>
         </w:pBdr>
         <w:spacing w:after="0"/>
-      </w:pPr>
-      <w:r>
+        <w:rPr>
+          <w:sz w:val="22"/>
+          <w:szCs w:val="22"/>
+        </w:rPr>
+      </w:pPr>
+      <w:r>
+        <w:rPr>
+          <w:sz w:val="22"/>
+          <w:szCs w:val="22"/>
+        </w:rPr>
         <w:pict w14:anchorId="5F694456">
-          <v:rect id="_x0000_i1246" style="width:0;height:1.5pt" o:hralign="center" o:hrstd="t" o:hr="t" fillcolor="#a0a0a0" stroked="f"/>
+          <v:rect id="_x0000_i1036" style="width:0;height:1.5pt" o:hralign="center" o:hrstd="t" o:hr="t" fillcolor="#a0a0a0" stroked="f"/>
         </w:pict>
       </w:r>
     </w:p>
@@ -2119,6 +3444,8 @@
         <w:rPr>
           <w:b/>
           <w:bCs/>
+          <w:sz w:val="22"/>
+          <w:szCs w:val="22"/>
         </w:rPr>
       </w:pPr>
       <w:r>
@@ -2126,6 +3453,8 @@
           <w:rFonts w:ascii="Segoe UI Emoji" w:hAnsi="Segoe UI Emoji" w:cs="Segoe UI Emoji"/>
           <w:b/>
           <w:bCs/>
+          <w:sz w:val="22"/>
+          <w:szCs w:val="22"/>
         </w:rPr>
         <w:t>✅</w:t>
       </w:r>
@@ -2133,6 +3462,8 @@
         <w:rPr>
           <w:b/>
           <w:bCs/>
+          <w:sz w:val="22"/>
+          <w:szCs w:val="22"/>
         </w:rPr>
         <w:t xml:space="preserve"> Recommended Senior Version</w:t>
       </w:r>
@@ -2143,34 +3474,66 @@
           <w:top w:val="single" w:sz="4" w:space="1" w:color="auto"/>
         </w:pBdr>
         <w:spacing w:after="0"/>
-      </w:pPr>
-      <w:r>
+        <w:rPr>
+          <w:sz w:val="22"/>
+          <w:szCs w:val="22"/>
+        </w:rPr>
+      </w:pPr>
+      <w:r>
+        <w:rPr>
+          <w:sz w:val="22"/>
+          <w:szCs w:val="22"/>
+        </w:rPr>
         <w:t xml:space="preserve">response = </w:t>
       </w:r>
       <w:proofErr w:type="spellStart"/>
       <w:proofErr w:type="gramStart"/>
       <w:r>
+        <w:rPr>
+          <w:sz w:val="22"/>
+          <w:szCs w:val="22"/>
+        </w:rPr>
         <w:t>requests.head</w:t>
       </w:r>
       <w:proofErr w:type="spellEnd"/>
       <w:proofErr w:type="gramEnd"/>
       <w:r>
+        <w:rPr>
+          <w:sz w:val="22"/>
+          <w:szCs w:val="22"/>
+        </w:rPr>
         <w:t>(</w:t>
       </w:r>
       <w:proofErr w:type="spellStart"/>
       <w:r>
+        <w:rPr>
+          <w:sz w:val="22"/>
+          <w:szCs w:val="22"/>
+        </w:rPr>
         <w:t>url</w:t>
       </w:r>
       <w:proofErr w:type="spellEnd"/>
       <w:r>
+        <w:rPr>
+          <w:sz w:val="22"/>
+          <w:szCs w:val="22"/>
+        </w:rPr>
         <w:t xml:space="preserve">, timeout=5, </w:t>
       </w:r>
       <w:proofErr w:type="spellStart"/>
       <w:r>
+        <w:rPr>
+          <w:sz w:val="22"/>
+          <w:szCs w:val="22"/>
+        </w:rPr>
         <w:t>allow_redirects</w:t>
       </w:r>
       <w:proofErr w:type="spellEnd"/>
       <w:r>
+        <w:rPr>
+          <w:sz w:val="22"/>
+          <w:szCs w:val="22"/>
+        </w:rPr>
         <w:t>=True)</w:t>
       </w:r>
     </w:p>
@@ -2180,10 +3543,18 @@
           <w:top w:val="single" w:sz="4" w:space="1" w:color="auto"/>
         </w:pBdr>
         <w:spacing w:after="0"/>
-      </w:pPr>
-      <w:r>
+        <w:rPr>
+          <w:sz w:val="22"/>
+          <w:szCs w:val="22"/>
+        </w:rPr>
+      </w:pPr>
+      <w:r>
+        <w:rPr>
+          <w:sz w:val="22"/>
+          <w:szCs w:val="22"/>
+        </w:rPr>
         <w:pict w14:anchorId="646F71C1">
-          <v:rect id="_x0000_i1247" style="width:0;height:1.5pt" o:hralign="center" o:hrstd="t" o:hr="t" fillcolor="#a0a0a0" stroked="f"/>
+          <v:rect id="_x0000_i1037" style="width:0;height:1.5pt" o:hralign="center" o:hrstd="t" o:hr="t" fillcolor="#a0a0a0" stroked="f"/>
         </w:pict>
       </w:r>
     </w:p>
@@ -2196,6 +3567,8 @@
         <w:rPr>
           <w:b/>
           <w:bCs/>
+          <w:sz w:val="22"/>
+          <w:szCs w:val="22"/>
         </w:rPr>
       </w:pPr>
       <w:r>
@@ -2203,6 +3576,8 @@
           <w:rFonts w:ascii="Segoe UI Emoji" w:hAnsi="Segoe UI Emoji" w:cs="Segoe UI Emoji"/>
           <w:b/>
           <w:bCs/>
+          <w:sz w:val="22"/>
+          <w:szCs w:val="22"/>
         </w:rPr>
         <w:t>✅</w:t>
       </w:r>
@@ -2210,6 +3585,8 @@
         <w:rPr>
           <w:b/>
           <w:bCs/>
+          <w:sz w:val="22"/>
+          <w:szCs w:val="22"/>
         </w:rPr>
         <w:t xml:space="preserve"> Validate Image Links Too</w:t>
       </w:r>
@@ -2220,8 +3597,16 @@
           <w:top w:val="single" w:sz="4" w:space="1" w:color="auto"/>
         </w:pBdr>
         <w:spacing w:after="0"/>
-      </w:pPr>
-      <w:r>
+        <w:rPr>
+          <w:sz w:val="22"/>
+          <w:szCs w:val="22"/>
+        </w:rPr>
+      </w:pPr>
+      <w:r>
+        <w:rPr>
+          <w:sz w:val="22"/>
+          <w:szCs w:val="22"/>
+        </w:rPr>
         <w:t>For images:</w:t>
       </w:r>
     </w:p>
@@ -2231,42 +3616,82 @@
           <w:top w:val="single" w:sz="4" w:space="1" w:color="auto"/>
         </w:pBdr>
         <w:spacing w:after="0"/>
-      </w:pPr>
-      <w:r>
+        <w:rPr>
+          <w:sz w:val="22"/>
+          <w:szCs w:val="22"/>
+        </w:rPr>
+      </w:pPr>
+      <w:r>
+        <w:rPr>
+          <w:sz w:val="22"/>
+          <w:szCs w:val="22"/>
+        </w:rPr>
         <w:t xml:space="preserve">images = </w:t>
       </w:r>
       <w:proofErr w:type="spellStart"/>
       <w:proofErr w:type="gramStart"/>
       <w:r>
+        <w:rPr>
+          <w:sz w:val="22"/>
+          <w:szCs w:val="22"/>
+        </w:rPr>
         <w:t>driver.find</w:t>
       </w:r>
       <w:proofErr w:type="gramEnd"/>
       <w:r>
+        <w:rPr>
+          <w:sz w:val="22"/>
+          <w:szCs w:val="22"/>
+        </w:rPr>
         <w:t>_</w:t>
       </w:r>
       <w:proofErr w:type="gramStart"/>
       <w:r>
+        <w:rPr>
+          <w:sz w:val="22"/>
+          <w:szCs w:val="22"/>
+        </w:rPr>
         <w:t>elements</w:t>
       </w:r>
       <w:proofErr w:type="spellEnd"/>
       <w:r>
+        <w:rPr>
+          <w:sz w:val="22"/>
+          <w:szCs w:val="22"/>
+        </w:rPr>
         <w:t>(</w:t>
       </w:r>
       <w:proofErr w:type="spellStart"/>
       <w:proofErr w:type="gramEnd"/>
       <w:r>
+        <w:rPr>
+          <w:sz w:val="22"/>
+          <w:szCs w:val="22"/>
+        </w:rPr>
         <w:t>By.TAG_NAME</w:t>
       </w:r>
       <w:proofErr w:type="spellEnd"/>
       <w:r>
+        <w:rPr>
+          <w:sz w:val="22"/>
+          <w:szCs w:val="22"/>
+        </w:rPr>
         <w:t>, "</w:t>
       </w:r>
       <w:proofErr w:type="spellStart"/>
       <w:r>
+        <w:rPr>
+          <w:sz w:val="22"/>
+          <w:szCs w:val="22"/>
+        </w:rPr>
         <w:t>img</w:t>
       </w:r>
       <w:proofErr w:type="spellEnd"/>
       <w:r>
+        <w:rPr>
+          <w:sz w:val="22"/>
+          <w:szCs w:val="22"/>
+        </w:rPr>
         <w:t>")</w:t>
       </w:r>
     </w:p>
@@ -2276,24 +3701,44 @@
           <w:top w:val="single" w:sz="4" w:space="1" w:color="auto"/>
         </w:pBdr>
         <w:spacing w:after="0"/>
-      </w:pPr>
-    </w:p>
-    <w:p>
-      <w:pPr>
-        <w:pBdr>
-          <w:top w:val="single" w:sz="4" w:space="1" w:color="auto"/>
-        </w:pBdr>
-        <w:spacing w:after="0"/>
-      </w:pPr>
-      <w:r>
+        <w:rPr>
+          <w:sz w:val="22"/>
+          <w:szCs w:val="22"/>
+        </w:rPr>
+      </w:pPr>
+    </w:p>
+    <w:p>
+      <w:pPr>
+        <w:pBdr>
+          <w:top w:val="single" w:sz="4" w:space="1" w:color="auto"/>
+        </w:pBdr>
+        <w:spacing w:after="0"/>
+        <w:rPr>
+          <w:sz w:val="22"/>
+          <w:szCs w:val="22"/>
+        </w:rPr>
+      </w:pPr>
+      <w:r>
+        <w:rPr>
+          <w:sz w:val="22"/>
+          <w:szCs w:val="22"/>
+        </w:rPr>
         <w:t xml:space="preserve">for </w:t>
       </w:r>
       <w:proofErr w:type="spellStart"/>
       <w:r>
+        <w:rPr>
+          <w:sz w:val="22"/>
+          <w:szCs w:val="22"/>
+        </w:rPr>
         <w:t>img</w:t>
       </w:r>
       <w:proofErr w:type="spellEnd"/>
       <w:r>
+        <w:rPr>
+          <w:sz w:val="22"/>
+          <w:szCs w:val="22"/>
+        </w:rPr>
         <w:t xml:space="preserve"> in images:</w:t>
       </w:r>
     </w:p>
@@ -2303,32 +3748,64 @@
           <w:top w:val="single" w:sz="4" w:space="1" w:color="auto"/>
         </w:pBdr>
         <w:spacing w:after="0"/>
-      </w:pPr>
-      <w:r>
+        <w:rPr>
+          <w:sz w:val="22"/>
+          <w:szCs w:val="22"/>
+        </w:rPr>
+      </w:pPr>
+      <w:r>
+        <w:rPr>
+          <w:sz w:val="22"/>
+          <w:szCs w:val="22"/>
+        </w:rPr>
         <w:t xml:space="preserve">    </w:t>
       </w:r>
       <w:proofErr w:type="spellStart"/>
       <w:r>
+        <w:rPr>
+          <w:sz w:val="22"/>
+          <w:szCs w:val="22"/>
+        </w:rPr>
         <w:t>src</w:t>
       </w:r>
       <w:proofErr w:type="spellEnd"/>
       <w:r>
+        <w:rPr>
+          <w:sz w:val="22"/>
+          <w:szCs w:val="22"/>
+        </w:rPr>
         <w:t xml:space="preserve"> = </w:t>
       </w:r>
       <w:proofErr w:type="spellStart"/>
       <w:r>
+        <w:rPr>
+          <w:sz w:val="22"/>
+          <w:szCs w:val="22"/>
+        </w:rPr>
         <w:t>img.get_attribute</w:t>
       </w:r>
       <w:proofErr w:type="spellEnd"/>
       <w:r>
+        <w:rPr>
+          <w:sz w:val="22"/>
+          <w:szCs w:val="22"/>
+        </w:rPr>
         <w:t>("</w:t>
       </w:r>
       <w:proofErr w:type="spellStart"/>
       <w:r>
+        <w:rPr>
+          <w:sz w:val="22"/>
+          <w:szCs w:val="22"/>
+        </w:rPr>
         <w:t>src</w:t>
       </w:r>
       <w:proofErr w:type="spellEnd"/>
       <w:r>
+        <w:rPr>
+          <w:sz w:val="22"/>
+          <w:szCs w:val="22"/>
+        </w:rPr>
         <w:t>")</w:t>
       </w:r>
     </w:p>
@@ -2338,8 +3815,16 @@
           <w:top w:val="single" w:sz="4" w:space="1" w:color="auto"/>
         </w:pBdr>
         <w:spacing w:after="0"/>
-      </w:pPr>
-      <w:r>
+        <w:rPr>
+          <w:sz w:val="22"/>
+          <w:szCs w:val="22"/>
+        </w:rPr>
+      </w:pPr>
+      <w:r>
+        <w:rPr>
+          <w:sz w:val="22"/>
+          <w:szCs w:val="22"/>
+        </w:rPr>
         <w:t>Check image URLs the same way.</w:t>
       </w:r>
     </w:p>
@@ -2349,10 +3834,18 @@
           <w:top w:val="single" w:sz="4" w:space="1" w:color="auto"/>
         </w:pBdr>
         <w:spacing w:after="0"/>
-      </w:pPr>
-      <w:r>
+        <w:rPr>
+          <w:sz w:val="22"/>
+          <w:szCs w:val="22"/>
+        </w:rPr>
+      </w:pPr>
+      <w:r>
+        <w:rPr>
+          <w:sz w:val="22"/>
+          <w:szCs w:val="22"/>
+        </w:rPr>
         <w:pict w14:anchorId="226BE324">
-          <v:rect id="_x0000_i1248" style="width:0;height:1.5pt" o:hralign="center" o:hrstd="t" o:hr="t" fillcolor="#a0a0a0" stroked="f"/>
+          <v:rect id="_x0000_i1038" style="width:0;height:1.5pt" o:hralign="center" o:hrstd="t" o:hr="t" fillcolor="#a0a0a0" stroked="f"/>
         </w:pict>
       </w:r>
     </w:p>
@@ -2365,6 +3858,8 @@
         <w:rPr>
           <w:b/>
           <w:bCs/>
+          <w:sz w:val="22"/>
+          <w:szCs w:val="22"/>
         </w:rPr>
       </w:pPr>
       <w:r>
@@ -2372,6 +3867,8 @@
           <w:rFonts w:ascii="Segoe UI Emoji" w:hAnsi="Segoe UI Emoji" w:cs="Segoe UI Emoji"/>
           <w:b/>
           <w:bCs/>
+          <w:sz w:val="22"/>
+          <w:szCs w:val="22"/>
         </w:rPr>
         <w:t>✅</w:t>
       </w:r>
@@ -2379,6 +3876,8 @@
         <w:rPr>
           <w:b/>
           <w:bCs/>
+          <w:sz w:val="22"/>
+          <w:szCs w:val="22"/>
         </w:rPr>
         <w:t xml:space="preserve"> Reusable Framework Method</w:t>
       </w:r>
@@ -2389,8 +3888,16 @@
           <w:top w:val="single" w:sz="4" w:space="1" w:color="auto"/>
         </w:pBdr>
         <w:spacing w:after="0"/>
-      </w:pPr>
-      <w:r>
+        <w:rPr>
+          <w:sz w:val="22"/>
+          <w:szCs w:val="22"/>
+        </w:rPr>
+      </w:pPr>
+      <w:r>
+        <w:rPr>
+          <w:sz w:val="22"/>
+          <w:szCs w:val="22"/>
+        </w:rPr>
         <w:t>Best practice utility.</w:t>
       </w:r>
     </w:p>
@@ -2400,8 +3907,16 @@
           <w:top w:val="single" w:sz="4" w:space="1" w:color="auto"/>
         </w:pBdr>
         <w:spacing w:after="0"/>
-      </w:pPr>
-      <w:r>
+        <w:rPr>
+          <w:sz w:val="22"/>
+          <w:szCs w:val="22"/>
+        </w:rPr>
+      </w:pPr>
+      <w:r>
+        <w:rPr>
+          <w:sz w:val="22"/>
+          <w:szCs w:val="22"/>
+        </w:rPr>
         <w:t>import requests</w:t>
       </w:r>
     </w:p>
@@ -2411,32 +3926,60 @@
           <w:top w:val="single" w:sz="4" w:space="1" w:color="auto"/>
         </w:pBdr>
         <w:spacing w:after="0"/>
-      </w:pPr>
-    </w:p>
-    <w:p>
-      <w:pPr>
-        <w:pBdr>
-          <w:top w:val="single" w:sz="4" w:space="1" w:color="auto"/>
-        </w:pBdr>
-        <w:spacing w:after="0"/>
-      </w:pPr>
-      <w:r>
+        <w:rPr>
+          <w:sz w:val="22"/>
+          <w:szCs w:val="22"/>
+        </w:rPr>
+      </w:pPr>
+    </w:p>
+    <w:p>
+      <w:pPr>
+        <w:pBdr>
+          <w:top w:val="single" w:sz="4" w:space="1" w:color="auto"/>
+        </w:pBdr>
+        <w:spacing w:after="0"/>
+        <w:rPr>
+          <w:sz w:val="22"/>
+          <w:szCs w:val="22"/>
+        </w:rPr>
+      </w:pPr>
+      <w:r>
+        <w:rPr>
+          <w:sz w:val="22"/>
+          <w:szCs w:val="22"/>
+        </w:rPr>
         <w:t xml:space="preserve">def </w:t>
       </w:r>
       <w:proofErr w:type="spellStart"/>
       <w:r>
+        <w:rPr>
+          <w:sz w:val="22"/>
+          <w:szCs w:val="22"/>
+        </w:rPr>
         <w:t>check_broken_link</w:t>
       </w:r>
       <w:proofErr w:type="spellEnd"/>
       <w:r>
+        <w:rPr>
+          <w:sz w:val="22"/>
+          <w:szCs w:val="22"/>
+        </w:rPr>
         <w:t>(</w:t>
       </w:r>
       <w:proofErr w:type="spellStart"/>
       <w:r>
+        <w:rPr>
+          <w:sz w:val="22"/>
+          <w:szCs w:val="22"/>
+        </w:rPr>
         <w:t>url</w:t>
       </w:r>
       <w:proofErr w:type="spellEnd"/>
       <w:r>
+        <w:rPr>
+          <w:sz w:val="22"/>
+          <w:szCs w:val="22"/>
+        </w:rPr>
         <w:t>):</w:t>
       </w:r>
     </w:p>
@@ -2446,8 +3989,16 @@
           <w:top w:val="single" w:sz="4" w:space="1" w:color="auto"/>
         </w:pBdr>
         <w:spacing w:after="0"/>
-      </w:pPr>
-      <w:r>
+        <w:rPr>
+          <w:sz w:val="22"/>
+          <w:szCs w:val="22"/>
+        </w:rPr>
+      </w:pPr>
+      <w:r>
+        <w:rPr>
+          <w:sz w:val="22"/>
+          <w:szCs w:val="22"/>
+        </w:rPr>
         <w:t xml:space="preserve">    try:</w:t>
       </w:r>
     </w:p>
@@ -2457,34 +4008,66 @@
           <w:top w:val="single" w:sz="4" w:space="1" w:color="auto"/>
         </w:pBdr>
         <w:spacing w:after="0"/>
-      </w:pPr>
-      <w:r>
+        <w:rPr>
+          <w:sz w:val="22"/>
+          <w:szCs w:val="22"/>
+        </w:rPr>
+      </w:pPr>
+      <w:r>
+        <w:rPr>
+          <w:sz w:val="22"/>
+          <w:szCs w:val="22"/>
+        </w:rPr>
         <w:t xml:space="preserve">        response = </w:t>
       </w:r>
       <w:proofErr w:type="spellStart"/>
       <w:proofErr w:type="gramStart"/>
       <w:r>
+        <w:rPr>
+          <w:sz w:val="22"/>
+          <w:szCs w:val="22"/>
+        </w:rPr>
         <w:t>requests.head</w:t>
       </w:r>
       <w:proofErr w:type="spellEnd"/>
       <w:proofErr w:type="gramEnd"/>
       <w:r>
+        <w:rPr>
+          <w:sz w:val="22"/>
+          <w:szCs w:val="22"/>
+        </w:rPr>
         <w:t>(</w:t>
       </w:r>
       <w:proofErr w:type="spellStart"/>
       <w:r>
+        <w:rPr>
+          <w:sz w:val="22"/>
+          <w:szCs w:val="22"/>
+        </w:rPr>
         <w:t>url</w:t>
       </w:r>
       <w:proofErr w:type="spellEnd"/>
       <w:r>
+        <w:rPr>
+          <w:sz w:val="22"/>
+          <w:szCs w:val="22"/>
+        </w:rPr>
         <w:t xml:space="preserve">, timeout=5, </w:t>
       </w:r>
       <w:proofErr w:type="spellStart"/>
       <w:r>
+        <w:rPr>
+          <w:sz w:val="22"/>
+          <w:szCs w:val="22"/>
+        </w:rPr>
         <w:t>allow_redirects</w:t>
       </w:r>
       <w:proofErr w:type="spellEnd"/>
       <w:r>
+        <w:rPr>
+          <w:sz w:val="22"/>
+          <w:szCs w:val="22"/>
+        </w:rPr>
         <w:t>=True)</w:t>
       </w:r>
     </w:p>
@@ -2494,29 +4077,53 @@
           <w:top w:val="single" w:sz="4" w:space="1" w:color="auto"/>
         </w:pBdr>
         <w:spacing w:after="0"/>
-      </w:pPr>
-    </w:p>
-    <w:p>
-      <w:pPr>
-        <w:pBdr>
-          <w:top w:val="single" w:sz="4" w:space="1" w:color="auto"/>
-        </w:pBdr>
-        <w:spacing w:after="0"/>
-      </w:pPr>
-      <w:r>
+        <w:rPr>
+          <w:sz w:val="22"/>
+          <w:szCs w:val="22"/>
+        </w:rPr>
+      </w:pPr>
+    </w:p>
+    <w:p>
+      <w:pPr>
+        <w:pBdr>
+          <w:top w:val="single" w:sz="4" w:space="1" w:color="auto"/>
+        </w:pBdr>
+        <w:spacing w:after="0"/>
+        <w:rPr>
+          <w:sz w:val="22"/>
+          <w:szCs w:val="22"/>
+        </w:rPr>
+      </w:pPr>
+      <w:r>
+        <w:rPr>
+          <w:sz w:val="22"/>
+          <w:szCs w:val="22"/>
+        </w:rPr>
         <w:t xml:space="preserve">        if </w:t>
       </w:r>
       <w:proofErr w:type="spellStart"/>
       <w:proofErr w:type="gramStart"/>
       <w:r>
+        <w:rPr>
+          <w:sz w:val="22"/>
+          <w:szCs w:val="22"/>
+        </w:rPr>
         <w:t>response.status</w:t>
       </w:r>
       <w:proofErr w:type="gramEnd"/>
       <w:r>
+        <w:rPr>
+          <w:sz w:val="22"/>
+          <w:szCs w:val="22"/>
+        </w:rPr>
         <w:t>_code</w:t>
       </w:r>
       <w:proofErr w:type="spellEnd"/>
       <w:r>
+        <w:rPr>
+          <w:sz w:val="22"/>
+          <w:szCs w:val="22"/>
+        </w:rPr>
         <w:t xml:space="preserve"> &gt;= 400:</w:t>
       </w:r>
     </w:p>
@@ -2526,17 +4133,33 @@
           <w:top w:val="single" w:sz="4" w:space="1" w:color="auto"/>
         </w:pBdr>
         <w:spacing w:after="0"/>
-      </w:pPr>
-      <w:r>
+        <w:rPr>
+          <w:sz w:val="22"/>
+          <w:szCs w:val="22"/>
+        </w:rPr>
+      </w:pPr>
+      <w:r>
+        <w:rPr>
+          <w:sz w:val="22"/>
+          <w:szCs w:val="22"/>
+        </w:rPr>
         <w:t xml:space="preserve">            return False, </w:t>
       </w:r>
       <w:proofErr w:type="spellStart"/>
       <w:proofErr w:type="gramStart"/>
       <w:r>
+        <w:rPr>
+          <w:sz w:val="22"/>
+          <w:szCs w:val="22"/>
+        </w:rPr>
         <w:t>response.status</w:t>
       </w:r>
       <w:proofErr w:type="gramEnd"/>
       <w:r>
+        <w:rPr>
+          <w:sz w:val="22"/>
+          <w:szCs w:val="22"/>
+        </w:rPr>
         <w:t>_code</w:t>
       </w:r>
       <w:proofErr w:type="spellEnd"/>
@@ -2547,25 +4170,45 @@
           <w:top w:val="single" w:sz="4" w:space="1" w:color="auto"/>
         </w:pBdr>
         <w:spacing w:after="0"/>
-      </w:pPr>
-    </w:p>
-    <w:p>
-      <w:pPr>
-        <w:pBdr>
-          <w:top w:val="single" w:sz="4" w:space="1" w:color="auto"/>
-        </w:pBdr>
-        <w:spacing w:after="0"/>
-      </w:pPr>
-      <w:r>
+        <w:rPr>
+          <w:sz w:val="22"/>
+          <w:szCs w:val="22"/>
+        </w:rPr>
+      </w:pPr>
+    </w:p>
+    <w:p>
+      <w:pPr>
+        <w:pBdr>
+          <w:top w:val="single" w:sz="4" w:space="1" w:color="auto"/>
+        </w:pBdr>
+        <w:spacing w:after="0"/>
+        <w:rPr>
+          <w:sz w:val="22"/>
+          <w:szCs w:val="22"/>
+        </w:rPr>
+      </w:pPr>
+      <w:r>
+        <w:rPr>
+          <w:sz w:val="22"/>
+          <w:szCs w:val="22"/>
+        </w:rPr>
         <w:t xml:space="preserve">        return True, </w:t>
       </w:r>
       <w:proofErr w:type="spellStart"/>
       <w:proofErr w:type="gramStart"/>
       <w:r>
+        <w:rPr>
+          <w:sz w:val="22"/>
+          <w:szCs w:val="22"/>
+        </w:rPr>
         <w:t>response.status</w:t>
       </w:r>
       <w:proofErr w:type="gramEnd"/>
       <w:r>
+        <w:rPr>
+          <w:sz w:val="22"/>
+          <w:szCs w:val="22"/>
+        </w:rPr>
         <w:t>_code</w:t>
       </w:r>
       <w:proofErr w:type="spellEnd"/>
@@ -2576,16 +4219,28 @@
           <w:top w:val="single" w:sz="4" w:space="1" w:color="auto"/>
         </w:pBdr>
         <w:spacing w:after="0"/>
-      </w:pPr>
-    </w:p>
-    <w:p>
-      <w:pPr>
-        <w:pBdr>
-          <w:top w:val="single" w:sz="4" w:space="1" w:color="auto"/>
-        </w:pBdr>
-        <w:spacing w:after="0"/>
-      </w:pPr>
-      <w:r>
+        <w:rPr>
+          <w:sz w:val="22"/>
+          <w:szCs w:val="22"/>
+        </w:rPr>
+      </w:pPr>
+    </w:p>
+    <w:p>
+      <w:pPr>
+        <w:pBdr>
+          <w:top w:val="single" w:sz="4" w:space="1" w:color="auto"/>
+        </w:pBdr>
+        <w:spacing w:after="0"/>
+        <w:rPr>
+          <w:sz w:val="22"/>
+          <w:szCs w:val="22"/>
+        </w:rPr>
+      </w:pPr>
+      <w:r>
+        <w:rPr>
+          <w:sz w:val="22"/>
+          <w:szCs w:val="22"/>
+        </w:rPr>
         <w:t xml:space="preserve">    except Exception:</w:t>
       </w:r>
     </w:p>
@@ -2595,8 +4250,16 @@
           <w:top w:val="single" w:sz="4" w:space="1" w:color="auto"/>
         </w:pBdr>
         <w:spacing w:after="0"/>
-      </w:pPr>
-      <w:r>
+        <w:rPr>
+          <w:sz w:val="22"/>
+          <w:szCs w:val="22"/>
+        </w:rPr>
+      </w:pPr>
+      <w:r>
+        <w:rPr>
+          <w:sz w:val="22"/>
+          <w:szCs w:val="22"/>
+        </w:rPr>
         <w:t xml:space="preserve">        return False, "Exception"</w:t>
       </w:r>
     </w:p>
@@ -2606,10 +4269,18 @@
           <w:top w:val="single" w:sz="4" w:space="1" w:color="auto"/>
         </w:pBdr>
         <w:spacing w:after="0"/>
-      </w:pPr>
-      <w:r>
+        <w:rPr>
+          <w:sz w:val="22"/>
+          <w:szCs w:val="22"/>
+        </w:rPr>
+      </w:pPr>
+      <w:r>
+        <w:rPr>
+          <w:sz w:val="22"/>
+          <w:szCs w:val="22"/>
+        </w:rPr>
         <w:pict w14:anchorId="1FF59061">
-          <v:rect id="_x0000_i1249" style="width:0;height:1.5pt" o:hralign="center" o:hrstd="t" o:hr="t" fillcolor="#a0a0a0" stroked="f"/>
+          <v:rect id="_x0000_i1039" style="width:0;height:1.5pt" o:hralign="center" o:hrstd="t" o:hr="t" fillcolor="#a0a0a0" stroked="f"/>
         </w:pict>
       </w:r>
     </w:p>
@@ -2622,12 +4293,16 @@
         <w:rPr>
           <w:b/>
           <w:bCs/>
-        </w:rPr>
-      </w:pPr>
-      <w:r>
-        <w:rPr>
-          <w:b/>
-          <w:bCs/>
+          <w:sz w:val="22"/>
+          <w:szCs w:val="22"/>
+        </w:rPr>
+      </w:pPr>
+      <w:r>
+        <w:rPr>
+          <w:b/>
+          <w:bCs/>
+          <w:sz w:val="22"/>
+          <w:szCs w:val="22"/>
         </w:rPr>
         <w:t>Usage</w:t>
       </w:r>
@@ -2638,38 +4313,1843 @@
           <w:top w:val="single" w:sz="4" w:space="1" w:color="auto"/>
         </w:pBdr>
         <w:spacing w:after="0"/>
-      </w:pPr>
-      <w:r>
+        <w:rPr>
+          <w:sz w:val="22"/>
+          <w:szCs w:val="22"/>
+        </w:rPr>
+      </w:pPr>
+      <w:r>
+        <w:rPr>
+          <w:sz w:val="22"/>
+          <w:szCs w:val="22"/>
+        </w:rPr>
+        <w:t xml:space="preserve">status, code = </w:t>
+      </w:r>
+      <w:proofErr w:type="spellStart"/>
+      <w:r>
+        <w:rPr>
+          <w:sz w:val="22"/>
+          <w:szCs w:val="22"/>
+        </w:rPr>
+        <w:t>check_broken_link</w:t>
+      </w:r>
+      <w:proofErr w:type="spellEnd"/>
+      <w:r>
+        <w:rPr>
+          <w:sz w:val="22"/>
+          <w:szCs w:val="22"/>
+        </w:rPr>
+        <w:t>(</w:t>
+      </w:r>
+      <w:proofErr w:type="spellStart"/>
+      <w:r>
+        <w:rPr>
+          <w:sz w:val="22"/>
+          <w:szCs w:val="22"/>
+        </w:rPr>
+        <w:t>url</w:t>
+      </w:r>
+      <w:proofErr w:type="spellEnd"/>
+      <w:r>
+        <w:rPr>
+          <w:sz w:val="22"/>
+          <w:szCs w:val="22"/>
+        </w:rPr>
+        <w:t>)</w:t>
+      </w:r>
+    </w:p>
+    <w:p>
+      <w:pPr>
+        <w:pBdr>
+          <w:top w:val="single" w:sz="4" w:space="1" w:color="auto"/>
+        </w:pBdr>
+        <w:spacing w:after="0"/>
+        <w:rPr>
+          <w:sz w:val="22"/>
+          <w:szCs w:val="22"/>
+        </w:rPr>
+      </w:pPr>
+      <w:r>
+        <w:rPr>
+          <w:sz w:val="22"/>
+          <w:szCs w:val="22"/>
+        </w:rPr>
+        <w:pict w14:anchorId="2AB0AAD6">
+          <v:rect id="_x0000_i1040" style="width:0;height:1.5pt" o:hralign="center" o:hrstd="t" o:hr="t" fillcolor="#a0a0a0" stroked="f"/>
+        </w:pict>
+      </w:r>
+    </w:p>
+    <w:p>
+      <w:pPr>
+        <w:pBdr>
+          <w:top w:val="single" w:sz="4" w:space="1" w:color="auto"/>
+        </w:pBdr>
+        <w:spacing w:after="0"/>
+        <w:rPr>
+          <w:b/>
+          <w:bCs/>
+          <w:sz w:val="22"/>
+          <w:szCs w:val="22"/>
+        </w:rPr>
+      </w:pPr>
+      <w:r>
+        <w:rPr>
+          <w:rFonts w:ascii="Segoe UI Emoji" w:hAnsi="Segoe UI Emoji" w:cs="Segoe UI Emoji"/>
+          <w:b/>
+          <w:bCs/>
+          <w:sz w:val="22"/>
+          <w:szCs w:val="22"/>
+        </w:rPr>
+        <w:t>✅</w:t>
+      </w:r>
+      <w:r>
+        <w:rPr>
+          <w:b/>
+          <w:bCs/>
+          <w:sz w:val="22"/>
+          <w:szCs w:val="22"/>
+        </w:rPr>
+        <w:t xml:space="preserve"> Full Framework Example</w:t>
+      </w:r>
+    </w:p>
+    <w:p>
+      <w:pPr>
+        <w:pBdr>
+          <w:top w:val="single" w:sz="4" w:space="1" w:color="auto"/>
+        </w:pBdr>
+        <w:spacing w:after="0"/>
+        <w:rPr>
+          <w:sz w:val="22"/>
+          <w:szCs w:val="22"/>
+        </w:rPr>
+      </w:pPr>
+      <w:r>
+        <w:rPr>
+          <w:sz w:val="22"/>
+          <w:szCs w:val="22"/>
+        </w:rPr>
+        <w:t xml:space="preserve">def </w:t>
+      </w:r>
+      <w:proofErr w:type="spellStart"/>
+      <w:r>
+        <w:rPr>
+          <w:sz w:val="22"/>
+          <w:szCs w:val="22"/>
+        </w:rPr>
+        <w:t>validate_all_links</w:t>
+      </w:r>
+      <w:proofErr w:type="spellEnd"/>
+      <w:r>
+        <w:rPr>
+          <w:sz w:val="22"/>
+          <w:szCs w:val="22"/>
+        </w:rPr>
+        <w:t>(driver):</w:t>
+      </w:r>
+    </w:p>
+    <w:p>
+      <w:pPr>
+        <w:pBdr>
+          <w:top w:val="single" w:sz="4" w:space="1" w:color="auto"/>
+        </w:pBdr>
+        <w:spacing w:after="0"/>
+        <w:rPr>
+          <w:sz w:val="22"/>
+          <w:szCs w:val="22"/>
+        </w:rPr>
+      </w:pPr>
+      <w:r>
+        <w:rPr>
+          <w:sz w:val="22"/>
+          <w:szCs w:val="22"/>
+        </w:rPr>
+        <w:t xml:space="preserve">    links = </w:t>
+      </w:r>
+      <w:proofErr w:type="spellStart"/>
+      <w:proofErr w:type="gramStart"/>
+      <w:r>
+        <w:rPr>
+          <w:sz w:val="22"/>
+          <w:szCs w:val="22"/>
+        </w:rPr>
+        <w:t>driver.find</w:t>
+      </w:r>
+      <w:proofErr w:type="gramEnd"/>
+      <w:r>
+        <w:rPr>
+          <w:sz w:val="22"/>
+          <w:szCs w:val="22"/>
+        </w:rPr>
+        <w:t>_</w:t>
+      </w:r>
+      <w:proofErr w:type="gramStart"/>
+      <w:r>
+        <w:rPr>
+          <w:sz w:val="22"/>
+          <w:szCs w:val="22"/>
+        </w:rPr>
+        <w:t>elements</w:t>
+      </w:r>
+      <w:proofErr w:type="spellEnd"/>
+      <w:r>
+        <w:rPr>
+          <w:sz w:val="22"/>
+          <w:szCs w:val="22"/>
+        </w:rPr>
+        <w:t>(</w:t>
+      </w:r>
+      <w:proofErr w:type="spellStart"/>
+      <w:proofErr w:type="gramEnd"/>
+      <w:r>
+        <w:rPr>
+          <w:sz w:val="22"/>
+          <w:szCs w:val="22"/>
+        </w:rPr>
+        <w:t>By.TAG_NAME</w:t>
+      </w:r>
+      <w:proofErr w:type="spellEnd"/>
+      <w:r>
+        <w:rPr>
+          <w:sz w:val="22"/>
+          <w:szCs w:val="22"/>
+        </w:rPr>
+        <w:t>, "a")</w:t>
+      </w:r>
+    </w:p>
+    <w:p>
+      <w:pPr>
+        <w:pBdr>
+          <w:top w:val="single" w:sz="4" w:space="1" w:color="auto"/>
+        </w:pBdr>
+        <w:spacing w:after="0"/>
+        <w:rPr>
+          <w:sz w:val="22"/>
+          <w:szCs w:val="22"/>
+        </w:rPr>
+      </w:pPr>
+    </w:p>
+    <w:p>
+      <w:pPr>
+        <w:pBdr>
+          <w:top w:val="single" w:sz="4" w:space="1" w:color="auto"/>
+        </w:pBdr>
+        <w:spacing w:after="0"/>
+        <w:rPr>
+          <w:sz w:val="22"/>
+          <w:szCs w:val="22"/>
+        </w:rPr>
+      </w:pPr>
+      <w:r>
+        <w:rPr>
+          <w:sz w:val="22"/>
+          <w:szCs w:val="22"/>
+        </w:rPr>
+        <w:t xml:space="preserve">    for link in links:</w:t>
+      </w:r>
+    </w:p>
+    <w:p>
+      <w:pPr>
+        <w:pBdr>
+          <w:top w:val="single" w:sz="4" w:space="1" w:color="auto"/>
+        </w:pBdr>
+        <w:spacing w:after="0"/>
+        <w:rPr>
+          <w:sz w:val="22"/>
+          <w:szCs w:val="22"/>
+        </w:rPr>
+      </w:pPr>
+      <w:r>
+        <w:rPr>
+          <w:sz w:val="22"/>
+          <w:szCs w:val="22"/>
+        </w:rPr>
+        <w:t xml:space="preserve">        </w:t>
+      </w:r>
+      <w:proofErr w:type="spellStart"/>
+      <w:r>
+        <w:rPr>
+          <w:sz w:val="22"/>
+          <w:szCs w:val="22"/>
+        </w:rPr>
+        <w:t>url</w:t>
+      </w:r>
+      <w:proofErr w:type="spellEnd"/>
+      <w:r>
+        <w:rPr>
+          <w:sz w:val="22"/>
+          <w:szCs w:val="22"/>
+        </w:rPr>
+        <w:t xml:space="preserve"> = </w:t>
+      </w:r>
+      <w:proofErr w:type="spellStart"/>
+      <w:r>
+        <w:rPr>
+          <w:sz w:val="22"/>
+          <w:szCs w:val="22"/>
+        </w:rPr>
+        <w:t>link.get_attribute</w:t>
+      </w:r>
+      <w:proofErr w:type="spellEnd"/>
+      <w:r>
+        <w:rPr>
+          <w:sz w:val="22"/>
+          <w:szCs w:val="22"/>
+        </w:rPr>
+        <w:t>("</w:t>
+      </w:r>
+      <w:proofErr w:type="spellStart"/>
+      <w:r>
+        <w:rPr>
+          <w:sz w:val="22"/>
+          <w:szCs w:val="22"/>
+        </w:rPr>
+        <w:t>href</w:t>
+      </w:r>
+      <w:proofErr w:type="spellEnd"/>
+      <w:r>
+        <w:rPr>
+          <w:sz w:val="22"/>
+          <w:szCs w:val="22"/>
+        </w:rPr>
+        <w:t>")</w:t>
+      </w:r>
+    </w:p>
+    <w:p>
+      <w:pPr>
+        <w:pBdr>
+          <w:top w:val="single" w:sz="4" w:space="1" w:color="auto"/>
+        </w:pBdr>
+        <w:spacing w:after="0"/>
+        <w:rPr>
+          <w:sz w:val="22"/>
+          <w:szCs w:val="22"/>
+        </w:rPr>
+      </w:pPr>
+    </w:p>
+    <w:p>
+      <w:pPr>
+        <w:pBdr>
+          <w:top w:val="single" w:sz="4" w:space="1" w:color="auto"/>
+        </w:pBdr>
+        <w:spacing w:after="0"/>
+        <w:rPr>
+          <w:sz w:val="22"/>
+          <w:szCs w:val="22"/>
+        </w:rPr>
+      </w:pPr>
+      <w:r>
+        <w:rPr>
+          <w:sz w:val="22"/>
+          <w:szCs w:val="22"/>
+        </w:rPr>
+        <w:t xml:space="preserve">        if url:</w:t>
+      </w:r>
+    </w:p>
+    <w:p>
+      <w:pPr>
+        <w:pBdr>
+          <w:top w:val="single" w:sz="4" w:space="1" w:color="auto"/>
+        </w:pBdr>
+        <w:spacing w:after="0"/>
+        <w:rPr>
+          <w:sz w:val="22"/>
+          <w:szCs w:val="22"/>
+        </w:rPr>
+      </w:pPr>
+      <w:r>
+        <w:rPr>
+          <w:sz w:val="22"/>
+          <w:szCs w:val="22"/>
+        </w:rPr>
+        <w:t xml:space="preserve">            valid, code = </w:t>
+      </w:r>
+      <w:proofErr w:type="spellStart"/>
+      <w:r>
+        <w:rPr>
+          <w:sz w:val="22"/>
+          <w:szCs w:val="22"/>
+        </w:rPr>
+        <w:t>check_broken_link</w:t>
+      </w:r>
+      <w:proofErr w:type="spellEnd"/>
+      <w:r>
+        <w:rPr>
+          <w:sz w:val="22"/>
+          <w:szCs w:val="22"/>
+        </w:rPr>
+        <w:t>(</w:t>
+      </w:r>
+      <w:proofErr w:type="spellStart"/>
+      <w:r>
+        <w:rPr>
+          <w:sz w:val="22"/>
+          <w:szCs w:val="22"/>
+        </w:rPr>
+        <w:t>url</w:t>
+      </w:r>
+      <w:proofErr w:type="spellEnd"/>
+      <w:r>
+        <w:rPr>
+          <w:sz w:val="22"/>
+          <w:szCs w:val="22"/>
+        </w:rPr>
+        <w:t>)</w:t>
+      </w:r>
+    </w:p>
+    <w:p>
+      <w:pPr>
+        <w:pBdr>
+          <w:top w:val="single" w:sz="4" w:space="1" w:color="auto"/>
+        </w:pBdr>
+        <w:spacing w:after="0"/>
+        <w:rPr>
+          <w:sz w:val="22"/>
+          <w:szCs w:val="22"/>
+        </w:rPr>
+      </w:pPr>
+    </w:p>
+    <w:p>
+      <w:pPr>
+        <w:pBdr>
+          <w:top w:val="single" w:sz="4" w:space="1" w:color="auto"/>
+        </w:pBdr>
+        <w:spacing w:after="0"/>
+        <w:rPr>
+          <w:sz w:val="22"/>
+          <w:szCs w:val="22"/>
+        </w:rPr>
+      </w:pPr>
+      <w:r>
+        <w:rPr>
+          <w:sz w:val="22"/>
+          <w:szCs w:val="22"/>
+        </w:rPr>
+        <w:t xml:space="preserve">            if not valid:</w:t>
+      </w:r>
+    </w:p>
+    <w:p>
+      <w:pPr>
+        <w:pBdr>
+          <w:top w:val="single" w:sz="4" w:space="1" w:color="auto"/>
+        </w:pBdr>
+        <w:spacing w:after="0"/>
+        <w:rPr>
+          <w:sz w:val="22"/>
+          <w:szCs w:val="22"/>
+        </w:rPr>
+      </w:pPr>
+      <w:r>
+        <w:rPr>
+          <w:sz w:val="22"/>
+          <w:szCs w:val="22"/>
+        </w:rPr>
+        <w:t xml:space="preserve">                </w:t>
+      </w:r>
+      <w:proofErr w:type="gramStart"/>
+      <w:r>
+        <w:rPr>
+          <w:sz w:val="22"/>
+          <w:szCs w:val="22"/>
+        </w:rPr>
+        <w:t>print(</w:t>
+      </w:r>
+      <w:proofErr w:type="spellStart"/>
+      <w:proofErr w:type="gramEnd"/>
+      <w:r>
+        <w:rPr>
+          <w:sz w:val="22"/>
+          <w:szCs w:val="22"/>
+        </w:rPr>
+        <w:t>f"Broken</w:t>
+      </w:r>
+      <w:proofErr w:type="spellEnd"/>
+      <w:r>
+        <w:rPr>
+          <w:sz w:val="22"/>
+          <w:szCs w:val="22"/>
+        </w:rPr>
+        <w:t xml:space="preserve"> link found: {</w:t>
+      </w:r>
+      <w:proofErr w:type="spellStart"/>
+      <w:r>
+        <w:rPr>
+          <w:sz w:val="22"/>
+          <w:szCs w:val="22"/>
+        </w:rPr>
+        <w:t>url</w:t>
+      </w:r>
+      <w:proofErr w:type="spellEnd"/>
+      <w:r>
+        <w:rPr>
+          <w:sz w:val="22"/>
+          <w:szCs w:val="22"/>
+        </w:rPr>
+        <w:t>} ({code})")</w:t>
+      </w:r>
+    </w:p>
+    <w:p>
+      <w:pPr>
+        <w:pBdr>
+          <w:top w:val="single" w:sz="4" w:space="1" w:color="auto"/>
+        </w:pBdr>
+        <w:spacing w:after="0"/>
+        <w:rPr>
+          <w:sz w:val="22"/>
+          <w:szCs w:val="22"/>
+        </w:rPr>
+      </w:pPr>
+      <w:r>
+        <w:rPr>
+          <w:sz w:val="22"/>
+          <w:szCs w:val="22"/>
+        </w:rPr>
+        <w:pict w14:anchorId="5696A62A">
+          <v:rect id="_x0000_i1041" style="width:0;height:1.5pt" o:hralign="center" o:hrstd="t" o:hr="t" fillcolor="#a0a0a0" stroked="f"/>
+        </w:pict>
+      </w:r>
+    </w:p>
+    <w:p>
+      <w:pPr>
+        <w:pBdr>
+          <w:top w:val="single" w:sz="4" w:space="1" w:color="auto"/>
+        </w:pBdr>
+        <w:spacing w:after="0"/>
+        <w:rPr>
+          <w:b/>
+          <w:bCs/>
+          <w:sz w:val="22"/>
+          <w:szCs w:val="22"/>
+        </w:rPr>
+      </w:pPr>
+      <w:r>
+        <w:rPr>
+          <w:rFonts w:ascii="Segoe UI Emoji" w:hAnsi="Segoe UI Emoji" w:cs="Segoe UI Emoji"/>
+          <w:b/>
+          <w:bCs/>
+          <w:sz w:val="22"/>
+          <w:szCs w:val="22"/>
+        </w:rPr>
+        <w:t>✅</w:t>
+      </w:r>
+      <w:r>
+        <w:rPr>
+          <w:b/>
+          <w:bCs/>
+          <w:sz w:val="22"/>
+          <w:szCs w:val="22"/>
+        </w:rPr>
+        <w:t xml:space="preserve"> Store Broken Links in List</w:t>
+      </w:r>
+    </w:p>
+    <w:p>
+      <w:pPr>
+        <w:pBdr>
+          <w:top w:val="single" w:sz="4" w:space="1" w:color="auto"/>
+        </w:pBdr>
+        <w:spacing w:after="0"/>
+        <w:rPr>
+          <w:sz w:val="22"/>
+          <w:szCs w:val="22"/>
+        </w:rPr>
+      </w:pPr>
+      <w:r>
+        <w:rPr>
+          <w:sz w:val="22"/>
+          <w:szCs w:val="22"/>
+        </w:rPr>
+        <w:t>Useful for reports.</w:t>
+      </w:r>
+    </w:p>
+    <w:p>
+      <w:pPr>
+        <w:pBdr>
+          <w:top w:val="single" w:sz="4" w:space="1" w:color="auto"/>
+        </w:pBdr>
+        <w:spacing w:after="0"/>
+        <w:rPr>
+          <w:sz w:val="22"/>
+          <w:szCs w:val="22"/>
+        </w:rPr>
+      </w:pPr>
+      <w:proofErr w:type="spellStart"/>
+      <w:r>
+        <w:rPr>
+          <w:sz w:val="22"/>
+          <w:szCs w:val="22"/>
+        </w:rPr>
+        <w:t>broken_links</w:t>
+      </w:r>
+      <w:proofErr w:type="spellEnd"/>
+      <w:r>
+        <w:rPr>
+          <w:sz w:val="22"/>
+          <w:szCs w:val="22"/>
+        </w:rPr>
+        <w:t xml:space="preserve"> = []</w:t>
+      </w:r>
+    </w:p>
+    <w:p>
+      <w:pPr>
+        <w:pBdr>
+          <w:top w:val="single" w:sz="4" w:space="1" w:color="auto"/>
+        </w:pBdr>
+        <w:spacing w:after="0"/>
+        <w:rPr>
+          <w:sz w:val="22"/>
+          <w:szCs w:val="22"/>
+        </w:rPr>
+      </w:pPr>
+    </w:p>
+    <w:p>
+      <w:pPr>
+        <w:pBdr>
+          <w:top w:val="single" w:sz="4" w:space="1" w:color="auto"/>
+        </w:pBdr>
+        <w:spacing w:after="0"/>
+        <w:rPr>
+          <w:sz w:val="22"/>
+          <w:szCs w:val="22"/>
+        </w:rPr>
+      </w:pPr>
+      <w:r>
+        <w:rPr>
+          <w:sz w:val="22"/>
+          <w:szCs w:val="22"/>
+        </w:rPr>
+        <w:t>for link in links:</w:t>
+      </w:r>
+    </w:p>
+    <w:p>
+      <w:pPr>
+        <w:pBdr>
+          <w:top w:val="single" w:sz="4" w:space="1" w:color="auto"/>
+        </w:pBdr>
+        <w:spacing w:after="0"/>
+        <w:rPr>
+          <w:sz w:val="22"/>
+          <w:szCs w:val="22"/>
+        </w:rPr>
+      </w:pPr>
+      <w:r>
+        <w:rPr>
+          <w:sz w:val="22"/>
+          <w:szCs w:val="22"/>
+        </w:rPr>
+        <w:t xml:space="preserve">    </w:t>
+      </w:r>
+      <w:proofErr w:type="spellStart"/>
+      <w:r>
+        <w:rPr>
+          <w:sz w:val="22"/>
+          <w:szCs w:val="22"/>
+        </w:rPr>
+        <w:t>url</w:t>
+      </w:r>
+      <w:proofErr w:type="spellEnd"/>
+      <w:r>
+        <w:rPr>
+          <w:sz w:val="22"/>
+          <w:szCs w:val="22"/>
+        </w:rPr>
+        <w:t xml:space="preserve"> = </w:t>
+      </w:r>
+      <w:proofErr w:type="spellStart"/>
+      <w:r>
+        <w:rPr>
+          <w:sz w:val="22"/>
+          <w:szCs w:val="22"/>
+        </w:rPr>
+        <w:t>link.get_attribute</w:t>
+      </w:r>
+      <w:proofErr w:type="spellEnd"/>
+      <w:r>
+        <w:rPr>
+          <w:sz w:val="22"/>
+          <w:szCs w:val="22"/>
+        </w:rPr>
+        <w:t>("</w:t>
+      </w:r>
+      <w:proofErr w:type="spellStart"/>
+      <w:r>
+        <w:rPr>
+          <w:sz w:val="22"/>
+          <w:szCs w:val="22"/>
+        </w:rPr>
+        <w:t>href</w:t>
+      </w:r>
+      <w:proofErr w:type="spellEnd"/>
+      <w:r>
+        <w:rPr>
+          <w:sz w:val="22"/>
+          <w:szCs w:val="22"/>
+        </w:rPr>
+        <w:t>")</w:t>
+      </w:r>
+    </w:p>
+    <w:p>
+      <w:pPr>
+        <w:pBdr>
+          <w:top w:val="single" w:sz="4" w:space="1" w:color="auto"/>
+        </w:pBdr>
+        <w:spacing w:after="0"/>
+        <w:rPr>
+          <w:sz w:val="22"/>
+          <w:szCs w:val="22"/>
+        </w:rPr>
+      </w:pPr>
+    </w:p>
+    <w:p>
+      <w:pPr>
+        <w:pBdr>
+          <w:top w:val="single" w:sz="4" w:space="1" w:color="auto"/>
+        </w:pBdr>
+        <w:spacing w:after="0"/>
+        <w:rPr>
+          <w:sz w:val="22"/>
+          <w:szCs w:val="22"/>
+        </w:rPr>
+      </w:pPr>
+      <w:r>
+        <w:rPr>
+          <w:sz w:val="22"/>
+          <w:szCs w:val="22"/>
+        </w:rPr>
+        <w:t xml:space="preserve">    if url:</w:t>
+      </w:r>
+    </w:p>
+    <w:p>
+      <w:pPr>
+        <w:pBdr>
+          <w:top w:val="single" w:sz="4" w:space="1" w:color="auto"/>
+        </w:pBdr>
+        <w:spacing w:after="0"/>
+        <w:rPr>
+          <w:sz w:val="22"/>
+          <w:szCs w:val="22"/>
+        </w:rPr>
+      </w:pPr>
+      <w:r>
+        <w:rPr>
+          <w:sz w:val="22"/>
+          <w:szCs w:val="22"/>
+        </w:rPr>
+        <w:t xml:space="preserve">        response = </w:t>
+      </w:r>
+      <w:proofErr w:type="spellStart"/>
+      <w:proofErr w:type="gramStart"/>
+      <w:r>
+        <w:rPr>
+          <w:sz w:val="22"/>
+          <w:szCs w:val="22"/>
+        </w:rPr>
+        <w:t>requests.head</w:t>
+      </w:r>
+      <w:proofErr w:type="spellEnd"/>
+      <w:proofErr w:type="gramEnd"/>
+      <w:r>
+        <w:rPr>
+          <w:sz w:val="22"/>
+          <w:szCs w:val="22"/>
+        </w:rPr>
+        <w:t>(</w:t>
+      </w:r>
+      <w:proofErr w:type="spellStart"/>
+      <w:r>
+        <w:rPr>
+          <w:sz w:val="22"/>
+          <w:szCs w:val="22"/>
+        </w:rPr>
+        <w:t>url</w:t>
+      </w:r>
+      <w:proofErr w:type="spellEnd"/>
+      <w:r>
+        <w:rPr>
+          <w:sz w:val="22"/>
+          <w:szCs w:val="22"/>
+        </w:rPr>
+        <w:t>)</w:t>
+      </w:r>
+    </w:p>
+    <w:p>
+      <w:pPr>
+        <w:pBdr>
+          <w:top w:val="single" w:sz="4" w:space="1" w:color="auto"/>
+        </w:pBdr>
+        <w:spacing w:after="0"/>
+        <w:rPr>
+          <w:sz w:val="22"/>
+          <w:szCs w:val="22"/>
+        </w:rPr>
+      </w:pPr>
+    </w:p>
+    <w:p>
+      <w:pPr>
+        <w:pBdr>
+          <w:top w:val="single" w:sz="4" w:space="1" w:color="auto"/>
+        </w:pBdr>
+        <w:spacing w:after="0"/>
+        <w:rPr>
+          <w:sz w:val="22"/>
+          <w:szCs w:val="22"/>
+        </w:rPr>
+      </w:pPr>
+      <w:r>
+        <w:rPr>
+          <w:sz w:val="22"/>
+          <w:szCs w:val="22"/>
+        </w:rPr>
+        <w:t xml:space="preserve">        if </w:t>
+      </w:r>
+      <w:proofErr w:type="spellStart"/>
+      <w:proofErr w:type="gramStart"/>
+      <w:r>
+        <w:rPr>
+          <w:sz w:val="22"/>
+          <w:szCs w:val="22"/>
+        </w:rPr>
+        <w:t>response.status</w:t>
+      </w:r>
+      <w:proofErr w:type="gramEnd"/>
+      <w:r>
+        <w:rPr>
+          <w:sz w:val="22"/>
+          <w:szCs w:val="22"/>
+        </w:rPr>
+        <w:t>_code</w:t>
+      </w:r>
+      <w:proofErr w:type="spellEnd"/>
+      <w:r>
+        <w:rPr>
+          <w:sz w:val="22"/>
+          <w:szCs w:val="22"/>
+        </w:rPr>
+        <w:t xml:space="preserve"> &gt;= 400:</w:t>
+      </w:r>
+    </w:p>
+    <w:p>
+      <w:pPr>
+        <w:pBdr>
+          <w:top w:val="single" w:sz="4" w:space="1" w:color="auto"/>
+        </w:pBdr>
+        <w:spacing w:after="0"/>
+        <w:rPr>
+          <w:sz w:val="22"/>
+          <w:szCs w:val="22"/>
+        </w:rPr>
+      </w:pPr>
+      <w:r>
+        <w:rPr>
+          <w:sz w:val="22"/>
+          <w:szCs w:val="22"/>
+        </w:rPr>
+        <w:t xml:space="preserve">            </w:t>
+      </w:r>
+      <w:proofErr w:type="spellStart"/>
+      <w:r>
+        <w:rPr>
+          <w:sz w:val="22"/>
+          <w:szCs w:val="22"/>
+        </w:rPr>
+        <w:t>broken_</w:t>
+      </w:r>
+      <w:proofErr w:type="gramStart"/>
+      <w:r>
+        <w:rPr>
+          <w:sz w:val="22"/>
+          <w:szCs w:val="22"/>
+        </w:rPr>
+        <w:t>links.append</w:t>
+      </w:r>
+      <w:proofErr w:type="spellEnd"/>
+      <w:proofErr w:type="gramEnd"/>
+      <w:r>
+        <w:rPr>
+          <w:sz w:val="22"/>
+          <w:szCs w:val="22"/>
+        </w:rPr>
+        <w:t>(</w:t>
+      </w:r>
+      <w:proofErr w:type="spellStart"/>
+      <w:r>
+        <w:rPr>
+          <w:sz w:val="22"/>
+          <w:szCs w:val="22"/>
+        </w:rPr>
+        <w:t>url</w:t>
+      </w:r>
+      <w:proofErr w:type="spellEnd"/>
+      <w:r>
+        <w:rPr>
+          <w:sz w:val="22"/>
+          <w:szCs w:val="22"/>
+        </w:rPr>
+        <w:t>)</w:t>
+      </w:r>
+    </w:p>
+    <w:p>
+      <w:pPr>
+        <w:pBdr>
+          <w:top w:val="single" w:sz="4" w:space="1" w:color="auto"/>
+        </w:pBdr>
+        <w:spacing w:after="0"/>
+        <w:rPr>
+          <w:sz w:val="22"/>
+          <w:szCs w:val="22"/>
+        </w:rPr>
+      </w:pPr>
+      <w:r>
+        <w:rPr>
+          <w:sz w:val="22"/>
+          <w:szCs w:val="22"/>
+        </w:rPr>
+        <w:pict w14:anchorId="6C716B9A">
+          <v:rect id="_x0000_i1042" style="width:0;height:1.5pt" o:hralign="center" o:hrstd="t" o:hr="t" fillcolor="#a0a0a0" stroked="f"/>
+        </w:pict>
+      </w:r>
+    </w:p>
+    <w:p>
+      <w:pPr>
+        <w:pBdr>
+          <w:top w:val="single" w:sz="4" w:space="1" w:color="auto"/>
+        </w:pBdr>
+        <w:spacing w:after="0"/>
+        <w:rPr>
+          <w:b/>
+          <w:bCs/>
+          <w:sz w:val="22"/>
+          <w:szCs w:val="22"/>
+        </w:rPr>
+      </w:pPr>
+      <w:r>
+        <w:rPr>
+          <w:b/>
+          <w:bCs/>
+          <w:sz w:val="22"/>
+          <w:szCs w:val="22"/>
+        </w:rPr>
+        <w:t>Print summary</w:t>
+      </w:r>
+    </w:p>
+    <w:p>
+      <w:pPr>
+        <w:pBdr>
+          <w:top w:val="single" w:sz="4" w:space="1" w:color="auto"/>
+        </w:pBdr>
+        <w:spacing w:after="0"/>
+        <w:rPr>
+          <w:sz w:val="22"/>
+          <w:szCs w:val="22"/>
+        </w:rPr>
+      </w:pPr>
+      <w:proofErr w:type="gramStart"/>
+      <w:r>
+        <w:rPr>
+          <w:sz w:val="22"/>
+          <w:szCs w:val="22"/>
+        </w:rPr>
+        <w:t>print(</w:t>
+      </w:r>
+      <w:proofErr w:type="gramEnd"/>
+      <w:r>
+        <w:rPr>
+          <w:sz w:val="22"/>
+          <w:szCs w:val="22"/>
+        </w:rPr>
+        <w:t xml:space="preserve">"Total broken links:", </w:t>
+      </w:r>
+      <w:proofErr w:type="spellStart"/>
+      <w:r>
+        <w:rPr>
+          <w:sz w:val="22"/>
+          <w:szCs w:val="22"/>
+        </w:rPr>
+        <w:t>len</w:t>
+      </w:r>
+      <w:proofErr w:type="spellEnd"/>
+      <w:r>
+        <w:rPr>
+          <w:sz w:val="22"/>
+          <w:szCs w:val="22"/>
+        </w:rPr>
+        <w:t>(</w:t>
+      </w:r>
+      <w:proofErr w:type="spellStart"/>
+      <w:r>
+        <w:rPr>
+          <w:sz w:val="22"/>
+          <w:szCs w:val="22"/>
+        </w:rPr>
+        <w:t>broken_links</w:t>
+      </w:r>
+      <w:proofErr w:type="spellEnd"/>
+      <w:r>
+        <w:rPr>
+          <w:sz w:val="22"/>
+          <w:szCs w:val="22"/>
+        </w:rPr>
+        <w:t>))</w:t>
+      </w:r>
+    </w:p>
+    <w:p>
+      <w:pPr>
+        <w:pBdr>
+          <w:top w:val="single" w:sz="4" w:space="1" w:color="auto"/>
+        </w:pBdr>
+        <w:spacing w:after="0"/>
+        <w:rPr>
+          <w:sz w:val="22"/>
+          <w:szCs w:val="22"/>
+        </w:rPr>
+      </w:pPr>
+      <w:r>
+        <w:rPr>
+          <w:sz w:val="22"/>
+          <w:szCs w:val="22"/>
+        </w:rPr>
+        <w:pict w14:anchorId="5639E4AF">
+          <v:rect id="_x0000_i1043" style="width:0;height:1.5pt" o:hralign="center" o:hrstd="t" o:hr="t" fillcolor="#a0a0a0" stroked="f"/>
+        </w:pict>
+      </w:r>
+    </w:p>
+    <w:p>
+      <w:pPr>
+        <w:pBdr>
+          <w:top w:val="single" w:sz="4" w:space="1" w:color="auto"/>
+        </w:pBdr>
+        <w:spacing w:after="0"/>
+        <w:rPr>
+          <w:b/>
+          <w:bCs/>
+          <w:sz w:val="22"/>
+          <w:szCs w:val="22"/>
+        </w:rPr>
+      </w:pPr>
+      <w:r>
+        <w:rPr>
+          <w:rFonts w:ascii="Segoe UI Emoji" w:hAnsi="Segoe UI Emoji" w:cs="Segoe UI Emoji"/>
+          <w:b/>
+          <w:bCs/>
+          <w:sz w:val="22"/>
+          <w:szCs w:val="22"/>
+        </w:rPr>
+        <w:t>✅</w:t>
+      </w:r>
+      <w:r>
+        <w:rPr>
+          <w:b/>
+          <w:bCs/>
+          <w:sz w:val="22"/>
+          <w:szCs w:val="22"/>
+        </w:rPr>
+        <w:t xml:space="preserve"> Validate Only Internal Links</w:t>
+      </w:r>
+    </w:p>
+    <w:p>
+      <w:pPr>
+        <w:pBdr>
+          <w:top w:val="single" w:sz="4" w:space="1" w:color="auto"/>
+        </w:pBdr>
+        <w:spacing w:after="0"/>
+        <w:rPr>
+          <w:sz w:val="22"/>
+          <w:szCs w:val="22"/>
+        </w:rPr>
+      </w:pPr>
+      <w:r>
+        <w:rPr>
+          <w:sz w:val="22"/>
+          <w:szCs w:val="22"/>
+        </w:rPr>
+        <w:t>Avoid checking external sites.</w:t>
+      </w:r>
+    </w:p>
+    <w:p>
+      <w:pPr>
+        <w:pBdr>
+          <w:top w:val="single" w:sz="4" w:space="1" w:color="auto"/>
+        </w:pBdr>
+        <w:spacing w:after="0"/>
+        <w:rPr>
+          <w:sz w:val="22"/>
+          <w:szCs w:val="22"/>
+        </w:rPr>
+      </w:pPr>
+      <w:r>
+        <w:rPr>
+          <w:sz w:val="22"/>
+          <w:szCs w:val="22"/>
+        </w:rPr>
+        <w:t>if "example.com" in url:</w:t>
+      </w:r>
+    </w:p>
+    <w:p>
+      <w:pPr>
+        <w:pBdr>
+          <w:top w:val="single" w:sz="4" w:space="1" w:color="auto"/>
+        </w:pBdr>
+        <w:spacing w:after="0"/>
+        <w:rPr>
+          <w:sz w:val="22"/>
+          <w:szCs w:val="22"/>
+        </w:rPr>
+      </w:pPr>
+      <w:r>
+        <w:rPr>
+          <w:sz w:val="22"/>
+          <w:szCs w:val="22"/>
+        </w:rPr>
+        <w:pict w14:anchorId="06070397">
+          <v:rect id="_x0000_i1044" style="width:0;height:1.5pt" o:hralign="center" o:hrstd="t" o:hr="t" fillcolor="#a0a0a0" stroked="f"/>
+        </w:pict>
+      </w:r>
+    </w:p>
+    <w:p>
+      <w:pPr>
+        <w:pBdr>
+          <w:top w:val="single" w:sz="4" w:space="1" w:color="auto"/>
+        </w:pBdr>
+        <w:spacing w:after="0"/>
+        <w:rPr>
+          <w:sz w:val="22"/>
+          <w:szCs w:val="22"/>
+        </w:rPr>
+      </w:pPr>
+      <w:r>
+        <w:rPr>
+          <w:sz w:val="22"/>
+          <w:szCs w:val="22"/>
+        </w:rPr>
+        <w:t>Example:</w:t>
+      </w:r>
+    </w:p>
+    <w:p>
+      <w:pPr>
+        <w:pBdr>
+          <w:top w:val="single" w:sz="4" w:space="1" w:color="auto"/>
+        </w:pBdr>
+        <w:spacing w:after="0"/>
+        <w:rPr>
+          <w:sz w:val="22"/>
+          <w:szCs w:val="22"/>
+        </w:rPr>
+      </w:pPr>
+      <w:r>
+        <w:rPr>
+          <w:sz w:val="22"/>
+          <w:szCs w:val="22"/>
+        </w:rPr>
+        <w:t xml:space="preserve">if </w:t>
+      </w:r>
+      <w:proofErr w:type="spellStart"/>
+      <w:proofErr w:type="gramStart"/>
+      <w:r>
+        <w:rPr>
+          <w:sz w:val="22"/>
+          <w:szCs w:val="22"/>
+        </w:rPr>
+        <w:t>url.startswith</w:t>
+      </w:r>
+      <w:proofErr w:type="spellEnd"/>
+      <w:proofErr w:type="gramEnd"/>
+      <w:r>
+        <w:rPr>
+          <w:sz w:val="22"/>
+          <w:szCs w:val="22"/>
+        </w:rPr>
+        <w:t>("https://example.com"):</w:t>
+      </w:r>
+    </w:p>
+    <w:p>
+      <w:pPr>
+        <w:pBdr>
+          <w:top w:val="single" w:sz="4" w:space="1" w:color="auto"/>
+        </w:pBdr>
+        <w:spacing w:after="0"/>
+        <w:rPr>
+          <w:sz w:val="22"/>
+          <w:szCs w:val="22"/>
+        </w:rPr>
+      </w:pPr>
+      <w:r>
+        <w:rPr>
+          <w:sz w:val="22"/>
+          <w:szCs w:val="22"/>
+        </w:rPr>
+        <w:pict w14:anchorId="56216E8D">
+          <v:rect id="_x0000_i1045" style="width:0;height:1.5pt" o:hralign="center" o:hrstd="t" o:hr="t" fillcolor="#a0a0a0" stroked="f"/>
+        </w:pict>
+      </w:r>
+    </w:p>
+    <w:p>
+      <w:pPr>
+        <w:pBdr>
+          <w:top w:val="single" w:sz="4" w:space="1" w:color="auto"/>
+        </w:pBdr>
+        <w:spacing w:after="0"/>
+        <w:rPr>
+          <w:b/>
+          <w:bCs/>
+          <w:sz w:val="22"/>
+          <w:szCs w:val="22"/>
+        </w:rPr>
+      </w:pPr>
+      <w:r>
+        <w:rPr>
+          <w:rFonts w:ascii="Segoe UI Emoji" w:hAnsi="Segoe UI Emoji" w:cs="Segoe UI Emoji"/>
+          <w:b/>
+          <w:bCs/>
+          <w:sz w:val="22"/>
+          <w:szCs w:val="22"/>
+        </w:rPr>
+        <w:t>✅</w:t>
+      </w:r>
+      <w:r>
+        <w:rPr>
+          <w:b/>
+          <w:bCs/>
+          <w:sz w:val="22"/>
+          <w:szCs w:val="22"/>
+        </w:rPr>
+        <w:t xml:space="preserve"> Common Issues</w:t>
+      </w:r>
+    </w:p>
+    <w:p>
+      <w:pPr>
+        <w:pBdr>
+          <w:top w:val="single" w:sz="4" w:space="1" w:color="auto"/>
+        </w:pBdr>
+        <w:spacing w:after="0"/>
+        <w:rPr>
+          <w:sz w:val="22"/>
+          <w:szCs w:val="22"/>
+        </w:rPr>
+      </w:pPr>
+      <w:r>
+        <w:rPr>
+          <w:sz w:val="22"/>
+          <w:szCs w:val="22"/>
+        </w:rPr>
+        <w:pict w14:anchorId="5B9B07FD">
+          <v:rect id="_x0000_i1046" style="width:0;height:1.5pt" o:hralign="center" o:hrstd="t" o:hr="t" fillcolor="#a0a0a0" stroked="f"/>
+        </w:pict>
+      </w:r>
+    </w:p>
+    <w:p>
+      <w:pPr>
+        <w:pBdr>
+          <w:top w:val="single" w:sz="4" w:space="1" w:color="auto"/>
+        </w:pBdr>
+        <w:spacing w:after="0"/>
+        <w:rPr>
+          <w:b/>
+          <w:bCs/>
+          <w:sz w:val="22"/>
+          <w:szCs w:val="22"/>
+        </w:rPr>
+      </w:pPr>
+      <w:r>
+        <w:rPr>
+          <w:b/>
+          <w:bCs/>
+          <w:sz w:val="22"/>
+          <w:szCs w:val="22"/>
+        </w:rPr>
+        <w:t>Skip empty links</w:t>
+      </w:r>
+    </w:p>
+    <w:p>
+      <w:pPr>
+        <w:pBdr>
+          <w:top w:val="single" w:sz="4" w:space="1" w:color="auto"/>
+        </w:pBdr>
+        <w:spacing w:after="0"/>
+        <w:rPr>
+          <w:sz w:val="22"/>
+          <w:szCs w:val="22"/>
+        </w:rPr>
+      </w:pPr>
+      <w:r>
+        <w:rPr>
+          <w:sz w:val="22"/>
+          <w:szCs w:val="22"/>
+        </w:rPr>
+        <w:t xml:space="preserve">if </w:t>
+      </w:r>
+      <w:proofErr w:type="spellStart"/>
+      <w:r>
+        <w:rPr>
+          <w:sz w:val="22"/>
+          <w:szCs w:val="22"/>
+        </w:rPr>
+        <w:t>url</w:t>
+      </w:r>
+      <w:proofErr w:type="spellEnd"/>
+      <w:r>
+        <w:rPr>
+          <w:sz w:val="22"/>
+          <w:szCs w:val="22"/>
+        </w:rPr>
+        <w:t xml:space="preserve"> is None:</w:t>
+      </w:r>
+    </w:p>
+    <w:p>
+      <w:pPr>
+        <w:pBdr>
+          <w:top w:val="single" w:sz="4" w:space="1" w:color="auto"/>
+        </w:pBdr>
+        <w:spacing w:after="0"/>
+        <w:rPr>
+          <w:sz w:val="22"/>
+          <w:szCs w:val="22"/>
+        </w:rPr>
+      </w:pPr>
+      <w:r>
+        <w:rPr>
+          <w:sz w:val="22"/>
+          <w:szCs w:val="22"/>
+        </w:rPr>
+        <w:t xml:space="preserve">    continue</w:t>
+      </w:r>
+    </w:p>
+    <w:p>
+      <w:pPr>
+        <w:pBdr>
+          <w:top w:val="single" w:sz="4" w:space="1" w:color="auto"/>
+        </w:pBdr>
+        <w:spacing w:after="0"/>
+        <w:rPr>
+          <w:sz w:val="22"/>
+          <w:szCs w:val="22"/>
+        </w:rPr>
+      </w:pPr>
+      <w:r>
+        <w:rPr>
+          <w:sz w:val="22"/>
+          <w:szCs w:val="22"/>
+        </w:rPr>
+        <w:pict w14:anchorId="658E5CE9">
+          <v:rect id="_x0000_i1047" style="width:0;height:1.5pt" o:hralign="center" o:hrstd="t" o:hr="t" fillcolor="#a0a0a0" stroked="f"/>
+        </w:pict>
+      </w:r>
+    </w:p>
+    <w:p>
+      <w:pPr>
+        <w:pBdr>
+          <w:top w:val="single" w:sz="4" w:space="1" w:color="auto"/>
+        </w:pBdr>
+        <w:spacing w:after="0"/>
+        <w:rPr>
+          <w:b/>
+          <w:bCs/>
+          <w:sz w:val="22"/>
+          <w:szCs w:val="22"/>
+        </w:rPr>
+      </w:pPr>
+      <w:r>
+        <w:rPr>
+          <w:b/>
+          <w:bCs/>
+          <w:sz w:val="22"/>
+          <w:szCs w:val="22"/>
+        </w:rPr>
+        <w:t>Skip JavaScript links</w:t>
+      </w:r>
+    </w:p>
+    <w:p>
+      <w:pPr>
+        <w:pBdr>
+          <w:top w:val="single" w:sz="4" w:space="1" w:color="auto"/>
+        </w:pBdr>
+        <w:spacing w:after="0"/>
+        <w:rPr>
+          <w:sz w:val="22"/>
+          <w:szCs w:val="22"/>
+        </w:rPr>
+      </w:pPr>
+      <w:r>
+        <w:rPr>
+          <w:sz w:val="22"/>
+          <w:szCs w:val="22"/>
+        </w:rPr>
+        <w:t>if "</w:t>
+      </w:r>
+      <w:proofErr w:type="spellStart"/>
+      <w:r>
+        <w:rPr>
+          <w:sz w:val="22"/>
+          <w:szCs w:val="22"/>
+        </w:rPr>
+        <w:t>javascript</w:t>
+      </w:r>
+      <w:proofErr w:type="spellEnd"/>
+      <w:r>
+        <w:rPr>
+          <w:sz w:val="22"/>
+          <w:szCs w:val="22"/>
+        </w:rPr>
+        <w:t xml:space="preserve">" in </w:t>
+      </w:r>
+      <w:proofErr w:type="spellStart"/>
+      <w:proofErr w:type="gramStart"/>
+      <w:r>
+        <w:rPr>
+          <w:sz w:val="22"/>
+          <w:szCs w:val="22"/>
+        </w:rPr>
+        <w:t>url.lower</w:t>
+      </w:r>
+      <w:proofErr w:type="spellEnd"/>
+      <w:proofErr w:type="gramEnd"/>
+      <w:r>
+        <w:rPr>
+          <w:sz w:val="22"/>
+          <w:szCs w:val="22"/>
+        </w:rPr>
+        <w:t>():</w:t>
+      </w:r>
+    </w:p>
+    <w:p>
+      <w:pPr>
+        <w:pBdr>
+          <w:top w:val="single" w:sz="4" w:space="1" w:color="auto"/>
+        </w:pBdr>
+        <w:spacing w:after="0"/>
+        <w:rPr>
+          <w:sz w:val="22"/>
+          <w:szCs w:val="22"/>
+        </w:rPr>
+      </w:pPr>
+      <w:r>
+        <w:rPr>
+          <w:sz w:val="22"/>
+          <w:szCs w:val="22"/>
+        </w:rPr>
+        <w:t xml:space="preserve">    continue</w:t>
+      </w:r>
+    </w:p>
+    <w:p>
+      <w:pPr>
+        <w:pBdr>
+          <w:top w:val="single" w:sz="4" w:space="1" w:color="auto"/>
+        </w:pBdr>
+        <w:spacing w:after="0"/>
+        <w:rPr>
+          <w:sz w:val="22"/>
+          <w:szCs w:val="22"/>
+        </w:rPr>
+      </w:pPr>
+      <w:r>
+        <w:rPr>
+          <w:sz w:val="22"/>
+          <w:szCs w:val="22"/>
+        </w:rPr>
+        <w:pict w14:anchorId="218F34FB">
+          <v:rect id="_x0000_i1048" style="width:0;height:1.5pt" o:hralign="center" o:hrstd="t" o:hr="t" fillcolor="#a0a0a0" stroked="f"/>
+        </w:pict>
+      </w:r>
+    </w:p>
+    <w:p>
+      <w:pPr>
+        <w:pBdr>
+          <w:top w:val="single" w:sz="4" w:space="1" w:color="auto"/>
+        </w:pBdr>
+        <w:spacing w:after="0"/>
+        <w:rPr>
+          <w:b/>
+          <w:bCs/>
+          <w:sz w:val="22"/>
+          <w:szCs w:val="22"/>
+        </w:rPr>
+      </w:pPr>
+      <w:r>
+        <w:rPr>
+          <w:b/>
+          <w:bCs/>
+          <w:sz w:val="22"/>
+          <w:szCs w:val="22"/>
+        </w:rPr>
+        <w:t>Skip mail links</w:t>
+      </w:r>
+    </w:p>
+    <w:p>
+      <w:pPr>
+        <w:pBdr>
+          <w:top w:val="single" w:sz="4" w:space="1" w:color="auto"/>
+        </w:pBdr>
+        <w:spacing w:after="0"/>
+        <w:rPr>
+          <w:sz w:val="22"/>
+          <w:szCs w:val="22"/>
+        </w:rPr>
+      </w:pPr>
+      <w:r>
+        <w:rPr>
+          <w:sz w:val="22"/>
+          <w:szCs w:val="22"/>
+        </w:rPr>
+        <w:t xml:space="preserve">if </w:t>
+      </w:r>
+      <w:proofErr w:type="spellStart"/>
+      <w:proofErr w:type="gramStart"/>
+      <w:r>
+        <w:rPr>
+          <w:sz w:val="22"/>
+          <w:szCs w:val="22"/>
+        </w:rPr>
+        <w:t>url.startswith</w:t>
+      </w:r>
+      <w:proofErr w:type="spellEnd"/>
+      <w:proofErr w:type="gramEnd"/>
+      <w:r>
+        <w:rPr>
+          <w:sz w:val="22"/>
+          <w:szCs w:val="22"/>
+        </w:rPr>
+        <w:t>("</w:t>
+      </w:r>
+      <w:proofErr w:type="spellStart"/>
+      <w:r>
+        <w:rPr>
+          <w:sz w:val="22"/>
+          <w:szCs w:val="22"/>
+        </w:rPr>
+        <w:t>mailto</w:t>
+      </w:r>
+      <w:proofErr w:type="spellEnd"/>
+      <w:r>
+        <w:rPr>
+          <w:sz w:val="22"/>
+          <w:szCs w:val="22"/>
+        </w:rPr>
+        <w:t>"):</w:t>
+      </w:r>
+    </w:p>
+    <w:p>
+      <w:pPr>
+        <w:pBdr>
+          <w:top w:val="single" w:sz="4" w:space="1" w:color="auto"/>
+        </w:pBdr>
+        <w:spacing w:after="0"/>
+        <w:rPr>
+          <w:sz w:val="22"/>
+          <w:szCs w:val="22"/>
+        </w:rPr>
+      </w:pPr>
+      <w:r>
+        <w:rPr>
+          <w:sz w:val="22"/>
+          <w:szCs w:val="22"/>
+        </w:rPr>
+        <w:t xml:space="preserve">    continue</w:t>
+      </w:r>
+    </w:p>
+    <w:p>
+      <w:pPr>
+        <w:pBdr>
+          <w:top w:val="single" w:sz="4" w:space="1" w:color="auto"/>
+        </w:pBdr>
+        <w:spacing w:after="0"/>
+        <w:rPr>
+          <w:sz w:val="22"/>
+          <w:szCs w:val="22"/>
+        </w:rPr>
+      </w:pPr>
+      <w:r>
+        <w:rPr>
+          <w:sz w:val="22"/>
+          <w:szCs w:val="22"/>
+        </w:rPr>
+        <w:pict w14:anchorId="0DF04EF6">
+          <v:rect id="_x0000_i1049" style="width:0;height:1.5pt" o:hralign="center" o:hrstd="t" o:hr="t" fillcolor="#a0a0a0" stroked="f"/>
+        </w:pict>
+      </w:r>
+    </w:p>
+    <w:p>
+      <w:pPr>
+        <w:pBdr>
+          <w:top w:val="single" w:sz="4" w:space="1" w:color="auto"/>
+        </w:pBdr>
+        <w:spacing w:after="0"/>
+        <w:rPr>
+          <w:b/>
+          <w:bCs/>
+          <w:sz w:val="22"/>
+          <w:szCs w:val="22"/>
+        </w:rPr>
+      </w:pPr>
+      <w:r>
+        <w:rPr>
+          <w:b/>
+          <w:bCs/>
+          <w:sz w:val="22"/>
+          <w:szCs w:val="22"/>
+        </w:rPr>
+        <w:t>Senior filtering example</w:t>
+      </w:r>
+    </w:p>
+    <w:p>
+      <w:pPr>
+        <w:pBdr>
+          <w:top w:val="single" w:sz="4" w:space="1" w:color="auto"/>
+        </w:pBdr>
+        <w:spacing w:after="0"/>
+        <w:rPr>
+          <w:sz w:val="22"/>
+          <w:szCs w:val="22"/>
+        </w:rPr>
+      </w:pPr>
+      <w:r>
+        <w:rPr>
+          <w:sz w:val="22"/>
+          <w:szCs w:val="22"/>
+        </w:rPr>
+        <w:t xml:space="preserve">if not </w:t>
+      </w:r>
+      <w:proofErr w:type="spellStart"/>
+      <w:r>
+        <w:rPr>
+          <w:sz w:val="22"/>
+          <w:szCs w:val="22"/>
+        </w:rPr>
+        <w:t>url</w:t>
+      </w:r>
+      <w:proofErr w:type="spellEnd"/>
+      <w:r>
+        <w:rPr>
+          <w:sz w:val="22"/>
+          <w:szCs w:val="22"/>
+        </w:rPr>
+        <w:t xml:space="preserve"> or </w:t>
+      </w:r>
+      <w:proofErr w:type="spellStart"/>
+      <w:proofErr w:type="gramStart"/>
+      <w:r>
+        <w:rPr>
+          <w:sz w:val="22"/>
+          <w:szCs w:val="22"/>
+        </w:rPr>
+        <w:t>url.startswith</w:t>
+      </w:r>
+      <w:proofErr w:type="spellEnd"/>
+      <w:proofErr w:type="gramEnd"/>
+      <w:r>
+        <w:rPr>
+          <w:sz w:val="22"/>
+          <w:szCs w:val="22"/>
+        </w:rPr>
+        <w:t>("</w:t>
+      </w:r>
+      <w:proofErr w:type="spellStart"/>
+      <w:r>
+        <w:rPr>
+          <w:sz w:val="22"/>
+          <w:szCs w:val="22"/>
+        </w:rPr>
+        <w:t>javascript</w:t>
+      </w:r>
+      <w:proofErr w:type="spellEnd"/>
+      <w:r>
+        <w:rPr>
+          <w:sz w:val="22"/>
+          <w:szCs w:val="22"/>
+        </w:rPr>
+        <w:t xml:space="preserve">") or </w:t>
+      </w:r>
+      <w:proofErr w:type="spellStart"/>
+      <w:proofErr w:type="gramStart"/>
+      <w:r>
+        <w:rPr>
+          <w:sz w:val="22"/>
+          <w:szCs w:val="22"/>
+        </w:rPr>
+        <w:t>url.startswith</w:t>
+      </w:r>
+      <w:proofErr w:type="spellEnd"/>
+      <w:proofErr w:type="gramEnd"/>
+      <w:r>
+        <w:rPr>
+          <w:sz w:val="22"/>
+          <w:szCs w:val="22"/>
+        </w:rPr>
+        <w:t>("</w:t>
+      </w:r>
+      <w:proofErr w:type="spellStart"/>
+      <w:r>
+        <w:rPr>
+          <w:sz w:val="22"/>
+          <w:szCs w:val="22"/>
+        </w:rPr>
+        <w:t>mailto</w:t>
+      </w:r>
+      <w:proofErr w:type="spellEnd"/>
+      <w:r>
+        <w:rPr>
+          <w:sz w:val="22"/>
+          <w:szCs w:val="22"/>
+        </w:rPr>
+        <w:t>"):</w:t>
+      </w:r>
+    </w:p>
+    <w:p>
+      <w:pPr>
+        <w:pBdr>
+          <w:top w:val="single" w:sz="4" w:space="1" w:color="auto"/>
+        </w:pBdr>
+        <w:spacing w:after="0"/>
+        <w:rPr>
+          <w:sz w:val="22"/>
+          <w:szCs w:val="22"/>
+        </w:rPr>
+      </w:pPr>
+      <w:r>
+        <w:rPr>
+          <w:sz w:val="22"/>
+          <w:szCs w:val="22"/>
+        </w:rPr>
+        <w:t xml:space="preserve">    continue</w:t>
+      </w:r>
+    </w:p>
+    <w:p>
+      <w:pPr>
+        <w:pBdr>
+          <w:top w:val="single" w:sz="4" w:space="1" w:color="auto"/>
+        </w:pBdr>
+        <w:spacing w:after="0"/>
+        <w:rPr>
+          <w:sz w:val="22"/>
+          <w:szCs w:val="22"/>
+        </w:rPr>
+      </w:pPr>
+      <w:r>
+        <w:rPr>
+          <w:sz w:val="22"/>
+          <w:szCs w:val="22"/>
+        </w:rPr>
+        <w:pict w14:anchorId="5711FBAC">
+          <v:rect id="_x0000_i1050" style="width:0;height:1.5pt" o:hralign="center" o:hrstd="t" o:hr="t" fillcolor="#a0a0a0" stroked="f"/>
+        </w:pict>
+      </w:r>
+    </w:p>
+    <w:p>
+      <w:pPr>
+        <w:pBdr>
+          <w:top w:val="single" w:sz="4" w:space="1" w:color="auto"/>
+        </w:pBdr>
+        <w:spacing w:after="0"/>
+        <w:rPr>
+          <w:b/>
+          <w:bCs/>
+          <w:sz w:val="22"/>
+          <w:szCs w:val="22"/>
+        </w:rPr>
+      </w:pPr>
+      <w:r>
+        <w:rPr>
+          <w:rFonts w:ascii="Segoe UI Emoji" w:hAnsi="Segoe UI Emoji" w:cs="Segoe UI Emoji"/>
+          <w:b/>
+          <w:bCs/>
+          <w:sz w:val="22"/>
+          <w:szCs w:val="22"/>
+        </w:rPr>
+        <w:t>✅</w:t>
+      </w:r>
+      <w:r>
+        <w:rPr>
+          <w:b/>
+          <w:bCs/>
+          <w:sz w:val="22"/>
+          <w:szCs w:val="22"/>
+        </w:rPr>
+        <w:t xml:space="preserve"> Real Project Example</w:t>
+      </w:r>
+    </w:p>
+    <w:p>
+      <w:pPr>
+        <w:pBdr>
+          <w:top w:val="single" w:sz="4" w:space="1" w:color="auto"/>
+        </w:pBdr>
+        <w:spacing w:after="0"/>
+        <w:rPr>
+          <w:sz w:val="22"/>
+          <w:szCs w:val="22"/>
+        </w:rPr>
+      </w:pPr>
+      <w:proofErr w:type="spellStart"/>
+      <w:r>
+        <w:rPr>
+          <w:sz w:val="22"/>
+          <w:szCs w:val="22"/>
+        </w:rPr>
         <w:lastRenderedPageBreak/>
-        <w:t xml:space="preserve">status, code = </w:t>
-      </w:r>
-      <w:proofErr w:type="spellStart"/>
-      <w:r>
-        <w:t>check_broken_link</w:t>
-      </w:r>
-      <w:proofErr w:type="spellEnd"/>
-      <w:r>
-        <w:t>(</w:t>
-      </w:r>
-      <w:proofErr w:type="spellStart"/>
-      <w:r>
-        <w:t>url</w:t>
-      </w:r>
-      <w:proofErr w:type="spellEnd"/>
-      <w:r>
-        <w:t>)</w:t>
-      </w:r>
-    </w:p>
-    <w:p>
-      <w:pPr>
-        <w:pBdr>
-          <w:top w:val="single" w:sz="4" w:space="1" w:color="auto"/>
-        </w:pBdr>
-        <w:spacing w:after="0"/>
-      </w:pPr>
-      <w:r>
-        <w:pict w14:anchorId="2AB0AAD6">
-          <v:rect id="_x0000_i1250" style="width:0;height:1.5pt" o:hralign="center" o:hrstd="t" o:hr="t" fillcolor="#a0a0a0" stroked="f"/>
+        <w:t>driver.get</w:t>
+      </w:r>
+      <w:proofErr w:type="spellEnd"/>
+      <w:r>
+        <w:rPr>
+          <w:sz w:val="22"/>
+          <w:szCs w:val="22"/>
+        </w:rPr>
+        <w:t>("https://companyportal.com")</w:t>
+      </w:r>
+    </w:p>
+    <w:p>
+      <w:pPr>
+        <w:pBdr>
+          <w:top w:val="single" w:sz="4" w:space="1" w:color="auto"/>
+        </w:pBdr>
+        <w:spacing w:after="0"/>
+        <w:rPr>
+          <w:sz w:val="22"/>
+          <w:szCs w:val="22"/>
+        </w:rPr>
+      </w:pPr>
+    </w:p>
+    <w:p>
+      <w:pPr>
+        <w:pBdr>
+          <w:top w:val="single" w:sz="4" w:space="1" w:color="auto"/>
+        </w:pBdr>
+        <w:spacing w:after="0"/>
+        <w:rPr>
+          <w:sz w:val="22"/>
+          <w:szCs w:val="22"/>
+        </w:rPr>
+      </w:pPr>
+      <w:proofErr w:type="spellStart"/>
+      <w:r>
+        <w:rPr>
+          <w:sz w:val="22"/>
+          <w:szCs w:val="22"/>
+        </w:rPr>
+        <w:t>validate_all_links</w:t>
+      </w:r>
+      <w:proofErr w:type="spellEnd"/>
+      <w:r>
+        <w:rPr>
+          <w:sz w:val="22"/>
+          <w:szCs w:val="22"/>
+        </w:rPr>
+        <w:t>(driver)</w:t>
+      </w:r>
+    </w:p>
+    <w:p>
+      <w:pPr>
+        <w:pBdr>
+          <w:top w:val="single" w:sz="4" w:space="1" w:color="auto"/>
+        </w:pBdr>
+        <w:spacing w:after="0"/>
+        <w:rPr>
+          <w:sz w:val="22"/>
+          <w:szCs w:val="22"/>
+        </w:rPr>
+      </w:pPr>
+      <w:r>
+        <w:rPr>
+          <w:sz w:val="22"/>
+          <w:szCs w:val="22"/>
+        </w:rPr>
+        <w:pict w14:anchorId="67F0DA30">
+          <v:rect id="_x0000_i1051" style="width:0;height:1.5pt" o:hralign="center" o:hrstd="t" o:hr="t" fillcolor="#a0a0a0" stroked="f"/>
         </w:pict>
       </w:r>
     </w:p>
@@ -2682,6 +6162,8 @@
         <w:rPr>
           <w:b/>
           <w:bCs/>
+          <w:sz w:val="22"/>
+          <w:szCs w:val="22"/>
         </w:rPr>
       </w:pPr>
       <w:r>
@@ -2689,6 +6171,8 @@
           <w:rFonts w:ascii="Segoe UI Emoji" w:hAnsi="Segoe UI Emoji" w:cs="Segoe UI Emoji"/>
           <w:b/>
           <w:bCs/>
+          <w:sz w:val="22"/>
+          <w:szCs w:val="22"/>
         </w:rPr>
         <w:t>✅</w:t>
       </w:r>
@@ -2696,227 +6180,382 @@
         <w:rPr>
           <w:b/>
           <w:bCs/>
-        </w:rPr>
-        <w:t xml:space="preserve"> Full Framework Example</w:t>
-      </w:r>
-    </w:p>
-    <w:p>
-      <w:pPr>
-        <w:pBdr>
-          <w:top w:val="single" w:sz="4" w:space="1" w:color="auto"/>
-        </w:pBdr>
-        <w:spacing w:after="0"/>
-      </w:pPr>
-      <w:r>
-        <w:t xml:space="preserve">def </w:t>
-      </w:r>
-      <w:proofErr w:type="spellStart"/>
-      <w:r>
-        <w:t>validate_all_links</w:t>
-      </w:r>
-      <w:proofErr w:type="spellEnd"/>
-      <w:r>
-        <w:t>(driver):</w:t>
-      </w:r>
-    </w:p>
-    <w:p>
-      <w:pPr>
-        <w:pBdr>
-          <w:top w:val="single" w:sz="4" w:space="1" w:color="auto"/>
-        </w:pBdr>
-        <w:spacing w:after="0"/>
-      </w:pPr>
-      <w:r>
-        <w:t xml:space="preserve">    links = </w:t>
-      </w:r>
+          <w:sz w:val="22"/>
+          <w:szCs w:val="22"/>
+        </w:rPr>
+        <w:t xml:space="preserve"> Common Mistakes</w:t>
+      </w:r>
+    </w:p>
+    <w:p>
+      <w:pPr>
+        <w:pBdr>
+          <w:top w:val="single" w:sz="4" w:space="1" w:color="auto"/>
+        </w:pBdr>
+        <w:spacing w:after="0"/>
+        <w:rPr>
+          <w:sz w:val="22"/>
+          <w:szCs w:val="22"/>
+        </w:rPr>
+      </w:pPr>
+      <w:r>
+        <w:rPr>
+          <w:sz w:val="22"/>
+          <w:szCs w:val="22"/>
+        </w:rPr>
+        <w:pict w14:anchorId="1DEF4213">
+          <v:rect id="_x0000_i1052" style="width:0;height:1.5pt" o:hralign="center" o:hrstd="t" o:hr="t" fillcolor="#a0a0a0" stroked="f"/>
+        </w:pict>
+      </w:r>
+    </w:p>
+    <w:p>
+      <w:pPr>
+        <w:pBdr>
+          <w:top w:val="single" w:sz="4" w:space="1" w:color="auto"/>
+        </w:pBdr>
+        <w:spacing w:after="0"/>
+        <w:rPr>
+          <w:b/>
+          <w:bCs/>
+          <w:sz w:val="22"/>
+          <w:szCs w:val="22"/>
+        </w:rPr>
+      </w:pPr>
+      <w:r>
+        <w:rPr>
+          <w:rFonts w:ascii="Segoe UI Emoji" w:hAnsi="Segoe UI Emoji" w:cs="Segoe UI Emoji"/>
+          <w:b/>
+          <w:bCs/>
+          <w:sz w:val="22"/>
+          <w:szCs w:val="22"/>
+        </w:rPr>
+        <w:t>❌</w:t>
+      </w:r>
+      <w:r>
+        <w:rPr>
+          <w:b/>
+          <w:bCs/>
+          <w:sz w:val="22"/>
+          <w:szCs w:val="22"/>
+        </w:rPr>
+        <w:t xml:space="preserve"> Clicking every link</w:t>
+      </w:r>
+    </w:p>
+    <w:p>
+      <w:pPr>
+        <w:pBdr>
+          <w:top w:val="single" w:sz="4" w:space="1" w:color="auto"/>
+        </w:pBdr>
+        <w:spacing w:after="0"/>
+        <w:rPr>
+          <w:sz w:val="22"/>
+          <w:szCs w:val="22"/>
+        </w:rPr>
+      </w:pPr>
+      <w:r>
+        <w:rPr>
+          <w:sz w:val="22"/>
+          <w:szCs w:val="22"/>
+        </w:rPr>
+        <w:t>Bad approach:</w:t>
+      </w:r>
+    </w:p>
+    <w:p>
+      <w:pPr>
+        <w:pBdr>
+          <w:top w:val="single" w:sz="4" w:space="1" w:color="auto"/>
+        </w:pBdr>
+        <w:spacing w:after="0"/>
+        <w:rPr>
+          <w:sz w:val="22"/>
+          <w:szCs w:val="22"/>
+        </w:rPr>
+      </w:pPr>
       <w:proofErr w:type="spellStart"/>
       <w:proofErr w:type="gramStart"/>
       <w:r>
-        <w:t>driver.find</w:t>
-      </w:r>
+        <w:rPr>
+          <w:sz w:val="22"/>
+          <w:szCs w:val="22"/>
+        </w:rPr>
+        <w:t>link.click</w:t>
+      </w:r>
+      <w:proofErr w:type="spellEnd"/>
       <w:proofErr w:type="gramEnd"/>
       <w:r>
-        <w:t>_</w:t>
-      </w:r>
+        <w:rPr>
+          <w:sz w:val="22"/>
+          <w:szCs w:val="22"/>
+        </w:rPr>
+        <w:t>()</w:t>
+      </w:r>
+    </w:p>
+    <w:p>
+      <w:pPr>
+        <w:pBdr>
+          <w:top w:val="single" w:sz="4" w:space="1" w:color="auto"/>
+        </w:pBdr>
+        <w:spacing w:after="0"/>
+        <w:rPr>
+          <w:sz w:val="22"/>
+          <w:szCs w:val="22"/>
+        </w:rPr>
+      </w:pPr>
+      <w:r>
+        <w:rPr>
+          <w:sz w:val="22"/>
+          <w:szCs w:val="22"/>
+        </w:rPr>
+        <w:t>Very slow.</w:t>
+      </w:r>
+    </w:p>
+    <w:p>
+      <w:pPr>
+        <w:pBdr>
+          <w:top w:val="single" w:sz="4" w:space="1" w:color="auto"/>
+        </w:pBdr>
+        <w:spacing w:after="0"/>
+        <w:rPr>
+          <w:sz w:val="22"/>
+          <w:szCs w:val="22"/>
+        </w:rPr>
+      </w:pPr>
+      <w:r>
+        <w:rPr>
+          <w:sz w:val="22"/>
+          <w:szCs w:val="22"/>
+        </w:rPr>
+        <w:pict w14:anchorId="7EC6962F">
+          <v:rect id="_x0000_i1053" style="width:0;height:1.5pt" o:hralign="center" o:hrstd="t" o:hr="t" fillcolor="#a0a0a0" stroked="f"/>
+        </w:pict>
+      </w:r>
+    </w:p>
+    <w:p>
+      <w:pPr>
+        <w:pBdr>
+          <w:top w:val="single" w:sz="4" w:space="1" w:color="auto"/>
+        </w:pBdr>
+        <w:spacing w:after="0"/>
+        <w:rPr>
+          <w:b/>
+          <w:bCs/>
+          <w:sz w:val="22"/>
+          <w:szCs w:val="22"/>
+        </w:rPr>
+      </w:pPr>
+      <w:r>
+        <w:rPr>
+          <w:rFonts w:ascii="Segoe UI Symbol" w:hAnsi="Segoe UI Symbol" w:cs="Segoe UI Symbol"/>
+          <w:b/>
+          <w:bCs/>
+          <w:sz w:val="22"/>
+          <w:szCs w:val="22"/>
+        </w:rPr>
+        <w:t>✔</w:t>
+      </w:r>
+      <w:r>
+        <w:rPr>
+          <w:b/>
+          <w:bCs/>
+          <w:sz w:val="22"/>
+          <w:szCs w:val="22"/>
+        </w:rPr>
+        <w:t xml:space="preserve"> Better</w:t>
+      </w:r>
+    </w:p>
+    <w:p>
+      <w:pPr>
+        <w:pBdr>
+          <w:top w:val="single" w:sz="4" w:space="1" w:color="auto"/>
+        </w:pBdr>
+        <w:spacing w:after="0"/>
+        <w:rPr>
+          <w:sz w:val="22"/>
+          <w:szCs w:val="22"/>
+        </w:rPr>
+      </w:pPr>
+      <w:r>
+        <w:rPr>
+          <w:sz w:val="22"/>
+          <w:szCs w:val="22"/>
+        </w:rPr>
+        <w:t>Use HTTP request.</w:t>
+      </w:r>
+    </w:p>
+    <w:p>
+      <w:pPr>
+        <w:pBdr>
+          <w:top w:val="single" w:sz="4" w:space="1" w:color="auto"/>
+        </w:pBdr>
+        <w:spacing w:after="0"/>
+        <w:rPr>
+          <w:sz w:val="22"/>
+          <w:szCs w:val="22"/>
+        </w:rPr>
+      </w:pPr>
+      <w:r>
+        <w:rPr>
+          <w:sz w:val="22"/>
+          <w:szCs w:val="22"/>
+        </w:rPr>
+        <w:pict w14:anchorId="237C8DA0">
+          <v:rect id="_x0000_i1054" style="width:0;height:1.5pt" o:hralign="center" o:hrstd="t" o:hr="t" fillcolor="#a0a0a0" stroked="f"/>
+        </w:pict>
+      </w:r>
+    </w:p>
+    <w:p>
+      <w:pPr>
+        <w:pBdr>
+          <w:top w:val="single" w:sz="4" w:space="1" w:color="auto"/>
+        </w:pBdr>
+        <w:spacing w:after="0"/>
+        <w:rPr>
+          <w:b/>
+          <w:bCs/>
+          <w:sz w:val="22"/>
+          <w:szCs w:val="22"/>
+        </w:rPr>
+      </w:pPr>
+      <w:r>
+        <w:rPr>
+          <w:rFonts w:ascii="Segoe UI Emoji" w:hAnsi="Segoe UI Emoji" w:cs="Segoe UI Emoji"/>
+          <w:b/>
+          <w:bCs/>
+          <w:sz w:val="22"/>
+          <w:szCs w:val="22"/>
+        </w:rPr>
+        <w:t>❌</w:t>
+      </w:r>
+      <w:r>
+        <w:rPr>
+          <w:b/>
+          <w:bCs/>
+          <w:sz w:val="22"/>
+          <w:szCs w:val="22"/>
+        </w:rPr>
+        <w:t xml:space="preserve"> Using GET for all pages</w:t>
+      </w:r>
+    </w:p>
+    <w:p>
+      <w:pPr>
+        <w:pBdr>
+          <w:top w:val="single" w:sz="4" w:space="1" w:color="auto"/>
+        </w:pBdr>
+        <w:spacing w:after="0"/>
+        <w:rPr>
+          <w:sz w:val="22"/>
+          <w:szCs w:val="22"/>
+        </w:rPr>
+      </w:pPr>
+      <w:r>
+        <w:rPr>
+          <w:sz w:val="22"/>
+          <w:szCs w:val="22"/>
+        </w:rPr>
+        <w:t>Slower.</w:t>
+      </w:r>
+    </w:p>
+    <w:p>
+      <w:pPr>
+        <w:pBdr>
+          <w:top w:val="single" w:sz="4" w:space="1" w:color="auto"/>
+        </w:pBdr>
+        <w:spacing w:after="0"/>
+        <w:rPr>
+          <w:sz w:val="22"/>
+          <w:szCs w:val="22"/>
+        </w:rPr>
+      </w:pPr>
+      <w:r>
+        <w:rPr>
+          <w:sz w:val="22"/>
+          <w:szCs w:val="22"/>
+        </w:rPr>
+        <w:pict w14:anchorId="7C51F309">
+          <v:rect id="_x0000_i1055" style="width:0;height:1.5pt" o:hralign="center" o:hrstd="t" o:hr="t" fillcolor="#a0a0a0" stroked="f"/>
+        </w:pict>
+      </w:r>
+    </w:p>
+    <w:p>
+      <w:pPr>
+        <w:pBdr>
+          <w:top w:val="single" w:sz="4" w:space="1" w:color="auto"/>
+        </w:pBdr>
+        <w:spacing w:after="0"/>
+        <w:rPr>
+          <w:b/>
+          <w:bCs/>
+          <w:sz w:val="22"/>
+          <w:szCs w:val="22"/>
+        </w:rPr>
+      </w:pPr>
+      <w:r>
+        <w:rPr>
+          <w:rFonts w:ascii="Segoe UI Symbol" w:hAnsi="Segoe UI Symbol" w:cs="Segoe UI Symbol"/>
+          <w:b/>
+          <w:bCs/>
+          <w:sz w:val="22"/>
+          <w:szCs w:val="22"/>
+        </w:rPr>
+        <w:t>✔</w:t>
+      </w:r>
+      <w:r>
+        <w:rPr>
+          <w:b/>
+          <w:bCs/>
+          <w:sz w:val="22"/>
+          <w:szCs w:val="22"/>
+        </w:rPr>
+        <w:t xml:space="preserve"> Better</w:t>
+      </w:r>
+    </w:p>
+    <w:p>
+      <w:pPr>
+        <w:pBdr>
+          <w:top w:val="single" w:sz="4" w:space="1" w:color="auto"/>
+        </w:pBdr>
+        <w:spacing w:after="0"/>
+        <w:rPr>
+          <w:sz w:val="22"/>
+          <w:szCs w:val="22"/>
+        </w:rPr>
+      </w:pPr>
+      <w:proofErr w:type="spellStart"/>
       <w:proofErr w:type="gramStart"/>
       <w:r>
-        <w:t>elements</w:t>
-      </w:r>
-      <w:proofErr w:type="spellEnd"/>
-      <w:r>
-        <w:t>(</w:t>
-      </w:r>
-      <w:proofErr w:type="spellStart"/>
+        <w:rPr>
+          <w:sz w:val="22"/>
+          <w:szCs w:val="22"/>
+        </w:rPr>
+        <w:t>requests.head</w:t>
+      </w:r>
+      <w:proofErr w:type="spellEnd"/>
       <w:proofErr w:type="gramEnd"/>
       <w:r>
-        <w:t>By.TAG_NAME</w:t>
-      </w:r>
-      <w:proofErr w:type="spellEnd"/>
-      <w:r>
-        <w:t>, "a")</w:t>
-      </w:r>
-    </w:p>
-    <w:p>
-      <w:pPr>
-        <w:pBdr>
-          <w:top w:val="single" w:sz="4" w:space="1" w:color="auto"/>
-        </w:pBdr>
-        <w:spacing w:after="0"/>
-      </w:pPr>
-    </w:p>
-    <w:p>
-      <w:pPr>
-        <w:pBdr>
-          <w:top w:val="single" w:sz="4" w:space="1" w:color="auto"/>
-        </w:pBdr>
-        <w:spacing w:after="0"/>
-      </w:pPr>
-      <w:r>
-        <w:t xml:space="preserve">    for link in links:</w:t>
-      </w:r>
-    </w:p>
-    <w:p>
-      <w:pPr>
-        <w:pBdr>
-          <w:top w:val="single" w:sz="4" w:space="1" w:color="auto"/>
-        </w:pBdr>
-        <w:spacing w:after="0"/>
-      </w:pPr>
-      <w:r>
-        <w:t xml:space="preserve">        </w:t>
-      </w:r>
-      <w:proofErr w:type="spellStart"/>
-      <w:r>
-        <w:t>url</w:t>
-      </w:r>
-      <w:proofErr w:type="spellEnd"/>
-      <w:r>
-        <w:t xml:space="preserve"> = </w:t>
-      </w:r>
-      <w:proofErr w:type="spellStart"/>
-      <w:r>
-        <w:t>link.get_attribute</w:t>
-      </w:r>
-      <w:proofErr w:type="spellEnd"/>
-      <w:r>
-        <w:t>("</w:t>
-      </w:r>
-      <w:proofErr w:type="spellStart"/>
-      <w:r>
-        <w:t>href</w:t>
-      </w:r>
-      <w:proofErr w:type="spellEnd"/>
-      <w:r>
-        <w:t>")</w:t>
-      </w:r>
-    </w:p>
-    <w:p>
-      <w:pPr>
-        <w:pBdr>
-          <w:top w:val="single" w:sz="4" w:space="1" w:color="auto"/>
-        </w:pBdr>
-        <w:spacing w:after="0"/>
-      </w:pPr>
-    </w:p>
-    <w:p>
-      <w:pPr>
-        <w:pBdr>
-          <w:top w:val="single" w:sz="4" w:space="1" w:color="auto"/>
-        </w:pBdr>
-        <w:spacing w:after="0"/>
-      </w:pPr>
-      <w:r>
-        <w:t xml:space="preserve">        if url:</w:t>
-      </w:r>
-    </w:p>
-    <w:p>
-      <w:pPr>
-        <w:pBdr>
-          <w:top w:val="single" w:sz="4" w:space="1" w:color="auto"/>
-        </w:pBdr>
-        <w:spacing w:after="0"/>
-      </w:pPr>
-      <w:r>
-        <w:t xml:space="preserve">            valid, code = </w:t>
-      </w:r>
-      <w:proofErr w:type="spellStart"/>
-      <w:r>
-        <w:t>check_broken_link</w:t>
-      </w:r>
-      <w:proofErr w:type="spellEnd"/>
-      <w:r>
-        <w:t>(</w:t>
-      </w:r>
-      <w:proofErr w:type="spellStart"/>
-      <w:r>
-        <w:t>url</w:t>
-      </w:r>
-      <w:proofErr w:type="spellEnd"/>
-      <w:r>
-        <w:t>)</w:t>
-      </w:r>
-    </w:p>
-    <w:p>
-      <w:pPr>
-        <w:pBdr>
-          <w:top w:val="single" w:sz="4" w:space="1" w:color="auto"/>
-        </w:pBdr>
-        <w:spacing w:after="0"/>
-      </w:pPr>
-    </w:p>
-    <w:p>
-      <w:pPr>
-        <w:pBdr>
-          <w:top w:val="single" w:sz="4" w:space="1" w:color="auto"/>
-        </w:pBdr>
-        <w:spacing w:after="0"/>
-      </w:pPr>
-      <w:r>
-        <w:t xml:space="preserve">            if not valid:</w:t>
-      </w:r>
-    </w:p>
-    <w:p>
-      <w:pPr>
-        <w:pBdr>
-          <w:top w:val="single" w:sz="4" w:space="1" w:color="auto"/>
-        </w:pBdr>
-        <w:spacing w:after="0"/>
-      </w:pPr>
-      <w:r>
-        <w:t xml:space="preserve">                </w:t>
-      </w:r>
-      <w:proofErr w:type="gramStart"/>
-      <w:r>
-        <w:t>print(</w:t>
-      </w:r>
-      <w:proofErr w:type="spellStart"/>
-      <w:proofErr w:type="gramEnd"/>
-      <w:r>
-        <w:t>f"Broken</w:t>
-      </w:r>
-      <w:proofErr w:type="spellEnd"/>
-      <w:r>
-        <w:t xml:space="preserve"> link found: {</w:t>
-      </w:r>
-      <w:proofErr w:type="spellStart"/>
-      <w:r>
-        <w:t>url</w:t>
-      </w:r>
-      <w:proofErr w:type="spellEnd"/>
-      <w:r>
-        <w:t>} ({code})")</w:t>
-      </w:r>
-    </w:p>
-    <w:p>
-      <w:pPr>
-        <w:pBdr>
-          <w:top w:val="single" w:sz="4" w:space="1" w:color="auto"/>
-        </w:pBdr>
-        <w:spacing w:after="0"/>
-      </w:pPr>
-      <w:r>
-        <w:pict w14:anchorId="5696A62A">
-          <v:rect id="_x0000_i1251" style="width:0;height:1.5pt" o:hralign="center" o:hrstd="t" o:hr="t" fillcolor="#a0a0a0" stroked="f"/>
+        <w:rPr>
+          <w:sz w:val="22"/>
+          <w:szCs w:val="22"/>
+        </w:rPr>
+        <w:t>()</w:t>
+      </w:r>
+    </w:p>
+    <w:p>
+      <w:pPr>
+        <w:pBdr>
+          <w:top w:val="single" w:sz="4" w:space="1" w:color="auto"/>
+        </w:pBdr>
+        <w:spacing w:after="0"/>
+        <w:rPr>
+          <w:sz w:val="22"/>
+          <w:szCs w:val="22"/>
+        </w:rPr>
+      </w:pPr>
+      <w:r>
+        <w:rPr>
+          <w:sz w:val="22"/>
+          <w:szCs w:val="22"/>
+        </w:rPr>
+        <w:pict w14:anchorId="6EE59E26">
+          <v:rect id="_x0000_i1056" style="width:0;height:1.5pt" o:hralign="center" o:hrstd="t" o:hr="t" fillcolor="#a0a0a0" stroked="f"/>
         </w:pict>
       </w:r>
     </w:p>
@@ -2929,6 +6568,8 @@
         <w:rPr>
           <w:b/>
           <w:bCs/>
+          <w:sz w:val="22"/>
+          <w:szCs w:val="22"/>
         </w:rPr>
       </w:pPr>
       <w:r>
@@ -2936,6 +6577,8 @@
           <w:rFonts w:ascii="Segoe UI Emoji" w:hAnsi="Segoe UI Emoji" w:cs="Segoe UI Emoji"/>
           <w:b/>
           <w:bCs/>
+          <w:sz w:val="22"/>
+          <w:szCs w:val="22"/>
         </w:rPr>
         <w:t>✅</w:t>
       </w:r>
@@ -2943,213 +6586,192 @@
         <w:rPr>
           <w:b/>
           <w:bCs/>
-        </w:rPr>
-        <w:t xml:space="preserve"> Store Broken Links in List</w:t>
-      </w:r>
-    </w:p>
-    <w:p>
-      <w:pPr>
-        <w:pBdr>
-          <w:top w:val="single" w:sz="4" w:space="1" w:color="auto"/>
-        </w:pBdr>
-        <w:spacing w:after="0"/>
-      </w:pPr>
-      <w:r>
-        <w:t>Useful for reports.</w:t>
-      </w:r>
-    </w:p>
-    <w:p>
-      <w:pPr>
-        <w:pBdr>
-          <w:top w:val="single" w:sz="4" w:space="1" w:color="auto"/>
-        </w:pBdr>
-        <w:spacing w:after="0"/>
-      </w:pPr>
-      <w:proofErr w:type="spellStart"/>
-      <w:r>
-        <w:t>broken_links</w:t>
-      </w:r>
-      <w:proofErr w:type="spellEnd"/>
-      <w:r>
-        <w:t xml:space="preserve"> = []</w:t>
-      </w:r>
-    </w:p>
-    <w:p>
-      <w:pPr>
-        <w:pBdr>
-          <w:top w:val="single" w:sz="4" w:space="1" w:color="auto"/>
-        </w:pBdr>
-        <w:spacing w:after="0"/>
-      </w:pPr>
-    </w:p>
-    <w:p>
-      <w:pPr>
-        <w:pBdr>
-          <w:top w:val="single" w:sz="4" w:space="1" w:color="auto"/>
-        </w:pBdr>
-        <w:spacing w:after="0"/>
-      </w:pPr>
-      <w:r>
-        <w:t>for link in links:</w:t>
-      </w:r>
-    </w:p>
-    <w:p>
-      <w:pPr>
-        <w:pBdr>
-          <w:top w:val="single" w:sz="4" w:space="1" w:color="auto"/>
-        </w:pBdr>
-        <w:spacing w:after="0"/>
-      </w:pPr>
-      <w:r>
-        <w:t xml:space="preserve">    </w:t>
-      </w:r>
-      <w:proofErr w:type="spellStart"/>
-      <w:r>
-        <w:t>url</w:t>
-      </w:r>
-      <w:proofErr w:type="spellEnd"/>
-      <w:r>
-        <w:t xml:space="preserve"> = </w:t>
-      </w:r>
-      <w:proofErr w:type="spellStart"/>
-      <w:r>
-        <w:t>link.get_attribute</w:t>
-      </w:r>
-      <w:proofErr w:type="spellEnd"/>
-      <w:r>
-        <w:t>("</w:t>
-      </w:r>
-      <w:proofErr w:type="spellStart"/>
-      <w:r>
-        <w:t>href</w:t>
-      </w:r>
-      <w:proofErr w:type="spellEnd"/>
-      <w:r>
-        <w:t>")</w:t>
-      </w:r>
-    </w:p>
-    <w:p>
-      <w:pPr>
-        <w:pBdr>
-          <w:top w:val="single" w:sz="4" w:space="1" w:color="auto"/>
-        </w:pBdr>
-        <w:spacing w:after="0"/>
-      </w:pPr>
-    </w:p>
-    <w:p>
-      <w:pPr>
-        <w:pBdr>
-          <w:top w:val="single" w:sz="4" w:space="1" w:color="auto"/>
-        </w:pBdr>
-        <w:spacing w:after="0"/>
-      </w:pPr>
-      <w:r>
-        <w:t xml:space="preserve">    if url:</w:t>
-      </w:r>
-    </w:p>
-    <w:p>
-      <w:pPr>
-        <w:pBdr>
-          <w:top w:val="single" w:sz="4" w:space="1" w:color="auto"/>
-        </w:pBdr>
-        <w:spacing w:after="0"/>
-      </w:pPr>
-      <w:r>
-        <w:t xml:space="preserve">        response = </w:t>
-      </w:r>
-      <w:proofErr w:type="spellStart"/>
-      <w:proofErr w:type="gramStart"/>
-      <w:r>
-        <w:t>requests.head</w:t>
-      </w:r>
-      <w:proofErr w:type="spellEnd"/>
-      <w:proofErr w:type="gramEnd"/>
-      <w:r>
-        <w:t>(</w:t>
-      </w:r>
-      <w:proofErr w:type="spellStart"/>
-      <w:r>
-        <w:t>url</w:t>
-      </w:r>
-      <w:proofErr w:type="spellEnd"/>
-      <w:r>
-        <w:t>)</w:t>
-      </w:r>
-    </w:p>
-    <w:p>
-      <w:pPr>
-        <w:pBdr>
-          <w:top w:val="single" w:sz="4" w:space="1" w:color="auto"/>
-        </w:pBdr>
-        <w:spacing w:after="0"/>
-      </w:pPr>
-    </w:p>
-    <w:p>
-      <w:pPr>
-        <w:pBdr>
-          <w:top w:val="single" w:sz="4" w:space="1" w:color="auto"/>
-        </w:pBdr>
-        <w:spacing w:after="0"/>
-      </w:pPr>
-      <w:r>
-        <w:t xml:space="preserve">        if </w:t>
-      </w:r>
-      <w:proofErr w:type="spellStart"/>
-      <w:proofErr w:type="gramStart"/>
-      <w:r>
-        <w:t>response.status</w:t>
-      </w:r>
-      <w:proofErr w:type="gramEnd"/>
-      <w:r>
-        <w:t>_code</w:t>
-      </w:r>
-      <w:proofErr w:type="spellEnd"/>
-      <w:r>
-        <w:t xml:space="preserve"> &gt;= 400:</w:t>
-      </w:r>
-    </w:p>
-    <w:p>
-      <w:pPr>
-        <w:pBdr>
-          <w:top w:val="single" w:sz="4" w:space="1" w:color="auto"/>
-        </w:pBdr>
-        <w:spacing w:after="0"/>
-      </w:pPr>
-      <w:r>
-        <w:t xml:space="preserve">            </w:t>
-      </w:r>
-      <w:proofErr w:type="spellStart"/>
-      <w:r>
-        <w:t>broken_</w:t>
-      </w:r>
-      <w:proofErr w:type="gramStart"/>
-      <w:r>
-        <w:t>links.append</w:t>
-      </w:r>
-      <w:proofErr w:type="spellEnd"/>
-      <w:proofErr w:type="gramEnd"/>
-      <w:r>
-        <w:t>(</w:t>
-      </w:r>
-      <w:proofErr w:type="spellStart"/>
-      <w:r>
-        <w:t>url</w:t>
-      </w:r>
-      <w:proofErr w:type="spellEnd"/>
-      <w:r>
-        <w:t>)</w:t>
-      </w:r>
-    </w:p>
-    <w:p>
-      <w:pPr>
-        <w:pBdr>
-          <w:top w:val="single" w:sz="4" w:space="1" w:color="auto"/>
-        </w:pBdr>
-        <w:spacing w:after="0"/>
-      </w:pPr>
-      <w:r>
-        <w:pict w14:anchorId="6C716B9A">
-          <v:rect id="_x0000_i1252" style="width:0;height:1.5pt" o:hralign="center" o:hrstd="t" o:hr="t" fillcolor="#a0a0a0" stroked="f"/>
+          <w:sz w:val="22"/>
+          <w:szCs w:val="22"/>
+        </w:rPr>
+        <w:t xml:space="preserve"> Best Practices (Senior Level)</w:t>
+      </w:r>
+    </w:p>
+    <w:p>
+      <w:pPr>
+        <w:pBdr>
+          <w:top w:val="single" w:sz="4" w:space="1" w:color="auto"/>
+        </w:pBdr>
+        <w:spacing w:after="0"/>
+        <w:rPr>
+          <w:sz w:val="22"/>
+          <w:szCs w:val="22"/>
+        </w:rPr>
+      </w:pPr>
+      <w:r>
+        <w:rPr>
+          <w:rFonts w:ascii="Segoe UI Symbol" w:hAnsi="Segoe UI Symbol" w:cs="Segoe UI Symbol"/>
+          <w:sz w:val="22"/>
+          <w:szCs w:val="22"/>
+        </w:rPr>
+        <w:t>✔</w:t>
+      </w:r>
+      <w:r>
+        <w:rPr>
+          <w:sz w:val="22"/>
+          <w:szCs w:val="22"/>
+        </w:rPr>
+        <w:t xml:space="preserve"> Use HEAD request</w:t>
+      </w:r>
+      <w:r>
+        <w:rPr>
+          <w:sz w:val="22"/>
+          <w:szCs w:val="22"/>
+        </w:rPr>
+        <w:br/>
+      </w:r>
+      <w:r>
+        <w:rPr>
+          <w:rFonts w:ascii="Segoe UI Symbol" w:hAnsi="Segoe UI Symbol" w:cs="Segoe UI Symbol"/>
+          <w:sz w:val="22"/>
+          <w:szCs w:val="22"/>
+        </w:rPr>
+        <w:t>✔</w:t>
+      </w:r>
+      <w:r>
+        <w:rPr>
+          <w:sz w:val="22"/>
+          <w:szCs w:val="22"/>
+        </w:rPr>
+        <w:t xml:space="preserve"> Handle redirects</w:t>
+      </w:r>
+      <w:r>
+        <w:rPr>
+          <w:sz w:val="22"/>
+          <w:szCs w:val="22"/>
+        </w:rPr>
+        <w:br/>
+      </w:r>
+      <w:r>
+        <w:rPr>
+          <w:rFonts w:ascii="Segoe UI Symbol" w:hAnsi="Segoe UI Symbol" w:cs="Segoe UI Symbol"/>
+          <w:sz w:val="22"/>
+          <w:szCs w:val="22"/>
+        </w:rPr>
+        <w:t>✔</w:t>
+      </w:r>
+      <w:r>
+        <w:rPr>
+          <w:sz w:val="22"/>
+          <w:szCs w:val="22"/>
+        </w:rPr>
+        <w:t xml:space="preserve"> Skip </w:t>
+      </w:r>
+      <w:proofErr w:type="spellStart"/>
+      <w:r>
+        <w:rPr>
+          <w:sz w:val="22"/>
+          <w:szCs w:val="22"/>
+        </w:rPr>
+        <w:t>mailto</w:t>
+      </w:r>
+      <w:proofErr w:type="spellEnd"/>
+      <w:r>
+        <w:rPr>
+          <w:sz w:val="22"/>
+          <w:szCs w:val="22"/>
+        </w:rPr>
+        <w:t>/</w:t>
+      </w:r>
+      <w:proofErr w:type="spellStart"/>
+      <w:r>
+        <w:rPr>
+          <w:sz w:val="22"/>
+          <w:szCs w:val="22"/>
+        </w:rPr>
+        <w:t>javascript</w:t>
+      </w:r>
+      <w:proofErr w:type="spellEnd"/>
+      <w:r>
+        <w:rPr>
+          <w:sz w:val="22"/>
+          <w:szCs w:val="22"/>
+        </w:rPr>
+        <w:br/>
+      </w:r>
+      <w:r>
+        <w:rPr>
+          <w:rFonts w:ascii="Segoe UI Symbol" w:hAnsi="Segoe UI Symbol" w:cs="Segoe UI Symbol"/>
+          <w:sz w:val="22"/>
+          <w:szCs w:val="22"/>
+        </w:rPr>
+        <w:t>✔</w:t>
+      </w:r>
+      <w:r>
+        <w:rPr>
+          <w:sz w:val="22"/>
+          <w:szCs w:val="22"/>
+        </w:rPr>
+        <w:t xml:space="preserve"> Capture broken links in report</w:t>
+      </w:r>
+      <w:r>
+        <w:rPr>
+          <w:sz w:val="22"/>
+          <w:szCs w:val="22"/>
+        </w:rPr>
+        <w:br/>
+      </w:r>
+      <w:r>
+        <w:rPr>
+          <w:rFonts w:ascii="Segoe UI Symbol" w:hAnsi="Segoe UI Symbol" w:cs="Segoe UI Symbol"/>
+          <w:sz w:val="22"/>
+          <w:szCs w:val="22"/>
+        </w:rPr>
+        <w:t>✔</w:t>
+      </w:r>
+      <w:r>
+        <w:rPr>
+          <w:sz w:val="22"/>
+          <w:szCs w:val="22"/>
+        </w:rPr>
+        <w:t xml:space="preserve"> Validate internal links first</w:t>
+      </w:r>
+      <w:r>
+        <w:rPr>
+          <w:sz w:val="22"/>
+          <w:szCs w:val="22"/>
+        </w:rPr>
+        <w:br/>
+      </w:r>
+      <w:r>
+        <w:rPr>
+          <w:rFonts w:ascii="Segoe UI Symbol" w:hAnsi="Segoe UI Symbol" w:cs="Segoe UI Symbol"/>
+          <w:sz w:val="22"/>
+          <w:szCs w:val="22"/>
+        </w:rPr>
+        <w:t>✔</w:t>
+      </w:r>
+      <w:r>
+        <w:rPr>
+          <w:sz w:val="22"/>
+          <w:szCs w:val="22"/>
+        </w:rPr>
+        <w:t xml:space="preserve"> Build utility reusable method</w:t>
+      </w:r>
+    </w:p>
+    <w:p>
+      <w:pPr>
+        <w:pBdr>
+          <w:top w:val="single" w:sz="4" w:space="1" w:color="auto"/>
+        </w:pBdr>
+        <w:spacing w:after="0"/>
+        <w:rPr>
+          <w:sz w:val="22"/>
+          <w:szCs w:val="22"/>
+        </w:rPr>
+      </w:pPr>
+      <w:r>
+        <w:rPr>
+          <w:sz w:val="22"/>
+          <w:szCs w:val="22"/>
+        </w:rPr>
+        <w:pict w14:anchorId="79F0F7A3">
+          <v:rect id="_x0000_i1057" style="width:0;height:1.5pt" o:hralign="center" o:hrstd="t" o:hr="t" fillcolor="#a0a0a0" stroked="f"/>
         </w:pict>
       </w:r>
     </w:p>
@@ -3162,70 +6784,8 @@
         <w:rPr>
           <w:b/>
           <w:bCs/>
-        </w:rPr>
-      </w:pPr>
-      <w:r>
-        <w:rPr>
-          <w:b/>
-          <w:bCs/>
-        </w:rPr>
-        <w:t>Print summary</w:t>
-      </w:r>
-    </w:p>
-    <w:p>
-      <w:pPr>
-        <w:pBdr>
-          <w:top w:val="single" w:sz="4" w:space="1" w:color="auto"/>
-        </w:pBdr>
-        <w:spacing w:after="0"/>
-      </w:pPr>
-      <w:proofErr w:type="gramStart"/>
-      <w:r>
-        <w:t>print(</w:t>
-      </w:r>
-      <w:proofErr w:type="gramEnd"/>
-      <w:r>
-        <w:t xml:space="preserve">"Total broken links:", </w:t>
-      </w:r>
-      <w:proofErr w:type="spellStart"/>
-      <w:r>
-        <w:t>len</w:t>
-      </w:r>
-      <w:proofErr w:type="spellEnd"/>
-      <w:r>
-        <w:t>(</w:t>
-      </w:r>
-      <w:proofErr w:type="spellStart"/>
-      <w:r>
-        <w:t>broken_links</w:t>
-      </w:r>
-      <w:proofErr w:type="spellEnd"/>
-      <w:r>
-        <w:t>))</w:t>
-      </w:r>
-    </w:p>
-    <w:p>
-      <w:pPr>
-        <w:pBdr>
-          <w:top w:val="single" w:sz="4" w:space="1" w:color="auto"/>
-        </w:pBdr>
-        <w:spacing w:after="0"/>
-      </w:pPr>
-      <w:r>
-        <w:pict w14:anchorId="5639E4AF">
-          <v:rect id="_x0000_i1253" style="width:0;height:1.5pt" o:hralign="center" o:hrstd="t" o:hr="t" fillcolor="#a0a0a0" stroked="f"/>
-        </w:pict>
-      </w:r>
-    </w:p>
-    <w:p>
-      <w:pPr>
-        <w:pBdr>
-          <w:top w:val="single" w:sz="4" w:space="1" w:color="auto"/>
-        </w:pBdr>
-        <w:spacing w:after="0"/>
-        <w:rPr>
-          <w:b/>
-          <w:bCs/>
+          <w:sz w:val="22"/>
+          <w:szCs w:val="22"/>
         </w:rPr>
       </w:pPr>
       <w:r>
@@ -3233,6 +6793,8 @@
           <w:rFonts w:ascii="Segoe UI Emoji" w:hAnsi="Segoe UI Emoji" w:cs="Segoe UI Emoji"/>
           <w:b/>
           <w:bCs/>
+          <w:sz w:val="22"/>
+          <w:szCs w:val="22"/>
         </w:rPr>
         <w:t>✅</w:t>
       </w:r>
@@ -3240,948 +6802,8 @@
         <w:rPr>
           <w:b/>
           <w:bCs/>
-        </w:rPr>
-        <w:t xml:space="preserve"> Validate Only Internal Links</w:t>
-      </w:r>
-    </w:p>
-    <w:p>
-      <w:pPr>
-        <w:pBdr>
-          <w:top w:val="single" w:sz="4" w:space="1" w:color="auto"/>
-        </w:pBdr>
-        <w:spacing w:after="0"/>
-      </w:pPr>
-      <w:r>
-        <w:t>Avoid checking external sites.</w:t>
-      </w:r>
-    </w:p>
-    <w:p>
-      <w:pPr>
-        <w:pBdr>
-          <w:top w:val="single" w:sz="4" w:space="1" w:color="auto"/>
-        </w:pBdr>
-        <w:spacing w:after="0"/>
-      </w:pPr>
-      <w:r>
-        <w:t>if "example.com" in url:</w:t>
-      </w:r>
-    </w:p>
-    <w:p>
-      <w:pPr>
-        <w:pBdr>
-          <w:top w:val="single" w:sz="4" w:space="1" w:color="auto"/>
-        </w:pBdr>
-        <w:spacing w:after="0"/>
-      </w:pPr>
-      <w:r>
-        <w:pict w14:anchorId="06070397">
-          <v:rect id="_x0000_i1254" style="width:0;height:1.5pt" o:hralign="center" o:hrstd="t" o:hr="t" fillcolor="#a0a0a0" stroked="f"/>
-        </w:pict>
-      </w:r>
-    </w:p>
-    <w:p>
-      <w:pPr>
-        <w:pBdr>
-          <w:top w:val="single" w:sz="4" w:space="1" w:color="auto"/>
-        </w:pBdr>
-        <w:spacing w:after="0"/>
-      </w:pPr>
-      <w:r>
-        <w:t>Example:</w:t>
-      </w:r>
-    </w:p>
-    <w:p>
-      <w:pPr>
-        <w:pBdr>
-          <w:top w:val="single" w:sz="4" w:space="1" w:color="auto"/>
-        </w:pBdr>
-        <w:spacing w:after="0"/>
-      </w:pPr>
-      <w:r>
-        <w:t xml:space="preserve">if </w:t>
-      </w:r>
-      <w:proofErr w:type="spellStart"/>
-      <w:proofErr w:type="gramStart"/>
-      <w:r>
-        <w:t>url.startswith</w:t>
-      </w:r>
-      <w:proofErr w:type="spellEnd"/>
-      <w:proofErr w:type="gramEnd"/>
-      <w:r>
-        <w:t>("https://example.com"):</w:t>
-      </w:r>
-    </w:p>
-    <w:p>
-      <w:pPr>
-        <w:pBdr>
-          <w:top w:val="single" w:sz="4" w:space="1" w:color="auto"/>
-        </w:pBdr>
-        <w:spacing w:after="0"/>
-      </w:pPr>
-      <w:r>
-        <w:pict w14:anchorId="56216E8D">
-          <v:rect id="_x0000_i1255" style="width:0;height:1.5pt" o:hralign="center" o:hrstd="t" o:hr="t" fillcolor="#a0a0a0" stroked="f"/>
-        </w:pict>
-      </w:r>
-    </w:p>
-    <w:p>
-      <w:pPr>
-        <w:pBdr>
-          <w:top w:val="single" w:sz="4" w:space="1" w:color="auto"/>
-        </w:pBdr>
-        <w:spacing w:after="0"/>
-        <w:rPr>
-          <w:b/>
-          <w:bCs/>
-        </w:rPr>
-      </w:pPr>
-      <w:r>
-        <w:rPr>
-          <w:rFonts w:ascii="Segoe UI Emoji" w:hAnsi="Segoe UI Emoji" w:cs="Segoe UI Emoji"/>
-          <w:b/>
-          <w:bCs/>
-        </w:rPr>
-        <w:t>✅</w:t>
-      </w:r>
-      <w:r>
-        <w:rPr>
-          <w:b/>
-          <w:bCs/>
-        </w:rPr>
-        <w:t xml:space="preserve"> Common Issues</w:t>
-      </w:r>
-    </w:p>
-    <w:p>
-      <w:pPr>
-        <w:pBdr>
-          <w:top w:val="single" w:sz="4" w:space="1" w:color="auto"/>
-        </w:pBdr>
-        <w:spacing w:after="0"/>
-      </w:pPr>
-      <w:r>
-        <w:pict w14:anchorId="5B9B07FD">
-          <v:rect id="_x0000_i1256" style="width:0;height:1.5pt" o:hralign="center" o:hrstd="t" o:hr="t" fillcolor="#a0a0a0" stroked="f"/>
-        </w:pict>
-      </w:r>
-    </w:p>
-    <w:p>
-      <w:pPr>
-        <w:pBdr>
-          <w:top w:val="single" w:sz="4" w:space="1" w:color="auto"/>
-        </w:pBdr>
-        <w:spacing w:after="0"/>
-        <w:rPr>
-          <w:b/>
-          <w:bCs/>
-        </w:rPr>
-      </w:pPr>
-      <w:r>
-        <w:rPr>
-          <w:b/>
-          <w:bCs/>
-        </w:rPr>
-        <w:t>Skip empty links</w:t>
-      </w:r>
-    </w:p>
-    <w:p>
-      <w:pPr>
-        <w:pBdr>
-          <w:top w:val="single" w:sz="4" w:space="1" w:color="auto"/>
-        </w:pBdr>
-        <w:spacing w:after="0"/>
-      </w:pPr>
-      <w:r>
-        <w:t xml:space="preserve">if </w:t>
-      </w:r>
-      <w:proofErr w:type="spellStart"/>
-      <w:r>
-        <w:t>url</w:t>
-      </w:r>
-      <w:proofErr w:type="spellEnd"/>
-      <w:r>
-        <w:t xml:space="preserve"> is None:</w:t>
-      </w:r>
-    </w:p>
-    <w:p>
-      <w:pPr>
-        <w:pBdr>
-          <w:top w:val="single" w:sz="4" w:space="1" w:color="auto"/>
-        </w:pBdr>
-        <w:spacing w:after="0"/>
-      </w:pPr>
-      <w:r>
-        <w:t xml:space="preserve">    continue</w:t>
-      </w:r>
-    </w:p>
-    <w:p>
-      <w:pPr>
-        <w:pBdr>
-          <w:top w:val="single" w:sz="4" w:space="1" w:color="auto"/>
-        </w:pBdr>
-        <w:spacing w:after="0"/>
-      </w:pPr>
-      <w:r>
-        <w:pict w14:anchorId="658E5CE9">
-          <v:rect id="_x0000_i1257" style="width:0;height:1.5pt" o:hralign="center" o:hrstd="t" o:hr="t" fillcolor="#a0a0a0" stroked="f"/>
-        </w:pict>
-      </w:r>
-    </w:p>
-    <w:p>
-      <w:pPr>
-        <w:pBdr>
-          <w:top w:val="single" w:sz="4" w:space="1" w:color="auto"/>
-        </w:pBdr>
-        <w:spacing w:after="0"/>
-        <w:rPr>
-          <w:b/>
-          <w:bCs/>
-        </w:rPr>
-      </w:pPr>
-      <w:r>
-        <w:rPr>
-          <w:b/>
-          <w:bCs/>
-        </w:rPr>
-        <w:t>Skip JavaScript links</w:t>
-      </w:r>
-    </w:p>
-    <w:p>
-      <w:pPr>
-        <w:pBdr>
-          <w:top w:val="single" w:sz="4" w:space="1" w:color="auto"/>
-        </w:pBdr>
-        <w:spacing w:after="0"/>
-      </w:pPr>
-      <w:r>
-        <w:t>if "</w:t>
-      </w:r>
-      <w:proofErr w:type="spellStart"/>
-      <w:r>
-        <w:t>javascript</w:t>
-      </w:r>
-      <w:proofErr w:type="spellEnd"/>
-      <w:r>
-        <w:t xml:space="preserve">" in </w:t>
-      </w:r>
-      <w:proofErr w:type="spellStart"/>
-      <w:proofErr w:type="gramStart"/>
-      <w:r>
-        <w:t>url.lower</w:t>
-      </w:r>
-      <w:proofErr w:type="spellEnd"/>
-      <w:proofErr w:type="gramEnd"/>
-      <w:r>
-        <w:t>():</w:t>
-      </w:r>
-    </w:p>
-    <w:p>
-      <w:pPr>
-        <w:pBdr>
-          <w:top w:val="single" w:sz="4" w:space="1" w:color="auto"/>
-        </w:pBdr>
-        <w:spacing w:after="0"/>
-      </w:pPr>
-      <w:r>
-        <w:t xml:space="preserve">    continue</w:t>
-      </w:r>
-    </w:p>
-    <w:p>
-      <w:pPr>
-        <w:pBdr>
-          <w:top w:val="single" w:sz="4" w:space="1" w:color="auto"/>
-        </w:pBdr>
-        <w:spacing w:after="0"/>
-      </w:pPr>
-      <w:r>
-        <w:lastRenderedPageBreak/>
-        <w:pict w14:anchorId="218F34FB">
-          <v:rect id="_x0000_i1258" style="width:0;height:1.5pt" o:hralign="center" o:hrstd="t" o:hr="t" fillcolor="#a0a0a0" stroked="f"/>
-        </w:pict>
-      </w:r>
-    </w:p>
-    <w:p>
-      <w:pPr>
-        <w:pBdr>
-          <w:top w:val="single" w:sz="4" w:space="1" w:color="auto"/>
-        </w:pBdr>
-        <w:spacing w:after="0"/>
-        <w:rPr>
-          <w:b/>
-          <w:bCs/>
-        </w:rPr>
-      </w:pPr>
-      <w:r>
-        <w:rPr>
-          <w:b/>
-          <w:bCs/>
-        </w:rPr>
-        <w:t>Skip mail links</w:t>
-      </w:r>
-    </w:p>
-    <w:p>
-      <w:pPr>
-        <w:pBdr>
-          <w:top w:val="single" w:sz="4" w:space="1" w:color="auto"/>
-        </w:pBdr>
-        <w:spacing w:after="0"/>
-      </w:pPr>
-      <w:r>
-        <w:t xml:space="preserve">if </w:t>
-      </w:r>
-      <w:proofErr w:type="spellStart"/>
-      <w:proofErr w:type="gramStart"/>
-      <w:r>
-        <w:t>url.startswith</w:t>
-      </w:r>
-      <w:proofErr w:type="spellEnd"/>
-      <w:proofErr w:type="gramEnd"/>
-      <w:r>
-        <w:t>("</w:t>
-      </w:r>
-      <w:proofErr w:type="spellStart"/>
-      <w:r>
-        <w:t>mailto</w:t>
-      </w:r>
-      <w:proofErr w:type="spellEnd"/>
-      <w:r>
-        <w:t>"):</w:t>
-      </w:r>
-    </w:p>
-    <w:p>
-      <w:pPr>
-        <w:pBdr>
-          <w:top w:val="single" w:sz="4" w:space="1" w:color="auto"/>
-        </w:pBdr>
-        <w:spacing w:after="0"/>
-      </w:pPr>
-      <w:r>
-        <w:t xml:space="preserve">    continue</w:t>
-      </w:r>
-    </w:p>
-    <w:p>
-      <w:pPr>
-        <w:pBdr>
-          <w:top w:val="single" w:sz="4" w:space="1" w:color="auto"/>
-        </w:pBdr>
-        <w:spacing w:after="0"/>
-      </w:pPr>
-      <w:r>
-        <w:pict w14:anchorId="0DF04EF6">
-          <v:rect id="_x0000_i1259" style="width:0;height:1.5pt" o:hralign="center" o:hrstd="t" o:hr="t" fillcolor="#a0a0a0" stroked="f"/>
-        </w:pict>
-      </w:r>
-    </w:p>
-    <w:p>
-      <w:pPr>
-        <w:pBdr>
-          <w:top w:val="single" w:sz="4" w:space="1" w:color="auto"/>
-        </w:pBdr>
-        <w:spacing w:after="0"/>
-        <w:rPr>
-          <w:b/>
-          <w:bCs/>
-        </w:rPr>
-      </w:pPr>
-      <w:r>
-        <w:rPr>
-          <w:b/>
-          <w:bCs/>
-        </w:rPr>
-        <w:t>Senior filtering example</w:t>
-      </w:r>
-    </w:p>
-    <w:p>
-      <w:pPr>
-        <w:pBdr>
-          <w:top w:val="single" w:sz="4" w:space="1" w:color="auto"/>
-        </w:pBdr>
-        <w:spacing w:after="0"/>
-      </w:pPr>
-      <w:r>
-        <w:t xml:space="preserve">if not </w:t>
-      </w:r>
-      <w:proofErr w:type="spellStart"/>
-      <w:r>
-        <w:t>url</w:t>
-      </w:r>
-      <w:proofErr w:type="spellEnd"/>
-      <w:r>
-        <w:t xml:space="preserve"> or </w:t>
-      </w:r>
-      <w:proofErr w:type="spellStart"/>
-      <w:proofErr w:type="gramStart"/>
-      <w:r>
-        <w:t>url.startswith</w:t>
-      </w:r>
-      <w:proofErr w:type="spellEnd"/>
-      <w:proofErr w:type="gramEnd"/>
-      <w:r>
-        <w:t>("</w:t>
-      </w:r>
-      <w:proofErr w:type="spellStart"/>
-      <w:r>
-        <w:t>javascript</w:t>
-      </w:r>
-      <w:proofErr w:type="spellEnd"/>
-      <w:r>
-        <w:t xml:space="preserve">") or </w:t>
-      </w:r>
-      <w:proofErr w:type="spellStart"/>
-      <w:proofErr w:type="gramStart"/>
-      <w:r>
-        <w:t>url.startswith</w:t>
-      </w:r>
-      <w:proofErr w:type="spellEnd"/>
-      <w:proofErr w:type="gramEnd"/>
-      <w:r>
-        <w:t>("</w:t>
-      </w:r>
-      <w:proofErr w:type="spellStart"/>
-      <w:r>
-        <w:t>mailto</w:t>
-      </w:r>
-      <w:proofErr w:type="spellEnd"/>
-      <w:r>
-        <w:t>"):</w:t>
-      </w:r>
-    </w:p>
-    <w:p>
-      <w:pPr>
-        <w:pBdr>
-          <w:top w:val="single" w:sz="4" w:space="1" w:color="auto"/>
-        </w:pBdr>
-        <w:spacing w:after="0"/>
-      </w:pPr>
-      <w:r>
-        <w:t xml:space="preserve">    continue</w:t>
-      </w:r>
-    </w:p>
-    <w:p>
-      <w:pPr>
-        <w:pBdr>
-          <w:top w:val="single" w:sz="4" w:space="1" w:color="auto"/>
-        </w:pBdr>
-        <w:spacing w:after="0"/>
-      </w:pPr>
-      <w:r>
-        <w:pict w14:anchorId="5711FBAC">
-          <v:rect id="_x0000_i1260" style="width:0;height:1.5pt" o:hralign="center" o:hrstd="t" o:hr="t" fillcolor="#a0a0a0" stroked="f"/>
-        </w:pict>
-      </w:r>
-    </w:p>
-    <w:p>
-      <w:pPr>
-        <w:pBdr>
-          <w:top w:val="single" w:sz="4" w:space="1" w:color="auto"/>
-        </w:pBdr>
-        <w:spacing w:after="0"/>
-        <w:rPr>
-          <w:b/>
-          <w:bCs/>
-        </w:rPr>
-      </w:pPr>
-      <w:r>
-        <w:rPr>
-          <w:rFonts w:ascii="Segoe UI Emoji" w:hAnsi="Segoe UI Emoji" w:cs="Segoe UI Emoji"/>
-          <w:b/>
-          <w:bCs/>
-        </w:rPr>
-        <w:t>✅</w:t>
-      </w:r>
-      <w:r>
-        <w:rPr>
-          <w:b/>
-          <w:bCs/>
-        </w:rPr>
-        <w:t xml:space="preserve"> Real Project Example</w:t>
-      </w:r>
-    </w:p>
-    <w:p>
-      <w:pPr>
-        <w:pBdr>
-          <w:top w:val="single" w:sz="4" w:space="1" w:color="auto"/>
-        </w:pBdr>
-        <w:spacing w:after="0"/>
-      </w:pPr>
-      <w:proofErr w:type="spellStart"/>
-      <w:r>
-        <w:t>driver.get</w:t>
-      </w:r>
-      <w:proofErr w:type="spellEnd"/>
-      <w:r>
-        <w:t>("https://companyportal.com")</w:t>
-      </w:r>
-    </w:p>
-    <w:p>
-      <w:pPr>
-        <w:pBdr>
-          <w:top w:val="single" w:sz="4" w:space="1" w:color="auto"/>
-        </w:pBdr>
-        <w:spacing w:after="0"/>
-      </w:pPr>
-    </w:p>
-    <w:p>
-      <w:pPr>
-        <w:pBdr>
-          <w:top w:val="single" w:sz="4" w:space="1" w:color="auto"/>
-        </w:pBdr>
-        <w:spacing w:after="0"/>
-      </w:pPr>
-      <w:proofErr w:type="spellStart"/>
-      <w:r>
-        <w:t>validate_all_links</w:t>
-      </w:r>
-      <w:proofErr w:type="spellEnd"/>
-      <w:r>
-        <w:t>(driver)</w:t>
-      </w:r>
-    </w:p>
-    <w:p>
-      <w:pPr>
-        <w:pBdr>
-          <w:top w:val="single" w:sz="4" w:space="1" w:color="auto"/>
-        </w:pBdr>
-        <w:spacing w:after="0"/>
-      </w:pPr>
-      <w:r>
-        <w:pict w14:anchorId="67F0DA30">
-          <v:rect id="_x0000_i1261" style="width:0;height:1.5pt" o:hralign="center" o:hrstd="t" o:hr="t" fillcolor="#a0a0a0" stroked="f"/>
-        </w:pict>
-      </w:r>
-    </w:p>
-    <w:p>
-      <w:pPr>
-        <w:pBdr>
-          <w:top w:val="single" w:sz="4" w:space="1" w:color="auto"/>
-        </w:pBdr>
-        <w:spacing w:after="0"/>
-        <w:rPr>
-          <w:b/>
-          <w:bCs/>
-        </w:rPr>
-      </w:pPr>
-      <w:r>
-        <w:rPr>
-          <w:rFonts w:ascii="Segoe UI Emoji" w:hAnsi="Segoe UI Emoji" w:cs="Segoe UI Emoji"/>
-          <w:b/>
-          <w:bCs/>
-        </w:rPr>
-        <w:t>✅</w:t>
-      </w:r>
-      <w:r>
-        <w:rPr>
-          <w:b/>
-          <w:bCs/>
-        </w:rPr>
-        <w:t xml:space="preserve"> Common Mistakes</w:t>
-      </w:r>
-    </w:p>
-    <w:p>
-      <w:pPr>
-        <w:pBdr>
-          <w:top w:val="single" w:sz="4" w:space="1" w:color="auto"/>
-        </w:pBdr>
-        <w:spacing w:after="0"/>
-      </w:pPr>
-      <w:r>
-        <w:pict w14:anchorId="1DEF4213">
-          <v:rect id="_x0000_i1262" style="width:0;height:1.5pt" o:hralign="center" o:hrstd="t" o:hr="t" fillcolor="#a0a0a0" stroked="f"/>
-        </w:pict>
-      </w:r>
-    </w:p>
-    <w:p>
-      <w:pPr>
-        <w:pBdr>
-          <w:top w:val="single" w:sz="4" w:space="1" w:color="auto"/>
-        </w:pBdr>
-        <w:spacing w:after="0"/>
-        <w:rPr>
-          <w:b/>
-          <w:bCs/>
-        </w:rPr>
-      </w:pPr>
-      <w:r>
-        <w:rPr>
-          <w:rFonts w:ascii="Segoe UI Emoji" w:hAnsi="Segoe UI Emoji" w:cs="Segoe UI Emoji"/>
-          <w:b/>
-          <w:bCs/>
-        </w:rPr>
-        <w:t>❌</w:t>
-      </w:r>
-      <w:r>
-        <w:rPr>
-          <w:b/>
-          <w:bCs/>
-        </w:rPr>
-        <w:t xml:space="preserve"> Clicking every link</w:t>
-      </w:r>
-    </w:p>
-    <w:p>
-      <w:pPr>
-        <w:pBdr>
-          <w:top w:val="single" w:sz="4" w:space="1" w:color="auto"/>
-        </w:pBdr>
-        <w:spacing w:after="0"/>
-      </w:pPr>
-      <w:r>
-        <w:t>Bad approach:</w:t>
-      </w:r>
-    </w:p>
-    <w:p>
-      <w:pPr>
-        <w:pBdr>
-          <w:top w:val="single" w:sz="4" w:space="1" w:color="auto"/>
-        </w:pBdr>
-        <w:spacing w:after="0"/>
-      </w:pPr>
-      <w:proofErr w:type="spellStart"/>
-      <w:proofErr w:type="gramStart"/>
-      <w:r>
-        <w:t>link.click</w:t>
-      </w:r>
-      <w:proofErr w:type="spellEnd"/>
-      <w:proofErr w:type="gramEnd"/>
-      <w:r>
-        <w:t>()</w:t>
-      </w:r>
-    </w:p>
-    <w:p>
-      <w:pPr>
-        <w:pBdr>
-          <w:top w:val="single" w:sz="4" w:space="1" w:color="auto"/>
-        </w:pBdr>
-        <w:spacing w:after="0"/>
-      </w:pPr>
-      <w:r>
-        <w:t>Very slow.</w:t>
-      </w:r>
-    </w:p>
-    <w:p>
-      <w:pPr>
-        <w:pBdr>
-          <w:top w:val="single" w:sz="4" w:space="1" w:color="auto"/>
-        </w:pBdr>
-        <w:spacing w:after="0"/>
-      </w:pPr>
-      <w:r>
-        <w:pict w14:anchorId="7EC6962F">
-          <v:rect id="_x0000_i1263" style="width:0;height:1.5pt" o:hralign="center" o:hrstd="t" o:hr="t" fillcolor="#a0a0a0" stroked="f"/>
-        </w:pict>
-      </w:r>
-    </w:p>
-    <w:p>
-      <w:pPr>
-        <w:pBdr>
-          <w:top w:val="single" w:sz="4" w:space="1" w:color="auto"/>
-        </w:pBdr>
-        <w:spacing w:after="0"/>
-        <w:rPr>
-          <w:b/>
-          <w:bCs/>
-        </w:rPr>
-      </w:pPr>
-      <w:r>
-        <w:rPr>
-          <w:rFonts w:ascii="Segoe UI Symbol" w:hAnsi="Segoe UI Symbol" w:cs="Segoe UI Symbol"/>
-          <w:b/>
-          <w:bCs/>
-        </w:rPr>
-        <w:t>✔</w:t>
-      </w:r>
-      <w:r>
-        <w:rPr>
-          <w:b/>
-          <w:bCs/>
-        </w:rPr>
-        <w:t xml:space="preserve"> Better</w:t>
-      </w:r>
-    </w:p>
-    <w:p>
-      <w:pPr>
-        <w:pBdr>
-          <w:top w:val="single" w:sz="4" w:space="1" w:color="auto"/>
-        </w:pBdr>
-        <w:spacing w:after="0"/>
-      </w:pPr>
-      <w:r>
-        <w:t>Use HTTP request.</w:t>
-      </w:r>
-    </w:p>
-    <w:p>
-      <w:pPr>
-        <w:pBdr>
-          <w:top w:val="single" w:sz="4" w:space="1" w:color="auto"/>
-        </w:pBdr>
-        <w:spacing w:after="0"/>
-      </w:pPr>
-      <w:r>
-        <w:pict w14:anchorId="237C8DA0">
-          <v:rect id="_x0000_i1264" style="width:0;height:1.5pt" o:hralign="center" o:hrstd="t" o:hr="t" fillcolor="#a0a0a0" stroked="f"/>
-        </w:pict>
-      </w:r>
-    </w:p>
-    <w:p>
-      <w:pPr>
-        <w:pBdr>
-          <w:top w:val="single" w:sz="4" w:space="1" w:color="auto"/>
-        </w:pBdr>
-        <w:spacing w:after="0"/>
-        <w:rPr>
-          <w:b/>
-          <w:bCs/>
-        </w:rPr>
-      </w:pPr>
-      <w:r>
-        <w:rPr>
-          <w:rFonts w:ascii="Segoe UI Emoji" w:hAnsi="Segoe UI Emoji" w:cs="Segoe UI Emoji"/>
-          <w:b/>
-          <w:bCs/>
-        </w:rPr>
-        <w:t>❌</w:t>
-      </w:r>
-      <w:r>
-        <w:rPr>
-          <w:b/>
-          <w:bCs/>
-        </w:rPr>
-        <w:t xml:space="preserve"> Using GET for all pages</w:t>
-      </w:r>
-    </w:p>
-    <w:p>
-      <w:pPr>
-        <w:pBdr>
-          <w:top w:val="single" w:sz="4" w:space="1" w:color="auto"/>
-        </w:pBdr>
-        <w:spacing w:after="0"/>
-      </w:pPr>
-      <w:r>
-        <w:t>Slower.</w:t>
-      </w:r>
-    </w:p>
-    <w:p>
-      <w:pPr>
-        <w:pBdr>
-          <w:top w:val="single" w:sz="4" w:space="1" w:color="auto"/>
-        </w:pBdr>
-        <w:spacing w:after="0"/>
-      </w:pPr>
-      <w:r>
-        <w:pict w14:anchorId="7C51F309">
-          <v:rect id="_x0000_i1265" style="width:0;height:1.5pt" o:hralign="center" o:hrstd="t" o:hr="t" fillcolor="#a0a0a0" stroked="f"/>
-        </w:pict>
-      </w:r>
-    </w:p>
-    <w:p>
-      <w:pPr>
-        <w:pBdr>
-          <w:top w:val="single" w:sz="4" w:space="1" w:color="auto"/>
-        </w:pBdr>
-        <w:spacing w:after="0"/>
-        <w:rPr>
-          <w:b/>
-          <w:bCs/>
-        </w:rPr>
-      </w:pPr>
-      <w:r>
-        <w:rPr>
-          <w:rFonts w:ascii="Segoe UI Symbol" w:hAnsi="Segoe UI Symbol" w:cs="Segoe UI Symbol"/>
-          <w:b/>
-          <w:bCs/>
-        </w:rPr>
-        <w:t>✔</w:t>
-      </w:r>
-      <w:r>
-        <w:rPr>
-          <w:b/>
-          <w:bCs/>
-        </w:rPr>
-        <w:t xml:space="preserve"> Better</w:t>
-      </w:r>
-    </w:p>
-    <w:p>
-      <w:pPr>
-        <w:pBdr>
-          <w:top w:val="single" w:sz="4" w:space="1" w:color="auto"/>
-        </w:pBdr>
-        <w:spacing w:after="0"/>
-      </w:pPr>
-      <w:proofErr w:type="spellStart"/>
-      <w:proofErr w:type="gramStart"/>
-      <w:r>
-        <w:t>requests.head</w:t>
-      </w:r>
-      <w:proofErr w:type="spellEnd"/>
-      <w:proofErr w:type="gramEnd"/>
-      <w:r>
-        <w:t>()</w:t>
-      </w:r>
-    </w:p>
-    <w:p>
-      <w:pPr>
-        <w:pBdr>
-          <w:top w:val="single" w:sz="4" w:space="1" w:color="auto"/>
-        </w:pBdr>
-        <w:spacing w:after="0"/>
-      </w:pPr>
-      <w:r>
-        <w:pict w14:anchorId="6EE59E26">
-          <v:rect id="_x0000_i1266" style="width:0;height:1.5pt" o:hralign="center" o:hrstd="t" o:hr="t" fillcolor="#a0a0a0" stroked="f"/>
-        </w:pict>
-      </w:r>
-    </w:p>
-    <w:p>
-      <w:pPr>
-        <w:pBdr>
-          <w:top w:val="single" w:sz="4" w:space="1" w:color="auto"/>
-        </w:pBdr>
-        <w:spacing w:after="0"/>
-        <w:rPr>
-          <w:b/>
-          <w:bCs/>
-        </w:rPr>
-      </w:pPr>
-      <w:r>
-        <w:rPr>
-          <w:rFonts w:ascii="Segoe UI Emoji" w:hAnsi="Segoe UI Emoji" w:cs="Segoe UI Emoji"/>
-          <w:b/>
-          <w:bCs/>
-        </w:rPr>
-        <w:t>✅</w:t>
-      </w:r>
-      <w:r>
-        <w:rPr>
-          <w:b/>
-          <w:bCs/>
-        </w:rPr>
-        <w:t xml:space="preserve"> Best Practices (Senior Level)</w:t>
-      </w:r>
-    </w:p>
-    <w:p>
-      <w:pPr>
-        <w:pBdr>
-          <w:top w:val="single" w:sz="4" w:space="1" w:color="auto"/>
-        </w:pBdr>
-        <w:spacing w:after="0"/>
-      </w:pPr>
-      <w:r>
-        <w:rPr>
-          <w:rFonts w:ascii="Segoe UI Symbol" w:hAnsi="Segoe UI Symbol" w:cs="Segoe UI Symbol"/>
-        </w:rPr>
-        <w:t>✔</w:t>
-      </w:r>
-      <w:r>
-        <w:t xml:space="preserve"> Use HEAD request</w:t>
-      </w:r>
-      <w:r>
-        <w:br/>
-      </w:r>
-      <w:r>
-        <w:rPr>
-          <w:rFonts w:ascii="Segoe UI Symbol" w:hAnsi="Segoe UI Symbol" w:cs="Segoe UI Symbol"/>
-        </w:rPr>
-        <w:t>✔</w:t>
-      </w:r>
-      <w:r>
-        <w:t xml:space="preserve"> Handle redirects</w:t>
-      </w:r>
-      <w:r>
-        <w:br/>
-      </w:r>
-      <w:r>
-        <w:rPr>
-          <w:rFonts w:ascii="Segoe UI Symbol" w:hAnsi="Segoe UI Symbol" w:cs="Segoe UI Symbol"/>
-        </w:rPr>
-        <w:t>✔</w:t>
-      </w:r>
-      <w:r>
-        <w:t xml:space="preserve"> Skip </w:t>
-      </w:r>
-      <w:proofErr w:type="spellStart"/>
-      <w:r>
-        <w:t>mailto</w:t>
-      </w:r>
-      <w:proofErr w:type="spellEnd"/>
-      <w:r>
-        <w:t>/</w:t>
-      </w:r>
-      <w:proofErr w:type="spellStart"/>
-      <w:r>
-        <w:t>javascript</w:t>
-      </w:r>
-      <w:proofErr w:type="spellEnd"/>
-      <w:r>
-        <w:br/>
-      </w:r>
-      <w:r>
-        <w:rPr>
-          <w:rFonts w:ascii="Segoe UI Symbol" w:hAnsi="Segoe UI Symbol" w:cs="Segoe UI Symbol"/>
-        </w:rPr>
-        <w:t>✔</w:t>
-      </w:r>
-      <w:r>
-        <w:t xml:space="preserve"> Capture broken links in report</w:t>
-      </w:r>
-      <w:r>
-        <w:br/>
-      </w:r>
-      <w:r>
-        <w:rPr>
-          <w:rFonts w:ascii="Segoe UI Symbol" w:hAnsi="Segoe UI Symbol" w:cs="Segoe UI Symbol"/>
-        </w:rPr>
-        <w:t>✔</w:t>
-      </w:r>
-      <w:r>
-        <w:t xml:space="preserve"> Validate internal links first</w:t>
-      </w:r>
-      <w:r>
-        <w:br/>
-      </w:r>
-      <w:r>
-        <w:rPr>
-          <w:rFonts w:ascii="Segoe UI Symbol" w:hAnsi="Segoe UI Symbol" w:cs="Segoe UI Symbol"/>
-        </w:rPr>
-        <w:t>✔</w:t>
-      </w:r>
-      <w:r>
-        <w:t xml:space="preserve"> Build utility reusable method</w:t>
-      </w:r>
-    </w:p>
-    <w:p>
-      <w:pPr>
-        <w:pBdr>
-          <w:top w:val="single" w:sz="4" w:space="1" w:color="auto"/>
-        </w:pBdr>
-        <w:spacing w:after="0"/>
-      </w:pPr>
-      <w:r>
-        <w:pict w14:anchorId="79F0F7A3">
-          <v:rect id="_x0000_i1267" style="width:0;height:1.5pt" o:hralign="center" o:hrstd="t" o:hr="t" fillcolor="#a0a0a0" stroked="f"/>
-        </w:pict>
-      </w:r>
-    </w:p>
-    <w:p>
-      <w:pPr>
-        <w:pBdr>
-          <w:top w:val="single" w:sz="4" w:space="1" w:color="auto"/>
-        </w:pBdr>
-        <w:spacing w:after="0"/>
-        <w:rPr>
-          <w:b/>
-          <w:bCs/>
-        </w:rPr>
-      </w:pPr>
-      <w:r>
-        <w:rPr>
-          <w:rFonts w:ascii="Segoe UI Emoji" w:hAnsi="Segoe UI Emoji" w:cs="Segoe UI Emoji"/>
-          <w:b/>
-          <w:bCs/>
-        </w:rPr>
-        <w:t>✅</w:t>
-      </w:r>
-      <w:r>
-        <w:rPr>
-          <w:b/>
-          <w:bCs/>
+          <w:sz w:val="22"/>
+          <w:szCs w:val="22"/>
         </w:rPr>
         <w:t xml:space="preserve"> Summary Table</w:t>
       </w:r>
@@ -4199,8 +6821,8 @@
         <w:tblLook w:val="04A0" w:firstRow="1" w:lastRow="0" w:firstColumn="1" w:lastColumn="0" w:noHBand="0" w:noVBand="1"/>
       </w:tblPr>
       <w:tblGrid>
-        <w:gridCol w:w="1447"/>
-        <w:gridCol w:w="3477"/>
+        <w:gridCol w:w="1332"/>
+        <w:gridCol w:w="3194"/>
       </w:tblGrid>
       <w:tr>
         <w:trPr>
@@ -4222,12 +6844,16 @@
               <w:rPr>
                 <w:b/>
                 <w:bCs/>
+                <w:sz w:val="22"/>
+                <w:szCs w:val="22"/>
               </w:rPr>
             </w:pPr>
             <w:r>
               <w:rPr>
                 <w:b/>
                 <w:bCs/>
+                <w:sz w:val="22"/>
+                <w:szCs w:val="22"/>
               </w:rPr>
               <w:t>Step</w:t>
             </w:r>
@@ -4248,12 +6874,16 @@
               <w:rPr>
                 <w:b/>
                 <w:bCs/>
+                <w:sz w:val="22"/>
+                <w:szCs w:val="22"/>
               </w:rPr>
             </w:pPr>
             <w:r>
               <w:rPr>
                 <w:b/>
                 <w:bCs/>
+                <w:sz w:val="22"/>
+                <w:szCs w:val="22"/>
               </w:rPr>
               <w:t>Action</w:t>
             </w:r>
@@ -4276,8 +6906,16 @@
                 <w:top w:val="single" w:sz="4" w:space="1" w:color="auto"/>
               </w:pBdr>
               <w:spacing w:after="0"/>
+              <w:rPr>
+                <w:sz w:val="22"/>
+                <w:szCs w:val="22"/>
+              </w:rPr>
             </w:pPr>
             <w:r>
+              <w:rPr>
+                <w:sz w:val="22"/>
+                <w:szCs w:val="22"/>
+              </w:rPr>
               <w:t>Find links</w:t>
             </w:r>
           </w:p>
@@ -4294,26 +6932,50 @@
                 <w:top w:val="single" w:sz="4" w:space="1" w:color="auto"/>
               </w:pBdr>
               <w:spacing w:after="0"/>
+              <w:rPr>
+                <w:sz w:val="22"/>
+                <w:szCs w:val="22"/>
+              </w:rPr>
             </w:pPr>
             <w:proofErr w:type="spellStart"/>
             <w:r>
+              <w:rPr>
+                <w:sz w:val="22"/>
+                <w:szCs w:val="22"/>
+              </w:rPr>
               <w:t>find_</w:t>
             </w:r>
             <w:proofErr w:type="gramStart"/>
             <w:r>
+              <w:rPr>
+                <w:sz w:val="22"/>
+                <w:szCs w:val="22"/>
+              </w:rPr>
               <w:t>elements</w:t>
             </w:r>
             <w:proofErr w:type="spellEnd"/>
             <w:r>
+              <w:rPr>
+                <w:sz w:val="22"/>
+                <w:szCs w:val="22"/>
+              </w:rPr>
               <w:t>(</w:t>
             </w:r>
             <w:proofErr w:type="spellStart"/>
             <w:proofErr w:type="gramEnd"/>
             <w:r>
+              <w:rPr>
+                <w:sz w:val="22"/>
+                <w:szCs w:val="22"/>
+              </w:rPr>
               <w:t>By.TAG_NAME,"a</w:t>
             </w:r>
             <w:proofErr w:type="spellEnd"/>
             <w:r>
+              <w:rPr>
+                <w:sz w:val="22"/>
+                <w:szCs w:val="22"/>
+              </w:rPr>
               <w:t>")</w:t>
             </w:r>
           </w:p>
@@ -4335,8 +6997,16 @@
                 <w:top w:val="single" w:sz="4" w:space="1" w:color="auto"/>
               </w:pBdr>
               <w:spacing w:after="0"/>
+              <w:rPr>
+                <w:sz w:val="22"/>
+                <w:szCs w:val="22"/>
+              </w:rPr>
             </w:pPr>
             <w:r>
+              <w:rPr>
+                <w:sz w:val="22"/>
+                <w:szCs w:val="22"/>
+              </w:rPr>
               <w:t>Get URL</w:t>
             </w:r>
           </w:p>
@@ -4353,21 +7023,41 @@
                 <w:top w:val="single" w:sz="4" w:space="1" w:color="auto"/>
               </w:pBdr>
               <w:spacing w:after="0"/>
+              <w:rPr>
+                <w:sz w:val="22"/>
+                <w:szCs w:val="22"/>
+              </w:rPr>
             </w:pPr>
             <w:proofErr w:type="spellStart"/>
             <w:r>
+              <w:rPr>
+                <w:sz w:val="22"/>
+                <w:szCs w:val="22"/>
+              </w:rPr>
               <w:t>get_attribute</w:t>
             </w:r>
             <w:proofErr w:type="spellEnd"/>
             <w:r>
+              <w:rPr>
+                <w:sz w:val="22"/>
+                <w:szCs w:val="22"/>
+              </w:rPr>
               <w:t>("</w:t>
             </w:r>
             <w:proofErr w:type="spellStart"/>
             <w:r>
+              <w:rPr>
+                <w:sz w:val="22"/>
+                <w:szCs w:val="22"/>
+              </w:rPr>
               <w:t>href</w:t>
             </w:r>
             <w:proofErr w:type="spellEnd"/>
             <w:r>
+              <w:rPr>
+                <w:sz w:val="22"/>
+                <w:szCs w:val="22"/>
+              </w:rPr>
               <w:t>")</w:t>
             </w:r>
           </w:p>
@@ -4389,8 +7079,16 @@
                 <w:top w:val="single" w:sz="4" w:space="1" w:color="auto"/>
               </w:pBdr>
               <w:spacing w:after="0"/>
+              <w:rPr>
+                <w:sz w:val="22"/>
+                <w:szCs w:val="22"/>
+              </w:rPr>
             </w:pPr>
             <w:r>
+              <w:rPr>
+                <w:sz w:val="22"/>
+                <w:szCs w:val="22"/>
+              </w:rPr>
               <w:t>Send request</w:t>
             </w:r>
           </w:p>
@@ -4407,15 +7105,27 @@
                 <w:top w:val="single" w:sz="4" w:space="1" w:color="auto"/>
               </w:pBdr>
               <w:spacing w:after="0"/>
+              <w:rPr>
+                <w:sz w:val="22"/>
+                <w:szCs w:val="22"/>
+              </w:rPr>
             </w:pPr>
             <w:proofErr w:type="spellStart"/>
             <w:proofErr w:type="gramStart"/>
             <w:r>
+              <w:rPr>
+                <w:sz w:val="22"/>
+                <w:szCs w:val="22"/>
+              </w:rPr>
               <w:t>requests.head</w:t>
             </w:r>
             <w:proofErr w:type="spellEnd"/>
             <w:proofErr w:type="gramEnd"/>
             <w:r>
+              <w:rPr>
+                <w:sz w:val="22"/>
+                <w:szCs w:val="22"/>
+              </w:rPr>
               <w:t>()</w:t>
             </w:r>
           </w:p>
@@ -4437,8 +7147,16 @@
                 <w:top w:val="single" w:sz="4" w:space="1" w:color="auto"/>
               </w:pBdr>
               <w:spacing w:after="0"/>
+              <w:rPr>
+                <w:sz w:val="22"/>
+                <w:szCs w:val="22"/>
+              </w:rPr>
             </w:pPr>
             <w:r>
+              <w:rPr>
+                <w:sz w:val="22"/>
+                <w:szCs w:val="22"/>
+              </w:rPr>
               <w:t>Check status</w:t>
             </w:r>
           </w:p>
@@ -4455,13 +7173,25 @@
                 <w:top w:val="single" w:sz="4" w:space="1" w:color="auto"/>
               </w:pBdr>
               <w:spacing w:after="0"/>
+              <w:rPr>
+                <w:sz w:val="22"/>
+                <w:szCs w:val="22"/>
+              </w:rPr>
             </w:pPr>
             <w:proofErr w:type="spellStart"/>
             <w:r>
+              <w:rPr>
+                <w:sz w:val="22"/>
+                <w:szCs w:val="22"/>
+              </w:rPr>
               <w:t>status_code</w:t>
             </w:r>
             <w:proofErr w:type="spellEnd"/>
             <w:r>
+              <w:rPr>
+                <w:sz w:val="22"/>
+                <w:szCs w:val="22"/>
+              </w:rPr>
               <w:t xml:space="preserve"> &gt;= 400</w:t>
             </w:r>
           </w:p>
@@ -4474,10 +7204,18 @@
           <w:top w:val="single" w:sz="4" w:space="1" w:color="auto"/>
         </w:pBdr>
         <w:spacing w:after="0"/>
-      </w:pPr>
-      <w:r>
+        <w:rPr>
+          <w:sz w:val="22"/>
+          <w:szCs w:val="22"/>
+        </w:rPr>
+      </w:pPr>
+      <w:r>
+        <w:rPr>
+          <w:sz w:val="22"/>
+          <w:szCs w:val="22"/>
+        </w:rPr>
         <w:pict w14:anchorId="2C590E58">
-          <v:rect id="_x0000_i1268" style="width:0;height:1.5pt" o:hralign="center" o:hrstd="t" o:hr="t" fillcolor="#a0a0a0" stroked="f"/>
+          <v:rect id="_x0000_i1058" style="width:0;height:1.5pt" o:hralign="center" o:hrstd="t" o:hr="t" fillcolor="#a0a0a0" stroked="f"/>
         </w:pict>
       </w:r>
     </w:p>
@@ -4490,6 +7228,8 @@
         <w:rPr>
           <w:b/>
           <w:bCs/>
+          <w:sz w:val="22"/>
+          <w:szCs w:val="22"/>
         </w:rPr>
       </w:pPr>
       <w:r>
@@ -4497,14 +7237,17 @@
           <w:rFonts w:ascii="Segoe UI Emoji" w:hAnsi="Segoe UI Emoji" w:cs="Segoe UI Emoji"/>
           <w:b/>
           <w:bCs/>
-        </w:rPr>
-        <w:lastRenderedPageBreak/>
+          <w:sz w:val="22"/>
+          <w:szCs w:val="22"/>
+        </w:rPr>
         <w:t>✅</w:t>
       </w:r>
       <w:r>
         <w:rPr>
           <w:b/>
           <w:bCs/>
+          <w:sz w:val="22"/>
+          <w:szCs w:val="22"/>
         </w:rPr>
         <w:t xml:space="preserve"> Interview Answer</w:t>
       </w:r>
@@ -4515,11 +7258,17 @@
           <w:top w:val="single" w:sz="4" w:space="1" w:color="auto"/>
         </w:pBdr>
         <w:spacing w:after="0"/>
-      </w:pPr>
-      <w:r>
-        <w:rPr>
-          <w:b/>
-          <w:bCs/>
+        <w:rPr>
+          <w:sz w:val="22"/>
+          <w:szCs w:val="22"/>
+        </w:rPr>
+      </w:pPr>
+      <w:r>
+        <w:rPr>
+          <w:b/>
+          <w:bCs/>
+          <w:sz w:val="22"/>
+          <w:szCs w:val="22"/>
         </w:rPr>
         <w:t xml:space="preserve">To validate broken links in Selenium, I first collect all anchor elements using Selenium, extract their </w:t>
       </w:r>
@@ -4528,6 +7277,8 @@
         <w:rPr>
           <w:b/>
           <w:bCs/>
+          <w:sz w:val="22"/>
+          <w:szCs w:val="22"/>
         </w:rPr>
         <w:t>href</w:t>
       </w:r>
@@ -4536,6 +7287,8 @@
         <w:rPr>
           <w:b/>
           <w:bCs/>
+          <w:sz w:val="22"/>
+          <w:szCs w:val="22"/>
         </w:rPr>
         <w:t xml:space="preserve"> values, and then use Python’s requests library to send an HTTP HEAD request. If the response status code is 400 or above, the link is considered broken. In automation frameworks, this logic is typically implemented as a reusable utility that logs broken URLs for reporting.</w:t>
       </w:r>
@@ -4546,10 +7299,18 @@
           <w:top w:val="single" w:sz="4" w:space="1" w:color="auto"/>
         </w:pBdr>
         <w:spacing w:after="0"/>
-      </w:pPr>
-      <w:r>
+        <w:rPr>
+          <w:sz w:val="22"/>
+          <w:szCs w:val="22"/>
+        </w:rPr>
+      </w:pPr>
+      <w:r>
+        <w:rPr>
+          <w:sz w:val="22"/>
+          <w:szCs w:val="22"/>
+        </w:rPr>
         <w:pict w14:anchorId="6F880F9F">
-          <v:rect id="_x0000_i1269" style="width:0;height:1.5pt" o:hralign="center" o:hrstd="t" o:hr="t" fillcolor="#a0a0a0" stroked="f"/>
+          <v:rect id="_x0000_i1059" style="width:0;height:1.5pt" o:hralign="center" o:hrstd="t" o:hr="t" fillcolor="#a0a0a0" stroked="f"/>
         </w:pict>
       </w:r>
     </w:p>
@@ -4559,14 +7320,24 @@
           <w:top w:val="single" w:sz="4" w:space="1" w:color="auto"/>
         </w:pBdr>
         <w:spacing w:after="0"/>
-      </w:pPr>
-      <w:r>
+        <w:rPr>
+          <w:sz w:val="22"/>
+          <w:szCs w:val="22"/>
+        </w:rPr>
+      </w:pPr>
+      <w:r>
+        <w:rPr>
+          <w:sz w:val="22"/>
+          <w:szCs w:val="22"/>
+        </w:rPr>
         <w:t xml:space="preserve">If you'd like, I can show you </w:t>
       </w:r>
       <w:r>
         <w:rPr>
           <w:b/>
           <w:bCs/>
+          <w:sz w:val="22"/>
+          <w:szCs w:val="22"/>
         </w:rPr>
         <w:t xml:space="preserve">how to fail a </w:t>
       </w:r>
@@ -4575,6 +7346,8 @@
         <w:rPr>
           <w:b/>
           <w:bCs/>
+          <w:sz w:val="22"/>
+          <w:szCs w:val="22"/>
         </w:rPr>
         <w:t>pytest</w:t>
       </w:r>
@@ -4583,10 +7356,16 @@
         <w:rPr>
           <w:b/>
           <w:bCs/>
+          <w:sz w:val="22"/>
+          <w:szCs w:val="22"/>
         </w:rPr>
         <w:t xml:space="preserve"> test automatically when broken links are found</w:t>
       </w:r>
       <w:r>
+        <w:rPr>
+          <w:sz w:val="22"/>
+          <w:szCs w:val="22"/>
+        </w:rPr>
         <w:t>, which is useful in framework interviews.</w:t>
       </w:r>
     </w:p>
@@ -4596,12 +7375,16 @@
           <w:top w:val="single" w:sz="4" w:space="1" w:color="auto"/>
         </w:pBdr>
         <w:spacing w:after="0"/>
+        <w:rPr>
+          <w:sz w:val="22"/>
+          <w:szCs w:val="22"/>
+        </w:rPr>
       </w:pPr>
     </w:p>
     <w:sectPr>
       <w:pgSz w:w="11906" w:h="16838"/>
       <w:pgMar w:top="284" w:right="284" w:bottom="284" w:left="284" w:header="708" w:footer="708" w:gutter="0"/>
-      <w:cols w:space="708"/>
+      <w:cols w:num="2" w:sep="1" w:space="113"/>
       <w:docGrid w:linePitch="360"/>
     </w:sectPr>
   </w:body>
@@ -5636,6 +8419,7 @@
   <w:style w:type="character" w:default="1" w:styleId="DefaultParagraphFont">
     <w:name w:val="Default Paragraph Font"/>
     <w:uiPriority w:val="1"/>
+    <w:semiHidden/>
     <w:unhideWhenUsed/>
   </w:style>
   <w:style w:type="table" w:default="1" w:styleId="TableNormal">
